--- a/Nosho_Board_Review_Mars2026.docx
+++ b/Nosho_Board_Review_Mars2026.docx
@@ -2,17 +2,39 @@
 <file path=word/document.xml><?xml version="1.0" encoding="utf-8"?>
 <w:document xmlns:wpc="http://schemas.microsoft.com/office/word/2010/wordprocessingCanvas" xmlns:mo="http://schemas.microsoft.com/office/mac/office/2008/main" xmlns:mc="http://schemas.openxmlformats.org/markup-compatibility/2006" xmlns:mv="urn:schemas-microsoft-com:mac:vml" xmlns:o="urn:schemas-microsoft-com:office:office" xmlns:r="http://schemas.openxmlformats.org/officeDocument/2006/relationships" xmlns:m="http://schemas.openxmlformats.org/officeDocument/2006/math" xmlns:v="urn:schemas-microsoft-com:vml" xmlns:wp14="http://schemas.microsoft.com/office/word/2010/wordprocessingDrawing" xmlns:wp="http://schemas.openxmlformats.org/drawingml/2006/wordprocessingDrawing" xmlns:w10="urn:schemas-microsoft-com:office:word" xmlns:w="http://schemas.openxmlformats.org/wordprocessingml/2006/main" xmlns:w14="http://schemas.microsoft.com/office/word/2010/wordml" xmlns:wpg="http://schemas.microsoft.com/office/word/2010/wordprocessingGroup" xmlns:wpi="http://schemas.microsoft.com/office/word/2010/wordprocessingInk" xmlns:wne="http://schemas.microsoft.com/office/word/2006/wordml" xmlns:wps="http://schemas.microsoft.com/office/word/2010/wordprocessingShape" mc:Ignorable="w14 wp14">
   <w:body>
+    <w:p/>
+    <w:p/>
+    <w:p/>
+    <w:p/>
     <w:p>
       <w:pPr>
         <w:jc w:val="center"/>
       </w:pPr>
       <w:r>
         <w:rPr>
+          <w:rFonts w:ascii="Century Gothic" w:hAnsi="Century Gothic"/>
           <w:b/>
-          <w:color w:val="509EE3"/>
-          <w:sz w:val="72"/>
+          <w:color w:val="FC8D42"/>
+          <w:sz w:val="96"/>
         </w:rPr>
-        <w:t>NOSHO</w:t>
+        <w:t>nosho</w:t>
+      </w:r>
+    </w:p>
+    <w:p>
+      <w:pPr>
+        <w:jc w:val="center"/>
+      </w:pPr>
+    </w:p>
+    <w:p>
+      <w:pPr>
+        <w:jc w:val="center"/>
+      </w:pPr>
+      <w:r>
+        <w:rPr>
+          <w:color w:val="FC8D42"/>
+          <w:sz w:val="28"/>
+        </w:rPr>
+        <w:t>━━━━━━━━━━━━━━━━━━━━━━━━━━━━━━</w:t>
       </w:r>
     </w:p>
     <w:p>
@@ -21,10 +43,11 @@
       </w:pPr>
       <w:r>
         <w:rPr>
-          <w:color w:val="1A253C"/>
-          <w:sz w:val="36"/>
+          <w:rFonts w:ascii="Century Gothic" w:hAnsi="Century Gothic"/>
+          <w:color w:val="1D1D1B"/>
+          <w:sz w:val="44"/>
         </w:rPr>
-        <w:t>Analyse Financière &amp; Pipeline Commercial</w:t>
+        <w:t>Analyse Financiere &amp; Pipeline Commercial</w:t>
       </w:r>
     </w:p>
     <w:p>
@@ -33,10 +56,11 @@
       </w:pPr>
       <w:r>
         <w:rPr>
-          <w:color w:val="667788"/>
-          <w:sz w:val="24"/>
+          <w:rFonts w:ascii="Marianne" w:hAnsi="Marianne"/>
+          <w:color w:val="1D1D1B"/>
+          <w:sz w:val="28"/>
         </w:rPr>
-        <w:t>Board Review — Mars 2026 | 7 mois post-création (28 août 2025)</w:t>
+        <w:t>Board Review — Mars 2026</w:t>
       </w:r>
     </w:p>
     <w:p>
@@ -45,10 +69,24 @@
       </w:pPr>
       <w:r>
         <w:rPr>
-          <w:color w:val="99AABB"/>
+          <w:rFonts w:ascii="Marianne" w:hAnsi="Marianne"/>
+          <w:color w:val="666664"/>
+          <w:sz w:val="24"/>
+        </w:rPr>
+        <w:t>7 mois post-creation (28 aout 2025)</w:t>
+      </w:r>
+    </w:p>
+    <w:p>
+      <w:pPr>
+        <w:jc w:val="center"/>
+      </w:pPr>
+      <w:r>
+        <w:rPr>
+          <w:rFonts w:ascii="Marianne" w:hAnsi="Marianne"/>
+          <w:color w:val="999997"/>
           <w:sz w:val="20"/>
         </w:rPr>
-        <w:t>Sources : Mollie Payments (postgres_main) + CRM Nosho (postgres_business)</w:t>
+        <w:t>Sources : Mollie Payments + CRM Nosho</w:t>
       </w:r>
     </w:p>
     <w:p>
@@ -66,73 +104,97 @@
     </w:p>
     <w:p>
       <w:pPr>
-        <w:pStyle w:val="ListNumber"/>
         <w:spacing w:after="80"/>
       </w:pPr>
       <w:r>
+        <w:rPr>
+          <w:rFonts w:ascii="Marianne" w:hAnsi="Marianne"/>
+          <w:sz w:val="24"/>
+        </w:rPr>
         <w:t>1. KPIs Financiers — Vue d'ensemble</w:t>
       </w:r>
     </w:p>
     <w:p>
       <w:pPr>
-        <w:pStyle w:val="ListNumber"/>
         <w:spacing w:after="80"/>
       </w:pPr>
       <w:r>
-        <w:t>2. Modèle de Revenue — Hybride Abo + Usage</w:t>
+        <w:rPr>
+          <w:rFonts w:ascii="Marianne" w:hAnsi="Marianne"/>
+          <w:sz w:val="24"/>
+        </w:rPr>
+        <w:t>2. Modele de Revenue — Hybride Abo + Usage</w:t>
       </w:r>
     </w:p>
     <w:p>
       <w:pPr>
-        <w:pStyle w:val="ListNumber"/>
         <w:spacing w:after="80"/>
       </w:pPr>
       <w:r>
+        <w:rPr>
+          <w:rFonts w:ascii="Marianne" w:hAnsi="Marianne"/>
+          <w:sz w:val="24"/>
+        </w:rPr>
         <w:t>3. Pipeline Commercial — Analyse CRM</w:t>
       </w:r>
     </w:p>
     <w:p>
       <w:pPr>
-        <w:pStyle w:val="ListNumber"/>
         <w:spacing w:after="80"/>
       </w:pPr>
       <w:r>
-        <w:t>4. Le virage stratégique — Shift Upmarket</w:t>
+        <w:rPr>
+          <w:rFonts w:ascii="Marianne" w:hAnsi="Marianne"/>
+          <w:sz w:val="24"/>
+        </w:rPr>
+        <w:t>4. Le virage strategique — Shift Upmarket</w:t>
       </w:r>
     </w:p>
     <w:p>
       <w:pPr>
-        <w:pStyle w:val="ListNumber"/>
         <w:spacing w:after="80"/>
       </w:pPr>
       <w:r>
-        <w:t>5. Projections MRR — Scénarios Q2 2026</w:t>
+        <w:rPr>
+          <w:rFonts w:ascii="Marianne" w:hAnsi="Marianne"/>
+          <w:sz w:val="24"/>
+        </w:rPr>
+        <w:t>5. Projections MRR — Scenarios Q2 2026</w:t>
       </w:r>
     </w:p>
     <w:p>
       <w:pPr>
-        <w:pStyle w:val="ListNumber"/>
         <w:spacing w:after="80"/>
       </w:pPr>
       <w:r>
+        <w:rPr>
+          <w:rFonts w:ascii="Marianne" w:hAnsi="Marianne"/>
+          <w:sz w:val="24"/>
+        </w:rPr>
         <w:t>6. Benchmarks SaaS B2B</w:t>
       </w:r>
     </w:p>
     <w:p>
       <w:pPr>
-        <w:pStyle w:val="ListNumber"/>
         <w:spacing w:after="80"/>
       </w:pPr>
       <w:r>
+        <w:rPr>
+          <w:rFonts w:ascii="Marianne" w:hAnsi="Marianne"/>
+          <w:sz w:val="24"/>
+        </w:rPr>
         <w:t>7. Risques &amp; Recommandations</w:t>
       </w:r>
     </w:p>
     <w:p>
       <w:pPr>
-        <w:pStyle w:val="ListNumber"/>
         <w:spacing w:after="80"/>
       </w:pPr>
       <w:r>
+        <w:rPr>
+          <w:rFonts w:ascii="Marianne" w:hAnsi="Marianne"/>
+          <w:sz w:val="24"/>
+        </w:rPr>
         <w:t>8. Verdict</w:t>
       </w:r>
     </w:p>
@@ -151,15 +213,22 @@
     </w:p>
     <w:p>
       <w:r>
-        <w:t>Nosho a été créée le 28 août 2025. En 7 mois d'activité, la société a atteint les métriques suivantes, extraites directement des données de paiement Mollie :</w:t>
+        <w:rPr>
+          <w:rFonts w:ascii="Marianne" w:hAnsi="Marianne"/>
+        </w:rPr>
+        <w:t>Nosho a ete creee le 28 aout 2025. En 7 mois d'activite, la societe a atteint les metriques suivantes, extraites directement des donnees de paiement Mollie :</w:t>
       </w:r>
     </w:p>
     <w:tbl>
       <w:tblPr>
-        <w:tblStyle w:val="LightGrid-Accent1"/>
         <w:tblW w:type="auto" w:w="0"/>
         <w:jc w:val="center"/>
         <w:tblLook w:firstColumn="1" w:firstRow="1" w:lastColumn="0" w:lastRow="0" w:noHBand="0" w:noVBand="1" w:val="04A0"/>
+        <w:tblBorders>
+          <w:top w:val="single" w:sz="4" w:space="0" w:color="FC8D42"/>
+          <w:bottom w:val="single" w:sz="4" w:space="0" w:color="FC8D42"/>
+          <w:insideH w:val="single" w:sz="2" w:space="0" w:color="E8E8E5"/>
+        </w:tblBorders>
       </w:tblPr>
       <w:tblGrid>
         <w:gridCol w:w="2880"/>
@@ -170,25 +239,31 @@
         <w:tc>
           <w:tcPr>
             <w:tcW w:type="dxa" w:w="2880"/>
-          </w:tcPr>
-          <w:p>
-            <w:r>
-              <w:rPr>
+            <w:shd w:fill="FC8D42"/>
+          </w:tcPr>
+          <w:p>
+            <w:r>
+              <w:rPr>
+                <w:rFonts w:ascii="Marianne" w:hAnsi="Marianne"/>
                 <w:b/>
-                <w:sz w:val="20"/>
-              </w:rPr>
-              <w:t>Métrique</w:t>
+                <w:color w:val="FFFFFF"/>
+                <w:sz w:val="20"/>
+              </w:rPr>
+              <w:t>Metrique</w:t>
             </w:r>
           </w:p>
         </w:tc>
         <w:tc>
           <w:tcPr>
             <w:tcW w:type="dxa" w:w="2880"/>
-          </w:tcPr>
-          <w:p>
-            <w:r>
-              <w:rPr>
+            <w:shd w:fill="FC8D42"/>
+          </w:tcPr>
+          <w:p>
+            <w:r>
+              <w:rPr>
+                <w:rFonts w:ascii="Marianne" w:hAnsi="Marianne"/>
                 <w:b/>
+                <w:color w:val="FFFFFF"/>
                 <w:sz w:val="20"/>
               </w:rPr>
               <w:t>Valeur</w:t>
@@ -198,11 +273,14 @@
         <w:tc>
           <w:tcPr>
             <w:tcW w:type="dxa" w:w="2880"/>
-          </w:tcPr>
-          <w:p>
-            <w:r>
-              <w:rPr>
+            <w:shd w:fill="FC8D42"/>
+          </w:tcPr>
+          <w:p>
+            <w:r>
+              <w:rPr>
+                <w:rFonts w:ascii="Marianne" w:hAnsi="Marianne"/>
                 <w:b/>
+                <w:color w:val="FFFFFF"/>
                 <w:sz w:val="20"/>
               </w:rPr>
               <w:t>Commentaire</w:t>
@@ -214,36 +292,45 @@
         <w:tc>
           <w:tcPr>
             <w:tcW w:type="dxa" w:w="2880"/>
-          </w:tcPr>
-          <w:p>
-            <w:r>
-              <w:rPr>
-                <w:sz w:val="20"/>
-              </w:rPr>
-              <w:t>MRR (Monthly Recurring Revenue)</w:t>
+            <w:shd w:fill="FEF0E4"/>
+          </w:tcPr>
+          <w:p>
+            <w:r>
+              <w:rPr>
+                <w:rFonts w:ascii="Marianne" w:hAnsi="Marianne"/>
+                <w:color w:val="1D1D1B"/>
+                <w:sz w:val="20"/>
+              </w:rPr>
+              <w:t>MRR</w:t>
             </w:r>
           </w:p>
         </w:tc>
         <w:tc>
           <w:tcPr>
             <w:tcW w:type="dxa" w:w="2880"/>
-          </w:tcPr>
-          <w:p>
-            <w:r>
-              <w:rPr>
-                <w:sz w:val="20"/>
-              </w:rPr>
-              <w:t>2 028 €</w:t>
+            <w:shd w:fill="FEF0E4"/>
+          </w:tcPr>
+          <w:p>
+            <w:r>
+              <w:rPr>
+                <w:rFonts w:ascii="Marianne" w:hAnsi="Marianne"/>
+                <w:color w:val="1D1D1B"/>
+                <w:sz w:val="20"/>
+              </w:rPr>
+              <w:t>2 028 EUR</w:t>
             </w:r>
           </w:p>
         </w:tc>
         <w:tc>
           <w:tcPr>
             <w:tcW w:type="dxa" w:w="2880"/>
-          </w:tcPr>
-          <w:p>
-            <w:r>
-              <w:rPr>
+            <w:shd w:fill="FEF0E4"/>
+          </w:tcPr>
+          <w:p>
+            <w:r>
+              <w:rPr>
+                <w:rFonts w:ascii="Marianne" w:hAnsi="Marianne"/>
+                <w:color w:val="1D1D1B"/>
                 <w:sz w:val="20"/>
               </w:rPr>
               <w:t>Somme des abonnements mensuels actifs</w:t>
@@ -259,9 +346,11 @@
           <w:p>
             <w:r>
               <w:rPr>
-                <w:sz w:val="20"/>
-              </w:rPr>
-              <w:t>ARR (Annual Recurring Revenue)</w:t>
+                <w:rFonts w:ascii="Marianne" w:hAnsi="Marianne"/>
+                <w:color w:val="1D1D1B"/>
+                <w:sz w:val="20"/>
+              </w:rPr>
+              <w:t>ARR</w:t>
             </w:r>
           </w:p>
         </w:tc>
@@ -272,9 +361,11 @@
           <w:p>
             <w:r>
               <w:rPr>
-                <w:sz w:val="20"/>
-              </w:rPr>
-              <w:t>24 339 €</w:t>
+                <w:rFonts w:ascii="Marianne" w:hAnsi="Marianne"/>
+                <w:color w:val="1D1D1B"/>
+                <w:sz w:val="20"/>
+              </w:rPr>
+              <w:t>24 339 EUR</w:t>
             </w:r>
           </w:p>
         </w:tc>
@@ -285,9 +376,11 @@
           <w:p>
             <w:r>
               <w:rPr>
-                <w:sz w:val="20"/>
-              </w:rPr>
-              <w:t>MRR × 12</w:t>
+                <w:rFonts w:ascii="Marianne" w:hAnsi="Marianne"/>
+                <w:color w:val="1D1D1B"/>
+                <w:sz w:val="20"/>
+              </w:rPr>
+              <w:t>MRR x 12</w:t>
             </w:r>
           </w:p>
         </w:tc>
@@ -296,23 +389,29 @@
         <w:tc>
           <w:tcPr>
             <w:tcW w:type="dxa" w:w="2880"/>
-          </w:tcPr>
-          <w:p>
-            <w:r>
-              <w:rPr>
-                <w:sz w:val="20"/>
-              </w:rPr>
-              <w:t>Clients actifs (abonnés)</w:t>
+            <w:shd w:fill="FEF0E4"/>
+          </w:tcPr>
+          <w:p>
+            <w:r>
+              <w:rPr>
+                <w:rFonts w:ascii="Marianne" w:hAnsi="Marianne"/>
+                <w:color w:val="1D1D1B"/>
+                <w:sz w:val="20"/>
+              </w:rPr>
+              <w:t>Clients actifs</w:t>
             </w:r>
           </w:p>
         </w:tc>
         <w:tc>
           <w:tcPr>
             <w:tcW w:type="dxa" w:w="2880"/>
-          </w:tcPr>
-          <w:p>
-            <w:r>
-              <w:rPr>
+            <w:shd w:fill="FEF0E4"/>
+          </w:tcPr>
+          <w:p>
+            <w:r>
+              <w:rPr>
+                <w:rFonts w:ascii="Marianne" w:hAnsi="Marianne"/>
+                <w:color w:val="1D1D1B"/>
                 <w:sz w:val="20"/>
               </w:rPr>
               <w:t>38</w:t>
@@ -322,10 +421,13 @@
         <w:tc>
           <w:tcPr>
             <w:tcW w:type="dxa" w:w="2880"/>
-          </w:tcPr>
-          <w:p>
-            <w:r>
-              <w:rPr>
+            <w:shd w:fill="FEF0E4"/>
+          </w:tcPr>
+          <w:p>
+            <w:r>
+              <w:rPr>
+                <w:rFonts w:ascii="Marianne" w:hAnsi="Marianne"/>
+                <w:color w:val="1D1D1B"/>
                 <w:sz w:val="20"/>
               </w:rPr>
               <w:t>Organisations avec subscription active</w:t>
@@ -341,9 +443,11 @@
           <w:p>
             <w:r>
               <w:rPr>
-                <w:sz w:val="20"/>
-              </w:rPr>
-              <w:t>ARPU (plan moyen)</w:t>
+                <w:rFonts w:ascii="Marianne" w:hAnsi="Marianne"/>
+                <w:color w:val="1D1D1B"/>
+                <w:sz w:val="20"/>
+              </w:rPr>
+              <w:t>ARPU (plan)</w:t>
             </w:r>
           </w:p>
         </w:tc>
@@ -354,9 +458,11 @@
           <w:p>
             <w:r>
               <w:rPr>
-                <w:sz w:val="20"/>
-              </w:rPr>
-              <w:t>53 €/mois</w:t>
+                <w:rFonts w:ascii="Marianne" w:hAnsi="Marianne"/>
+                <w:color w:val="1D1D1B"/>
+                <w:sz w:val="20"/>
+              </w:rPr>
+              <w:t>53 EUR/mois</w:t>
             </w:r>
           </w:p>
         </w:tc>
@@ -367,6 +473,8 @@
           <w:p>
             <w:r>
               <w:rPr>
+                <w:rFonts w:ascii="Marianne" w:hAnsi="Marianne"/>
+                <w:color w:val="1D1D1B"/>
                 <w:sz w:val="20"/>
               </w:rPr>
               <w:t>MRR / nb clients</w:t>
@@ -378,36 +486,45 @@
         <w:tc>
           <w:tcPr>
             <w:tcW w:type="dxa" w:w="2880"/>
-          </w:tcPr>
-          <w:p>
-            <w:r>
-              <w:rPr>
-                <w:sz w:val="20"/>
-              </w:rPr>
-              <w:t>Revenue total encaissé</w:t>
+            <w:shd w:fill="FEF0E4"/>
+          </w:tcPr>
+          <w:p>
+            <w:r>
+              <w:rPr>
+                <w:rFonts w:ascii="Marianne" w:hAnsi="Marianne"/>
+                <w:color w:val="1D1D1B"/>
+                <w:sz w:val="20"/>
+              </w:rPr>
+              <w:t>Revenue total</w:t>
             </w:r>
           </w:p>
         </w:tc>
         <w:tc>
           <w:tcPr>
             <w:tcW w:type="dxa" w:w="2880"/>
-          </w:tcPr>
-          <w:p>
-            <w:r>
-              <w:rPr>
-                <w:sz w:val="20"/>
-              </w:rPr>
-              <w:t>10 717 €</w:t>
+            <w:shd w:fill="FEF0E4"/>
+          </w:tcPr>
+          <w:p>
+            <w:r>
+              <w:rPr>
+                <w:rFonts w:ascii="Marianne" w:hAnsi="Marianne"/>
+                <w:color w:val="1D1D1B"/>
+                <w:sz w:val="20"/>
+              </w:rPr>
+              <w:t>10 717 EUR</w:t>
             </w:r>
           </w:p>
         </w:tc>
         <w:tc>
           <w:tcPr>
             <w:tcW w:type="dxa" w:w="2880"/>
-          </w:tcPr>
-          <w:p>
-            <w:r>
-              <w:rPr>
+            <w:shd w:fill="FEF0E4"/>
+          </w:tcPr>
+          <w:p>
+            <w:r>
+              <w:rPr>
+                <w:rFonts w:ascii="Marianne" w:hAnsi="Marianne"/>
+                <w:color w:val="1D1D1B"/>
                 <w:sz w:val="20"/>
               </w:rPr>
               <w:t>Cumul depuis sept. 2025</w:t>
@@ -423,9 +540,11 @@
           <w:p>
             <w:r>
               <w:rPr>
-                <w:sz w:val="20"/>
-              </w:rPr>
-              <w:t>Revenue mars 2026 (en cours)</w:t>
+                <w:rFonts w:ascii="Marianne" w:hAnsi="Marianne"/>
+                <w:color w:val="1D1D1B"/>
+                <w:sz w:val="20"/>
+              </w:rPr>
+              <w:t>Revenue mars</w:t>
             </w:r>
           </w:p>
         </w:tc>
@@ -436,9 +555,11 @@
           <w:p>
             <w:r>
               <w:rPr>
-                <w:sz w:val="20"/>
-              </w:rPr>
-              <w:t>1 782 €</w:t>
+                <w:rFonts w:ascii="Marianne" w:hAnsi="Marianne"/>
+                <w:color w:val="1D1D1B"/>
+                <w:sz w:val="20"/>
+              </w:rPr>
+              <w:t>1 782 EUR</w:t>
             </w:r>
           </w:p>
         </w:tc>
@@ -449,6 +570,8 @@
           <w:p>
             <w:r>
               <w:rPr>
+                <w:rFonts w:ascii="Marianne" w:hAnsi="Marianne"/>
+                <w:color w:val="1D1D1B"/>
                 <w:sz w:val="20"/>
               </w:rPr>
               <w:t>Mois en cours, au 16 mars</w:t>
@@ -460,23 +583,29 @@
         <w:tc>
           <w:tcPr>
             <w:tcW w:type="dxa" w:w="2880"/>
-          </w:tcPr>
-          <w:p>
-            <w:r>
-              <w:rPr>
-                <w:sz w:val="20"/>
-              </w:rPr>
-              <w:t>Transactions payées</w:t>
+            <w:shd w:fill="FEF0E4"/>
+          </w:tcPr>
+          <w:p>
+            <w:r>
+              <w:rPr>
+                <w:rFonts w:ascii="Marianne" w:hAnsi="Marianne"/>
+                <w:color w:val="1D1D1B"/>
+                <w:sz w:val="20"/>
+              </w:rPr>
+              <w:t>Transactions payees</w:t>
             </w:r>
           </w:p>
         </w:tc>
         <w:tc>
           <w:tcPr>
             <w:tcW w:type="dxa" w:w="2880"/>
-          </w:tcPr>
-          <w:p>
-            <w:r>
-              <w:rPr>
+            <w:shd w:fill="FEF0E4"/>
+          </w:tcPr>
+          <w:p>
+            <w:r>
+              <w:rPr>
+                <w:rFonts w:ascii="Marianne" w:hAnsi="Marianne"/>
+                <w:color w:val="1D1D1B"/>
                 <w:sz w:val="20"/>
               </w:rPr>
               <w:t>104</w:t>
@@ -486,13 +615,16 @@
         <w:tc>
           <w:tcPr>
             <w:tcW w:type="dxa" w:w="2880"/>
-          </w:tcPr>
-          <w:p>
-            <w:r>
-              <w:rPr>
-                <w:sz w:val="20"/>
-              </w:rPr>
-              <w:t>Toutes commandes Mollie status=paid</w:t>
+            <w:shd w:fill="FEF0E4"/>
+          </w:tcPr>
+          <w:p>
+            <w:r>
+              <w:rPr>
+                <w:rFonts w:ascii="Marianne" w:hAnsi="Marianne"/>
+                <w:color w:val="1D1D1B"/>
+                <w:sz w:val="20"/>
+              </w:rPr>
+              <w:t>Commandes Mollie status=paid</w:t>
             </w:r>
           </w:p>
         </w:tc>
@@ -504,15 +636,19 @@
         <w:pStyle w:val="Heading2"/>
       </w:pPr>
       <w:r>
-        <w:t>Évolution du MRR</w:t>
+        <w:t>Evolution du MRR</w:t>
       </w:r>
     </w:p>
     <w:tbl>
       <w:tblPr>
-        <w:tblStyle w:val="LightGrid-Accent1"/>
         <w:tblW w:type="auto" w:w="0"/>
         <w:jc w:val="center"/>
         <w:tblLook w:firstColumn="1" w:firstRow="1" w:lastColumn="0" w:lastRow="0" w:noHBand="0" w:noVBand="1" w:val="04A0"/>
+        <w:tblBorders>
+          <w:top w:val="single" w:sz="4" w:space="0" w:color="FC8D42"/>
+          <w:bottom w:val="single" w:sz="4" w:space="0" w:color="FC8D42"/>
+          <w:insideH w:val="single" w:sz="2" w:space="0" w:color="E8E8E5"/>
+        </w:tblBorders>
       </w:tblPr>
       <w:tblGrid>
         <w:gridCol w:w="2160"/>
@@ -524,11 +660,14 @@
         <w:tc>
           <w:tcPr>
             <w:tcW w:type="dxa" w:w="2160"/>
-          </w:tcPr>
-          <w:p>
-            <w:r>
-              <w:rPr>
+            <w:shd w:fill="FC8D42"/>
+          </w:tcPr>
+          <w:p>
+            <w:r>
+              <w:rPr>
+                <w:rFonts w:ascii="Marianne" w:hAnsi="Marianne"/>
                 <w:b/>
+                <w:color w:val="FFFFFF"/>
                 <w:sz w:val="20"/>
               </w:rPr>
               <w:t>Mois</w:t>
@@ -538,39 +677,48 @@
         <w:tc>
           <w:tcPr>
             <w:tcW w:type="dxa" w:w="2160"/>
-          </w:tcPr>
-          <w:p>
-            <w:r>
-              <w:rPr>
+            <w:shd w:fill="FC8D42"/>
+          </w:tcPr>
+          <w:p>
+            <w:r>
+              <w:rPr>
+                <w:rFonts w:ascii="Marianne" w:hAnsi="Marianne"/>
                 <w:b/>
-                <w:sz w:val="20"/>
-              </w:rPr>
-              <w:t>MRR (€)</w:t>
+                <w:color w:val="FFFFFF"/>
+                <w:sz w:val="20"/>
+              </w:rPr>
+              <w:t>MRR (EUR)</w:t>
             </w:r>
           </w:p>
         </w:tc>
         <w:tc>
           <w:tcPr>
             <w:tcW w:type="dxa" w:w="2160"/>
-          </w:tcPr>
-          <w:p>
-            <w:r>
-              <w:rPr>
+            <w:shd w:fill="FC8D42"/>
+          </w:tcPr>
+          <w:p>
+            <w:r>
+              <w:rPr>
+                <w:rFonts w:ascii="Marianne" w:hAnsi="Marianne"/>
                 <w:b/>
-                <w:sz w:val="20"/>
-              </w:rPr>
-              <w:t>Clients abonnés</w:t>
+                <w:color w:val="FFFFFF"/>
+                <w:sz w:val="20"/>
+              </w:rPr>
+              <w:t>Clients</w:t>
             </w:r>
           </w:p>
         </w:tc>
         <w:tc>
           <w:tcPr>
             <w:tcW w:type="dxa" w:w="2160"/>
-          </w:tcPr>
-          <w:p>
-            <w:r>
-              <w:rPr>
+            <w:shd w:fill="FC8D42"/>
+          </w:tcPr>
+          <w:p>
+            <w:r>
+              <w:rPr>
+                <w:rFonts w:ascii="Marianne" w:hAnsi="Marianne"/>
                 <w:b/>
+                <w:color w:val="FFFFFF"/>
                 <w:sz w:val="20"/>
               </w:rPr>
               <w:t>Croissance MoM</w:t>
@@ -582,10 +730,13 @@
         <w:tc>
           <w:tcPr>
             <w:tcW w:type="dxa" w:w="2160"/>
-          </w:tcPr>
-          <w:p>
-            <w:r>
-              <w:rPr>
+            <w:shd w:fill="FEF0E4"/>
+          </w:tcPr>
+          <w:p>
+            <w:r>
+              <w:rPr>
+                <w:rFonts w:ascii="Marianne" w:hAnsi="Marianne"/>
+                <w:color w:val="1D1D1B"/>
                 <w:sz w:val="20"/>
               </w:rPr>
               <w:t>Sept. 2025</w:t>
@@ -595,23 +746,29 @@
         <w:tc>
           <w:tcPr>
             <w:tcW w:type="dxa" w:w="2160"/>
-          </w:tcPr>
-          <w:p>
-            <w:r>
-              <w:rPr>
-                <w:sz w:val="20"/>
-              </w:rPr>
-              <w:t>931 €</w:t>
+            <w:shd w:fill="FEF0E4"/>
+          </w:tcPr>
+          <w:p>
+            <w:r>
+              <w:rPr>
+                <w:rFonts w:ascii="Marianne" w:hAnsi="Marianne"/>
+                <w:color w:val="1D1D1B"/>
+                <w:sz w:val="20"/>
+              </w:rPr>
+              <w:t>931</w:t>
             </w:r>
           </w:p>
         </w:tc>
         <w:tc>
           <w:tcPr>
             <w:tcW w:type="dxa" w:w="2160"/>
-          </w:tcPr>
-          <w:p>
-            <w:r>
-              <w:rPr>
+            <w:shd w:fill="FEF0E4"/>
+          </w:tcPr>
+          <w:p>
+            <w:r>
+              <w:rPr>
+                <w:rFonts w:ascii="Marianne" w:hAnsi="Marianne"/>
+                <w:color w:val="1D1D1B"/>
                 <w:sz w:val="20"/>
               </w:rPr>
               <w:t>19</w:t>
@@ -621,10 +778,13 @@
         <w:tc>
           <w:tcPr>
             <w:tcW w:type="dxa" w:w="2160"/>
-          </w:tcPr>
-          <w:p>
-            <w:r>
-              <w:rPr>
+            <w:shd w:fill="FEF0E4"/>
+          </w:tcPr>
+          <w:p>
+            <w:r>
+              <w:rPr>
+                <w:rFonts w:ascii="Marianne" w:hAnsi="Marianne"/>
+                <w:color w:val="1D1D1B"/>
                 <w:sz w:val="20"/>
               </w:rPr>
               <w:t>— (lancement)</w:t>
@@ -640,6 +800,8 @@
           <w:p>
             <w:r>
               <w:rPr>
+                <w:rFonts w:ascii="Marianne" w:hAnsi="Marianne"/>
+                <w:color w:val="1D1D1B"/>
                 <w:sz w:val="20"/>
               </w:rPr>
               <w:t>Oct. 2025</w:t>
@@ -653,9 +815,11 @@
           <w:p>
             <w:r>
               <w:rPr>
-                <w:sz w:val="20"/>
-              </w:rPr>
-              <w:t>1 131 €</w:t>
+                <w:rFonts w:ascii="Marianne" w:hAnsi="Marianne"/>
+                <w:color w:val="1D1D1B"/>
+                <w:sz w:val="20"/>
+              </w:rPr>
+              <w:t>1 131</w:t>
             </w:r>
           </w:p>
         </w:tc>
@@ -666,6 +830,8 @@
           <w:p>
             <w:r>
               <w:rPr>
+                <w:rFonts w:ascii="Marianne" w:hAnsi="Marianne"/>
+                <w:color w:val="1D1D1B"/>
                 <w:sz w:val="20"/>
               </w:rPr>
               <w:t>22</w:t>
@@ -679,6 +845,8 @@
           <w:p>
             <w:r>
               <w:rPr>
+                <w:rFonts w:ascii="Marianne" w:hAnsi="Marianne"/>
+                <w:color w:val="1D1D1B"/>
                 <w:sz w:val="20"/>
               </w:rPr>
               <w:t>+21,5%</w:t>
@@ -690,10 +858,13 @@
         <w:tc>
           <w:tcPr>
             <w:tcW w:type="dxa" w:w="2160"/>
-          </w:tcPr>
-          <w:p>
-            <w:r>
-              <w:rPr>
+            <w:shd w:fill="FEF0E4"/>
+          </w:tcPr>
+          <w:p>
+            <w:r>
+              <w:rPr>
+                <w:rFonts w:ascii="Marianne" w:hAnsi="Marianne"/>
+                <w:color w:val="1D1D1B"/>
                 <w:sz w:val="20"/>
               </w:rPr>
               <w:t>Nov. 2025</w:t>
@@ -703,23 +874,29 @@
         <w:tc>
           <w:tcPr>
             <w:tcW w:type="dxa" w:w="2160"/>
-          </w:tcPr>
-          <w:p>
-            <w:r>
-              <w:rPr>
-                <w:sz w:val="20"/>
-              </w:rPr>
-              <w:t>1 467 €</w:t>
+            <w:shd w:fill="FEF0E4"/>
+          </w:tcPr>
+          <w:p>
+            <w:r>
+              <w:rPr>
+                <w:rFonts w:ascii="Marianne" w:hAnsi="Marianne"/>
+                <w:color w:val="1D1D1B"/>
+                <w:sz w:val="20"/>
+              </w:rPr>
+              <w:t>1 467</w:t>
             </w:r>
           </w:p>
         </w:tc>
         <w:tc>
           <w:tcPr>
             <w:tcW w:type="dxa" w:w="2160"/>
-          </w:tcPr>
-          <w:p>
-            <w:r>
-              <w:rPr>
+            <w:shd w:fill="FEF0E4"/>
+          </w:tcPr>
+          <w:p>
+            <w:r>
+              <w:rPr>
+                <w:rFonts w:ascii="Marianne" w:hAnsi="Marianne"/>
+                <w:color w:val="1D1D1B"/>
                 <w:sz w:val="20"/>
               </w:rPr>
               <w:t>27</w:t>
@@ -729,10 +906,13 @@
         <w:tc>
           <w:tcPr>
             <w:tcW w:type="dxa" w:w="2160"/>
-          </w:tcPr>
-          <w:p>
-            <w:r>
-              <w:rPr>
+            <w:shd w:fill="FEF0E4"/>
+          </w:tcPr>
+          <w:p>
+            <w:r>
+              <w:rPr>
+                <w:rFonts w:ascii="Marianne" w:hAnsi="Marianne"/>
+                <w:color w:val="1D1D1B"/>
                 <w:sz w:val="20"/>
               </w:rPr>
               <w:t>+29,7%</w:t>
@@ -748,9 +928,11 @@
           <w:p>
             <w:r>
               <w:rPr>
-                <w:sz w:val="20"/>
-              </w:rPr>
-              <w:t>Déc. 2025</w:t>
+                <w:rFonts w:ascii="Marianne" w:hAnsi="Marianne"/>
+                <w:color w:val="1D1D1B"/>
+                <w:sz w:val="20"/>
+              </w:rPr>
+              <w:t>Dec. 2025</w:t>
             </w:r>
           </w:p>
         </w:tc>
@@ -761,9 +943,11 @@
           <w:p>
             <w:r>
               <w:rPr>
-                <w:sz w:val="20"/>
-              </w:rPr>
-              <w:t>1 545 €</w:t>
+                <w:rFonts w:ascii="Marianne" w:hAnsi="Marianne"/>
+                <w:color w:val="1D1D1B"/>
+                <w:sz w:val="20"/>
+              </w:rPr>
+              <w:t>1 545</w:t>
             </w:r>
           </w:p>
         </w:tc>
@@ -774,6 +958,8 @@
           <w:p>
             <w:r>
               <w:rPr>
+                <w:rFonts w:ascii="Marianne" w:hAnsi="Marianne"/>
+                <w:color w:val="1D1D1B"/>
                 <w:sz w:val="20"/>
               </w:rPr>
               <w:t>29</w:t>
@@ -787,6 +973,8 @@
           <w:p>
             <w:r>
               <w:rPr>
+                <w:rFonts w:ascii="Marianne" w:hAnsi="Marianne"/>
+                <w:color w:val="1D1D1B"/>
                 <w:sz w:val="20"/>
               </w:rPr>
               <w:t>+5,3%</w:t>
@@ -798,10 +986,13 @@
         <w:tc>
           <w:tcPr>
             <w:tcW w:type="dxa" w:w="2160"/>
-          </w:tcPr>
-          <w:p>
-            <w:r>
-              <w:rPr>
+            <w:shd w:fill="FEF0E4"/>
+          </w:tcPr>
+          <w:p>
+            <w:r>
+              <w:rPr>
+                <w:rFonts w:ascii="Marianne" w:hAnsi="Marianne"/>
+                <w:color w:val="1D1D1B"/>
                 <w:sz w:val="20"/>
               </w:rPr>
               <w:t>Jan. 2026</w:t>
@@ -811,23 +1002,29 @@
         <w:tc>
           <w:tcPr>
             <w:tcW w:type="dxa" w:w="2160"/>
-          </w:tcPr>
-          <w:p>
-            <w:r>
-              <w:rPr>
-                <w:sz w:val="20"/>
-              </w:rPr>
-              <w:t>1 785 €</w:t>
+            <w:shd w:fill="FEF0E4"/>
+          </w:tcPr>
+          <w:p>
+            <w:r>
+              <w:rPr>
+                <w:rFonts w:ascii="Marianne" w:hAnsi="Marianne"/>
+                <w:color w:val="1D1D1B"/>
+                <w:sz w:val="20"/>
+              </w:rPr>
+              <w:t>1 785</w:t>
             </w:r>
           </w:p>
         </w:tc>
         <w:tc>
           <w:tcPr>
             <w:tcW w:type="dxa" w:w="2160"/>
-          </w:tcPr>
-          <w:p>
-            <w:r>
-              <w:rPr>
+            <w:shd w:fill="FEF0E4"/>
+          </w:tcPr>
+          <w:p>
+            <w:r>
+              <w:rPr>
+                <w:rFonts w:ascii="Marianne" w:hAnsi="Marianne"/>
+                <w:color w:val="1D1D1B"/>
                 <w:sz w:val="20"/>
               </w:rPr>
               <w:t>33</w:t>
@@ -837,10 +1034,13 @@
         <w:tc>
           <w:tcPr>
             <w:tcW w:type="dxa" w:w="2160"/>
-          </w:tcPr>
-          <w:p>
-            <w:r>
-              <w:rPr>
+            <w:shd w:fill="FEF0E4"/>
+          </w:tcPr>
+          <w:p>
+            <w:r>
+              <w:rPr>
+                <w:rFonts w:ascii="Marianne" w:hAnsi="Marianne"/>
+                <w:color w:val="1D1D1B"/>
                 <w:sz w:val="20"/>
               </w:rPr>
               <w:t>+15,5%</w:t>
@@ -856,9 +1056,11 @@
           <w:p>
             <w:r>
               <w:rPr>
-                <w:sz w:val="20"/>
-              </w:rPr>
-              <w:t>Fév. 2026</w:t>
+                <w:rFonts w:ascii="Marianne" w:hAnsi="Marianne"/>
+                <w:color w:val="1D1D1B"/>
+                <w:sz w:val="20"/>
+              </w:rPr>
+              <w:t>Fev. 2026</w:t>
             </w:r>
           </w:p>
         </w:tc>
@@ -869,9 +1071,11 @@
           <w:p>
             <w:r>
               <w:rPr>
-                <w:sz w:val="20"/>
-              </w:rPr>
-              <w:t>1 958 €</w:t>
+                <w:rFonts w:ascii="Marianne" w:hAnsi="Marianne"/>
+                <w:color w:val="1D1D1B"/>
+                <w:sz w:val="20"/>
+              </w:rPr>
+              <w:t>1 958</w:t>
             </w:r>
           </w:p>
         </w:tc>
@@ -882,6 +1086,8 @@
           <w:p>
             <w:r>
               <w:rPr>
+                <w:rFonts w:ascii="Marianne" w:hAnsi="Marianne"/>
+                <w:color w:val="1D1D1B"/>
                 <w:sz w:val="20"/>
               </w:rPr>
               <w:t>37</w:t>
@@ -895,6 +1101,8 @@
           <w:p>
             <w:r>
               <w:rPr>
+                <w:rFonts w:ascii="Marianne" w:hAnsi="Marianne"/>
+                <w:color w:val="1D1D1B"/>
                 <w:sz w:val="20"/>
               </w:rPr>
               <w:t>+9,7%</w:t>
@@ -906,10 +1114,13 @@
         <w:tc>
           <w:tcPr>
             <w:tcW w:type="dxa" w:w="2160"/>
-          </w:tcPr>
-          <w:p>
-            <w:r>
-              <w:rPr>
+            <w:shd w:fill="FEF0E4"/>
+          </w:tcPr>
+          <w:p>
+            <w:r>
+              <w:rPr>
+                <w:rFonts w:ascii="Marianne" w:hAnsi="Marianne"/>
+                <w:color w:val="1D1D1B"/>
                 <w:sz w:val="20"/>
               </w:rPr>
               <w:t>Mars 2026</w:t>
@@ -919,23 +1130,29 @@
         <w:tc>
           <w:tcPr>
             <w:tcW w:type="dxa" w:w="2160"/>
-          </w:tcPr>
-          <w:p>
-            <w:r>
-              <w:rPr>
-                <w:sz w:val="20"/>
-              </w:rPr>
-              <w:t>2 028 €</w:t>
+            <w:shd w:fill="FEF0E4"/>
+          </w:tcPr>
+          <w:p>
+            <w:r>
+              <w:rPr>
+                <w:rFonts w:ascii="Marianne" w:hAnsi="Marianne"/>
+                <w:color w:val="1D1D1B"/>
+                <w:sz w:val="20"/>
+              </w:rPr>
+              <w:t>2 028</w:t>
             </w:r>
           </w:p>
         </w:tc>
         <w:tc>
           <w:tcPr>
             <w:tcW w:type="dxa" w:w="2160"/>
-          </w:tcPr>
-          <w:p>
-            <w:r>
-              <w:rPr>
+            <w:shd w:fill="FEF0E4"/>
+          </w:tcPr>
+          <w:p>
+            <w:r>
+              <w:rPr>
+                <w:rFonts w:ascii="Marianne" w:hAnsi="Marianne"/>
+                <w:color w:val="1D1D1B"/>
                 <w:sz w:val="20"/>
               </w:rPr>
               <w:t>38</w:t>
@@ -945,10 +1162,13 @@
         <w:tc>
           <w:tcPr>
             <w:tcW w:type="dxa" w:w="2160"/>
-          </w:tcPr>
-          <w:p>
-            <w:r>
-              <w:rPr>
+            <w:shd w:fill="FEF0E4"/>
+          </w:tcPr>
+          <w:p>
+            <w:r>
+              <w:rPr>
+                <w:rFonts w:ascii="Marianne" w:hAnsi="Marianne"/>
+                <w:color w:val="1D1D1B"/>
                 <w:sz w:val="20"/>
               </w:rPr>
               <w:t>+3,6%</w:t>
@@ -963,15 +1183,19 @@
         <w:pStyle w:val="Heading2"/>
       </w:pPr>
       <w:r>
-        <w:t>Revenue mensuel encaissé (Mollie)</w:t>
+        <w:t>Revenue mensuel encaisse (Mollie)</w:t>
       </w:r>
     </w:p>
     <w:tbl>
       <w:tblPr>
-        <w:tblStyle w:val="LightGrid-Accent1"/>
         <w:tblW w:type="auto" w:w="0"/>
         <w:jc w:val="center"/>
         <w:tblLook w:firstColumn="1" w:firstRow="1" w:lastColumn="0" w:lastRow="0" w:noHBand="0" w:noVBand="1" w:val="04A0"/>
+        <w:tblBorders>
+          <w:top w:val="single" w:sz="4" w:space="0" w:color="FC8D42"/>
+          <w:bottom w:val="single" w:sz="4" w:space="0" w:color="FC8D42"/>
+          <w:insideH w:val="single" w:sz="2" w:space="0" w:color="E8E8E5"/>
+        </w:tblBorders>
       </w:tblPr>
       <w:tblGrid>
         <w:gridCol w:w="2160"/>
@@ -983,11 +1207,14 @@
         <w:tc>
           <w:tcPr>
             <w:tcW w:type="dxa" w:w="2160"/>
-          </w:tcPr>
-          <w:p>
-            <w:r>
-              <w:rPr>
+            <w:shd w:fill="FC8D42"/>
+          </w:tcPr>
+          <w:p>
+            <w:r>
+              <w:rPr>
+                <w:rFonts w:ascii="Marianne" w:hAnsi="Marianne"/>
                 <w:b/>
+                <w:color w:val="FFFFFF"/>
                 <w:sz w:val="20"/>
               </w:rPr>
               <w:t>Mois</w:t>
@@ -997,25 +1224,31 @@
         <w:tc>
           <w:tcPr>
             <w:tcW w:type="dxa" w:w="2160"/>
-          </w:tcPr>
-          <w:p>
-            <w:r>
-              <w:rPr>
+            <w:shd w:fill="FC8D42"/>
+          </w:tcPr>
+          <w:p>
+            <w:r>
+              <w:rPr>
+                <w:rFonts w:ascii="Marianne" w:hAnsi="Marianne"/>
                 <w:b/>
-                <w:sz w:val="20"/>
-              </w:rPr>
-              <w:t>Revenue (€)</w:t>
+                <w:color w:val="FFFFFF"/>
+                <w:sz w:val="20"/>
+              </w:rPr>
+              <w:t>Revenue (EUR)</w:t>
             </w:r>
           </w:p>
         </w:tc>
         <w:tc>
           <w:tcPr>
             <w:tcW w:type="dxa" w:w="2160"/>
-          </w:tcPr>
-          <w:p>
-            <w:r>
-              <w:rPr>
+            <w:shd w:fill="FC8D42"/>
+          </w:tcPr>
+          <w:p>
+            <w:r>
+              <w:rPr>
+                <w:rFonts w:ascii="Marianne" w:hAnsi="Marianne"/>
                 <w:b/>
+                <w:color w:val="FFFFFF"/>
                 <w:sz w:val="20"/>
               </w:rPr>
               <w:t>Transactions</w:t>
@@ -1025,14 +1258,17 @@
         <w:tc>
           <w:tcPr>
             <w:tcW w:type="dxa" w:w="2160"/>
-          </w:tcPr>
-          <w:p>
-            <w:r>
-              <w:rPr>
+            <w:shd w:fill="FC8D42"/>
+          </w:tcPr>
+          <w:p>
+            <w:r>
+              <w:rPr>
+                <w:rFonts w:ascii="Marianne" w:hAnsi="Marianne"/>
                 <w:b/>
-                <w:sz w:val="20"/>
-              </w:rPr>
-              <w:t>ARPU réel</w:t>
+                <w:color w:val="FFFFFF"/>
+                <w:sz w:val="20"/>
+              </w:rPr>
+              <w:t>ARPU reel</w:t>
             </w:r>
           </w:p>
         </w:tc>
@@ -1041,10 +1277,13 @@
         <w:tc>
           <w:tcPr>
             <w:tcW w:type="dxa" w:w="2160"/>
-          </w:tcPr>
-          <w:p>
-            <w:r>
-              <w:rPr>
+            <w:shd w:fill="FEF0E4"/>
+          </w:tcPr>
+          <w:p>
+            <w:r>
+              <w:rPr>
+                <w:rFonts w:ascii="Marianne" w:hAnsi="Marianne"/>
+                <w:color w:val="1D1D1B"/>
                 <w:sz w:val="20"/>
               </w:rPr>
               <w:t>Sept. 2025</w:t>
@@ -1054,23 +1293,29 @@
         <w:tc>
           <w:tcPr>
             <w:tcW w:type="dxa" w:w="2160"/>
-          </w:tcPr>
-          <w:p>
-            <w:r>
-              <w:rPr>
-                <w:sz w:val="20"/>
-              </w:rPr>
-              <w:t>1 039 €</w:t>
+            <w:shd w:fill="FEF0E4"/>
+          </w:tcPr>
+          <w:p>
+            <w:r>
+              <w:rPr>
+                <w:rFonts w:ascii="Marianne" w:hAnsi="Marianne"/>
+                <w:color w:val="1D1D1B"/>
+                <w:sz w:val="20"/>
+              </w:rPr>
+              <w:t>1 039</w:t>
             </w:r>
           </w:p>
         </w:tc>
         <w:tc>
           <w:tcPr>
             <w:tcW w:type="dxa" w:w="2160"/>
-          </w:tcPr>
-          <w:p>
-            <w:r>
-              <w:rPr>
+            <w:shd w:fill="FEF0E4"/>
+          </w:tcPr>
+          <w:p>
+            <w:r>
+              <w:rPr>
+                <w:rFonts w:ascii="Marianne" w:hAnsi="Marianne"/>
+                <w:color w:val="1D1D1B"/>
                 <w:sz w:val="20"/>
               </w:rPr>
               <w:t>21</w:t>
@@ -1080,13 +1325,16 @@
         <w:tc>
           <w:tcPr>
             <w:tcW w:type="dxa" w:w="2160"/>
-          </w:tcPr>
-          <w:p>
-            <w:r>
-              <w:rPr>
-                <w:sz w:val="20"/>
-              </w:rPr>
-              <w:t>87 €</w:t>
+            <w:shd w:fill="FEF0E4"/>
+          </w:tcPr>
+          <w:p>
+            <w:r>
+              <w:rPr>
+                <w:rFonts w:ascii="Marianne" w:hAnsi="Marianne"/>
+                <w:color w:val="1D1D1B"/>
+                <w:sz w:val="20"/>
+              </w:rPr>
+              <w:t>87 EUR</w:t>
             </w:r>
           </w:p>
         </w:tc>
@@ -1099,6 +1347,8 @@
           <w:p>
             <w:r>
               <w:rPr>
+                <w:rFonts w:ascii="Marianne" w:hAnsi="Marianne"/>
+                <w:color w:val="1D1D1B"/>
                 <w:sz w:val="20"/>
               </w:rPr>
               <w:t>Oct. 2025</w:t>
@@ -1112,9 +1362,11 @@
           <w:p>
             <w:r>
               <w:rPr>
-                <w:sz w:val="20"/>
-              </w:rPr>
-              <w:t>1 054 €</w:t>
+                <w:rFonts w:ascii="Marianne" w:hAnsi="Marianne"/>
+                <w:color w:val="1D1D1B"/>
+                <w:sz w:val="20"/>
+              </w:rPr>
+              <w:t>1 054</w:t>
             </w:r>
           </w:p>
         </w:tc>
@@ -1125,6 +1377,8 @@
           <w:p>
             <w:r>
               <w:rPr>
+                <w:rFonts w:ascii="Marianne" w:hAnsi="Marianne"/>
+                <w:color w:val="1D1D1B"/>
                 <w:sz w:val="20"/>
               </w:rPr>
               <w:t>12</w:t>
@@ -1138,9 +1392,11 @@
           <w:p>
             <w:r>
               <w:rPr>
-                <w:sz w:val="20"/>
-              </w:rPr>
-              <w:t>105 €</w:t>
+                <w:rFonts w:ascii="Marianne" w:hAnsi="Marianne"/>
+                <w:color w:val="1D1D1B"/>
+                <w:sz w:val="20"/>
+              </w:rPr>
+              <w:t>105 EUR</w:t>
             </w:r>
           </w:p>
         </w:tc>
@@ -1149,10 +1405,13 @@
         <w:tc>
           <w:tcPr>
             <w:tcW w:type="dxa" w:w="2160"/>
-          </w:tcPr>
-          <w:p>
-            <w:r>
-              <w:rPr>
+            <w:shd w:fill="FEF0E4"/>
+          </w:tcPr>
+          <w:p>
+            <w:r>
+              <w:rPr>
+                <w:rFonts w:ascii="Marianne" w:hAnsi="Marianne"/>
+                <w:color w:val="1D1D1B"/>
                 <w:sz w:val="20"/>
               </w:rPr>
               <w:t>Nov. 2025</w:t>
@@ -1162,23 +1421,29 @@
         <w:tc>
           <w:tcPr>
             <w:tcW w:type="dxa" w:w="2160"/>
-          </w:tcPr>
-          <w:p>
-            <w:r>
-              <w:rPr>
-                <w:sz w:val="20"/>
-              </w:rPr>
-              <w:t>944 €</w:t>
+            <w:shd w:fill="FEF0E4"/>
+          </w:tcPr>
+          <w:p>
+            <w:r>
+              <w:rPr>
+                <w:rFonts w:ascii="Marianne" w:hAnsi="Marianne"/>
+                <w:color w:val="1D1D1B"/>
+                <w:sz w:val="20"/>
+              </w:rPr>
+              <w:t>944</w:t>
             </w:r>
           </w:p>
         </w:tc>
         <w:tc>
           <w:tcPr>
             <w:tcW w:type="dxa" w:w="2160"/>
-          </w:tcPr>
-          <w:p>
-            <w:r>
-              <w:rPr>
+            <w:shd w:fill="FEF0E4"/>
+          </w:tcPr>
+          <w:p>
+            <w:r>
+              <w:rPr>
+                <w:rFonts w:ascii="Marianne" w:hAnsi="Marianne"/>
+                <w:color w:val="1D1D1B"/>
                 <w:sz w:val="20"/>
               </w:rPr>
               <w:t>12</w:t>
@@ -1188,13 +1453,16 @@
         <w:tc>
           <w:tcPr>
             <w:tcW w:type="dxa" w:w="2160"/>
-          </w:tcPr>
-          <w:p>
-            <w:r>
-              <w:rPr>
-                <w:sz w:val="20"/>
-              </w:rPr>
-              <w:t>86 €</w:t>
+            <w:shd w:fill="FEF0E4"/>
+          </w:tcPr>
+          <w:p>
+            <w:r>
+              <w:rPr>
+                <w:rFonts w:ascii="Marianne" w:hAnsi="Marianne"/>
+                <w:color w:val="1D1D1B"/>
+                <w:sz w:val="20"/>
+              </w:rPr>
+              <w:t>86 EUR</w:t>
             </w:r>
           </w:p>
         </w:tc>
@@ -1207,9 +1475,11 @@
           <w:p>
             <w:r>
               <w:rPr>
-                <w:sz w:val="20"/>
-              </w:rPr>
-              <w:t>Déc. 2025</w:t>
+                <w:rFonts w:ascii="Marianne" w:hAnsi="Marianne"/>
+                <w:color w:val="1D1D1B"/>
+                <w:sz w:val="20"/>
+              </w:rPr>
+              <w:t>Dec. 2025</w:t>
             </w:r>
           </w:p>
         </w:tc>
@@ -1220,9 +1490,11 @@
           <w:p>
             <w:r>
               <w:rPr>
-                <w:sz w:val="20"/>
-              </w:rPr>
-              <w:t>991 €</w:t>
+                <w:rFonts w:ascii="Marianne" w:hAnsi="Marianne"/>
+                <w:color w:val="1D1D1B"/>
+                <w:sz w:val="20"/>
+              </w:rPr>
+              <w:t>991</w:t>
             </w:r>
           </w:p>
         </w:tc>
@@ -1233,6 +1505,8 @@
           <w:p>
             <w:r>
               <w:rPr>
+                <w:rFonts w:ascii="Marianne" w:hAnsi="Marianne"/>
+                <w:color w:val="1D1D1B"/>
                 <w:sz w:val="20"/>
               </w:rPr>
               <w:t>12</w:t>
@@ -1246,9 +1520,11 @@
           <w:p>
             <w:r>
               <w:rPr>
-                <w:sz w:val="20"/>
-              </w:rPr>
-              <w:t>83 €</w:t>
+                <w:rFonts w:ascii="Marianne" w:hAnsi="Marianne"/>
+                <w:color w:val="1D1D1B"/>
+                <w:sz w:val="20"/>
+              </w:rPr>
+              <w:t>83 EUR</w:t>
             </w:r>
           </w:p>
         </w:tc>
@@ -1257,10 +1533,13 @@
         <w:tc>
           <w:tcPr>
             <w:tcW w:type="dxa" w:w="2160"/>
-          </w:tcPr>
-          <w:p>
-            <w:r>
-              <w:rPr>
+            <w:shd w:fill="FEF0E4"/>
+          </w:tcPr>
+          <w:p>
+            <w:r>
+              <w:rPr>
+                <w:rFonts w:ascii="Marianne" w:hAnsi="Marianne"/>
+                <w:color w:val="1D1D1B"/>
                 <w:sz w:val="20"/>
               </w:rPr>
               <w:t>Jan. 2026</w:t>
@@ -1270,23 +1549,29 @@
         <w:tc>
           <w:tcPr>
             <w:tcW w:type="dxa" w:w="2160"/>
-          </w:tcPr>
-          <w:p>
-            <w:r>
-              <w:rPr>
-                <w:sz w:val="20"/>
-              </w:rPr>
-              <w:t>2 769 €</w:t>
+            <w:shd w:fill="FEF0E4"/>
+          </w:tcPr>
+          <w:p>
+            <w:r>
+              <w:rPr>
+                <w:rFonts w:ascii="Marianne" w:hAnsi="Marianne"/>
+                <w:color w:val="1D1D1B"/>
+                <w:sz w:val="20"/>
+              </w:rPr>
+              <w:t>2 769</w:t>
             </w:r>
           </w:p>
         </w:tc>
         <w:tc>
           <w:tcPr>
             <w:tcW w:type="dxa" w:w="2160"/>
-          </w:tcPr>
-          <w:p>
-            <w:r>
-              <w:rPr>
+            <w:shd w:fill="FEF0E4"/>
+          </w:tcPr>
+          <w:p>
+            <w:r>
+              <w:rPr>
+                <w:rFonts w:ascii="Marianne" w:hAnsi="Marianne"/>
+                <w:color w:val="1D1D1B"/>
                 <w:sz w:val="20"/>
               </w:rPr>
               <w:t>25</w:t>
@@ -1296,13 +1581,16 @@
         <w:tc>
           <w:tcPr>
             <w:tcW w:type="dxa" w:w="2160"/>
-          </w:tcPr>
-          <w:p>
-            <w:r>
-              <w:rPr>
-                <w:sz w:val="20"/>
-              </w:rPr>
-              <w:t>213 €</w:t>
+            <w:shd w:fill="FEF0E4"/>
+          </w:tcPr>
+          <w:p>
+            <w:r>
+              <w:rPr>
+                <w:rFonts w:ascii="Marianne" w:hAnsi="Marianne"/>
+                <w:color w:val="1D1D1B"/>
+                <w:sz w:val="20"/>
+              </w:rPr>
+              <w:t>213 EUR</w:t>
             </w:r>
           </w:p>
         </w:tc>
@@ -1315,9 +1603,11 @@
           <w:p>
             <w:r>
               <w:rPr>
-                <w:sz w:val="20"/>
-              </w:rPr>
-              <w:t>Fév. 2026</w:t>
+                <w:rFonts w:ascii="Marianne" w:hAnsi="Marianne"/>
+                <w:color w:val="1D1D1B"/>
+                <w:sz w:val="20"/>
+              </w:rPr>
+              <w:t>Fev. 2026</w:t>
             </w:r>
           </w:p>
         </w:tc>
@@ -1328,9 +1618,11 @@
           <w:p>
             <w:r>
               <w:rPr>
-                <w:sz w:val="20"/>
-              </w:rPr>
-              <w:t>2 139 €</w:t>
+                <w:rFonts w:ascii="Marianne" w:hAnsi="Marianne"/>
+                <w:color w:val="1D1D1B"/>
+                <w:sz w:val="20"/>
+              </w:rPr>
+              <w:t>2 139</w:t>
             </w:r>
           </w:p>
         </w:tc>
@@ -1341,6 +1633,8 @@
           <w:p>
             <w:r>
               <w:rPr>
+                <w:rFonts w:ascii="Marianne" w:hAnsi="Marianne"/>
+                <w:color w:val="1D1D1B"/>
                 <w:sz w:val="20"/>
               </w:rPr>
               <w:t>13</w:t>
@@ -1354,9 +1648,11 @@
           <w:p>
             <w:r>
               <w:rPr>
-                <w:sz w:val="20"/>
-              </w:rPr>
-              <w:t>165 €</w:t>
+                <w:rFonts w:ascii="Marianne" w:hAnsi="Marianne"/>
+                <w:color w:val="1D1D1B"/>
+                <w:sz w:val="20"/>
+              </w:rPr>
+              <w:t>165 EUR</w:t>
             </w:r>
           </w:p>
         </w:tc>
@@ -1365,10 +1661,13 @@
         <w:tc>
           <w:tcPr>
             <w:tcW w:type="dxa" w:w="2160"/>
-          </w:tcPr>
-          <w:p>
-            <w:r>
-              <w:rPr>
+            <w:shd w:fill="FEF0E4"/>
+          </w:tcPr>
+          <w:p>
+            <w:r>
+              <w:rPr>
+                <w:rFonts w:ascii="Marianne" w:hAnsi="Marianne"/>
+                <w:color w:val="1D1D1B"/>
                 <w:sz w:val="20"/>
               </w:rPr>
               <w:t>Mars 2026</w:t>
@@ -1378,23 +1677,29 @@
         <w:tc>
           <w:tcPr>
             <w:tcW w:type="dxa" w:w="2160"/>
-          </w:tcPr>
-          <w:p>
-            <w:r>
-              <w:rPr>
-                <w:sz w:val="20"/>
-              </w:rPr>
-              <w:t>1 782 €</w:t>
+            <w:shd w:fill="FEF0E4"/>
+          </w:tcPr>
+          <w:p>
+            <w:r>
+              <w:rPr>
+                <w:rFonts w:ascii="Marianne" w:hAnsi="Marianne"/>
+                <w:color w:val="1D1D1B"/>
+                <w:sz w:val="20"/>
+              </w:rPr>
+              <w:t>1 782</w:t>
             </w:r>
           </w:p>
         </w:tc>
         <w:tc>
           <w:tcPr>
             <w:tcW w:type="dxa" w:w="2160"/>
-          </w:tcPr>
-          <w:p>
-            <w:r>
-              <w:rPr>
+            <w:shd w:fill="FEF0E4"/>
+          </w:tcPr>
+          <w:p>
+            <w:r>
+              <w:rPr>
+                <w:rFonts w:ascii="Marianne" w:hAnsi="Marianne"/>
+                <w:color w:val="1D1D1B"/>
                 <w:sz w:val="20"/>
               </w:rPr>
               <w:t>9</w:t>
@@ -1404,13 +1709,16 @@
         <w:tc>
           <w:tcPr>
             <w:tcW w:type="dxa" w:w="2160"/>
-          </w:tcPr>
-          <w:p>
-            <w:r>
-              <w:rPr>
-                <w:sz w:val="20"/>
-              </w:rPr>
-              <w:t>255 €</w:t>
+            <w:shd w:fill="FEF0E4"/>
+          </w:tcPr>
+          <w:p>
+            <w:r>
+              <w:rPr>
+                <w:rFonts w:ascii="Marianne" w:hAnsi="Marianne"/>
+                <w:color w:val="1D1D1B"/>
+                <w:sz w:val="20"/>
+              </w:rPr>
+              <w:t>255 EUR</w:t>
             </w:r>
           </w:p>
         </w:tc>
@@ -1420,12 +1728,19 @@
     <w:p>
       <w:r>
         <w:rPr>
+          <w:rFonts w:ascii="Century Gothic" w:hAnsi="Century Gothic"/>
           <w:b/>
+          <w:color w:val="FC8D42"/>
+          <w:sz w:val="22"/>
         </w:rPr>
         <w:t xml:space="preserve">Note : </w:t>
       </w:r>
       <w:r>
-        <w:t>L'ARPU réel (revenue collecté / clients facturés) est significativement supérieur à l'ARPU plan grâce au modèle pay-per-use qui génère des dépassements de consommation.</w:t>
+        <w:rPr>
+          <w:rFonts w:ascii="Marianne" w:hAnsi="Marianne"/>
+          <w:sz w:val="22"/>
+        </w:rPr>
+        <w:t>L'ARPU reel (revenue collecte / clients factures) est significativement superieur a l'ARPU plan grace au modele pay-per-use qui genere des depassements de consommation.</w:t>
       </w:r>
     </w:p>
     <w:p>
@@ -1438,7 +1753,7 @@
         <w:pStyle w:val="Heading1"/>
       </w:pPr>
       <w:r>
-        <w:t>2. Modèle de Revenue — Hybride Abo + Usage</w:t>
+        <w:t>2. Modele de Revenue — Hybride Abo + Usage</w:t>
       </w:r>
     </w:p>
     <w:p>
@@ -1451,10 +1766,14 @@
     </w:p>
     <w:tbl>
       <w:tblPr>
-        <w:tblStyle w:val="LightGrid-Accent1"/>
         <w:tblW w:type="auto" w:w="0"/>
         <w:jc w:val="center"/>
         <w:tblLook w:firstColumn="1" w:firstRow="1" w:lastColumn="0" w:lastRow="0" w:noHBand="0" w:noVBand="1" w:val="04A0"/>
+        <w:tblBorders>
+          <w:top w:val="single" w:sz="4" w:space="0" w:color="FC8D42"/>
+          <w:bottom w:val="single" w:sz="4" w:space="0" w:color="FC8D42"/>
+          <w:insideH w:val="single" w:sz="2" w:space="0" w:color="E8E8E5"/>
+        </w:tblBorders>
       </w:tblPr>
       <w:tblGrid>
         <w:gridCol w:w="2160"/>
@@ -1466,11 +1785,14 @@
         <w:tc>
           <w:tcPr>
             <w:tcW w:type="dxa" w:w="2160"/>
-          </w:tcPr>
-          <w:p>
-            <w:r>
-              <w:rPr>
+            <w:shd w:fill="FC8D42"/>
+          </w:tcPr>
+          <w:p>
+            <w:r>
+              <w:rPr>
+                <w:rFonts w:ascii="Marianne" w:hAnsi="Marianne"/>
                 <w:b/>
+                <w:color w:val="FFFFFF"/>
                 <w:sz w:val="20"/>
               </w:rPr>
               <w:t>Type</w:t>
@@ -1480,25 +1802,31 @@
         <w:tc>
           <w:tcPr>
             <w:tcW w:type="dxa" w:w="2160"/>
-          </w:tcPr>
-          <w:p>
-            <w:r>
-              <w:rPr>
+            <w:shd w:fill="FC8D42"/>
+          </w:tcPr>
+          <w:p>
+            <w:r>
+              <w:rPr>
+                <w:rFonts w:ascii="Marianne" w:hAnsi="Marianne"/>
                 <w:b/>
-                <w:sz w:val="20"/>
-              </w:rPr>
-              <w:t>Revenue (€)</w:t>
+                <w:color w:val="FFFFFF"/>
+                <w:sz w:val="20"/>
+              </w:rPr>
+              <w:t>Revenue (EUR)</w:t>
             </w:r>
           </w:p>
         </w:tc>
         <w:tc>
           <w:tcPr>
             <w:tcW w:type="dxa" w:w="2160"/>
-          </w:tcPr>
-          <w:p>
-            <w:r>
-              <w:rPr>
+            <w:shd w:fill="FC8D42"/>
+          </w:tcPr>
+          <w:p>
+            <w:r>
+              <w:rPr>
+                <w:rFonts w:ascii="Marianne" w:hAnsi="Marianne"/>
                 <w:b/>
+                <w:color w:val="FFFFFF"/>
                 <w:sz w:val="20"/>
               </w:rPr>
               <w:t>% total</w:t>
@@ -1508,11 +1836,14 @@
         <w:tc>
           <w:tcPr>
             <w:tcW w:type="dxa" w:w="2160"/>
-          </w:tcPr>
-          <w:p>
-            <w:r>
-              <w:rPr>
+            <w:shd w:fill="FC8D42"/>
+          </w:tcPr>
+          <w:p>
+            <w:r>
+              <w:rPr>
+                <w:rFonts w:ascii="Marianne" w:hAnsi="Marianne"/>
                 <w:b/>
+                <w:color w:val="FFFFFF"/>
                 <w:sz w:val="20"/>
               </w:rPr>
               <w:t>Nb items</w:t>
@@ -1524,36 +1855,45 @@
         <w:tc>
           <w:tcPr>
             <w:tcW w:type="dxa" w:w="2160"/>
-          </w:tcPr>
-          <w:p>
-            <w:r>
-              <w:rPr>
-                <w:sz w:val="20"/>
-              </w:rPr>
-              <w:t>Abonnement (récurrent)</w:t>
+            <w:shd w:fill="FEF0E4"/>
+          </w:tcPr>
+          <w:p>
+            <w:r>
+              <w:rPr>
+                <w:rFonts w:ascii="Marianne" w:hAnsi="Marianne"/>
+                <w:color w:val="1D1D1B"/>
+                <w:sz w:val="20"/>
+              </w:rPr>
+              <w:t>Abonnement (recurrent)</w:t>
             </w:r>
           </w:p>
         </w:tc>
         <w:tc>
           <w:tcPr>
             <w:tcW w:type="dxa" w:w="2160"/>
-          </w:tcPr>
-          <w:p>
-            <w:r>
-              <w:rPr>
-                <w:sz w:val="20"/>
-              </w:rPr>
-              <w:t>5 402 €</w:t>
+            <w:shd w:fill="FEF0E4"/>
+          </w:tcPr>
+          <w:p>
+            <w:r>
+              <w:rPr>
+                <w:rFonts w:ascii="Marianne" w:hAnsi="Marianne"/>
+                <w:color w:val="1D1D1B"/>
+                <w:sz w:val="20"/>
+              </w:rPr>
+              <w:t>5 402</w:t>
             </w:r>
           </w:p>
         </w:tc>
         <w:tc>
           <w:tcPr>
             <w:tcW w:type="dxa" w:w="2160"/>
-          </w:tcPr>
-          <w:p>
-            <w:r>
-              <w:rPr>
+            <w:shd w:fill="FEF0E4"/>
+          </w:tcPr>
+          <w:p>
+            <w:r>
+              <w:rPr>
+                <w:rFonts w:ascii="Marianne" w:hAnsi="Marianne"/>
+                <w:color w:val="1D1D1B"/>
                 <w:sz w:val="20"/>
               </w:rPr>
               <w:t>61%</w:t>
@@ -1563,13 +1903,16 @@
         <w:tc>
           <w:tcPr>
             <w:tcW w:type="dxa" w:w="2160"/>
-          </w:tcPr>
-          <w:p>
-            <w:r>
-              <w:rPr>
-                <w:sz w:val="20"/>
-              </w:rPr>
-              <w:t>86 factures</w:t>
+            <w:shd w:fill="FEF0E4"/>
+          </w:tcPr>
+          <w:p>
+            <w:r>
+              <w:rPr>
+                <w:rFonts w:ascii="Marianne" w:hAnsi="Marianne"/>
+                <w:color w:val="1D1D1B"/>
+                <w:sz w:val="20"/>
+              </w:rPr>
+              <w:t>86</w:t>
             </w:r>
           </w:p>
         </w:tc>
@@ -1582,9 +1925,11 @@
           <w:p>
             <w:r>
               <w:rPr>
-                <w:sz w:val="20"/>
-              </w:rPr>
-              <w:t>Usage / Consommation (variable)</w:t>
+                <w:rFonts w:ascii="Marianne" w:hAnsi="Marianne"/>
+                <w:color w:val="1D1D1B"/>
+                <w:sz w:val="20"/>
+              </w:rPr>
+              <w:t>Usage / Consommation</w:t>
             </w:r>
           </w:p>
         </w:tc>
@@ -1595,9 +1940,11 @@
           <w:p>
             <w:r>
               <w:rPr>
-                <w:sz w:val="20"/>
-              </w:rPr>
-              <w:t>3 505 €</w:t>
+                <w:rFonts w:ascii="Marianne" w:hAnsi="Marianne"/>
+                <w:color w:val="1D1D1B"/>
+                <w:sz w:val="20"/>
+              </w:rPr>
+              <w:t>3 505</w:t>
             </w:r>
           </w:p>
         </w:tc>
@@ -1608,6 +1955,8 @@
           <w:p>
             <w:r>
               <w:rPr>
+                <w:rFonts w:ascii="Marianne" w:hAnsi="Marianne"/>
+                <w:color w:val="1D1D1B"/>
                 <w:sz w:val="20"/>
               </w:rPr>
               <w:t>39%</w:t>
@@ -1621,9 +1970,11 @@
           <w:p>
             <w:r>
               <w:rPr>
-                <w:sz w:val="20"/>
-              </w:rPr>
-              <w:t>13 factures</w:t>
+                <w:rFonts w:ascii="Marianne" w:hAnsi="Marianne"/>
+                <w:color w:val="1D1D1B"/>
+                <w:sz w:val="20"/>
+              </w:rPr>
+              <w:t>13</w:t>
             </w:r>
           </w:p>
         </w:tc>
@@ -1632,10 +1983,13 @@
         <w:tc>
           <w:tcPr>
             <w:tcW w:type="dxa" w:w="2160"/>
-          </w:tcPr>
-          <w:p>
-            <w:r>
-              <w:rPr>
+            <w:shd w:fill="FEF0E4"/>
+          </w:tcPr>
+          <w:p>
+            <w:r>
+              <w:rPr>
+                <w:rFonts w:ascii="Marianne" w:hAnsi="Marianne"/>
+                <w:color w:val="1D1D1B"/>
                 <w:sz w:val="20"/>
               </w:rPr>
               <w:t>Autre</w:t>
@@ -1645,23 +1999,29 @@
         <w:tc>
           <w:tcPr>
             <w:tcW w:type="dxa" w:w="2160"/>
-          </w:tcPr>
-          <w:p>
-            <w:r>
-              <w:rPr>
-                <w:sz w:val="20"/>
-              </w:rPr>
-              <w:t>4 €</w:t>
+            <w:shd w:fill="FEF0E4"/>
+          </w:tcPr>
+          <w:p>
+            <w:r>
+              <w:rPr>
+                <w:rFonts w:ascii="Marianne" w:hAnsi="Marianne"/>
+                <w:color w:val="1D1D1B"/>
+                <w:sz w:val="20"/>
+              </w:rPr>
+              <w:t>4</w:t>
             </w:r>
           </w:p>
         </w:tc>
         <w:tc>
           <w:tcPr>
             <w:tcW w:type="dxa" w:w="2160"/>
-          </w:tcPr>
-          <w:p>
-            <w:r>
-              <w:rPr>
+            <w:shd w:fill="FEF0E4"/>
+          </w:tcPr>
+          <w:p>
+            <w:r>
+              <w:rPr>
+                <w:rFonts w:ascii="Marianne" w:hAnsi="Marianne"/>
+                <w:color w:val="1D1D1B"/>
                 <w:sz w:val="20"/>
               </w:rPr>
               <w:t>&lt;1%</w:t>
@@ -1671,10 +2031,13 @@
         <w:tc>
           <w:tcPr>
             <w:tcW w:type="dxa" w:w="2160"/>
-          </w:tcPr>
-          <w:p>
-            <w:r>
-              <w:rPr>
+            <w:shd w:fill="FEF0E4"/>
+          </w:tcPr>
+          <w:p>
+            <w:r>
+              <w:rPr>
+                <w:rFonts w:ascii="Marianne" w:hAnsi="Marianne"/>
+                <w:color w:val="1D1D1B"/>
                 <w:sz w:val="20"/>
               </w:rPr>
               <w:t>5</w:t>
@@ -1686,7 +2049,14 @@
     <w:p/>
     <w:p>
       <w:r>
-        <w:t>Le modèle hybride est un atout majeur. La partie abonnement garantit un revenu prévisible, tandis que la partie usage crée un mécanisme naturel de Net Revenue Expansion : les clients qui utilisent davantage le service (plus de rendez-vous) paient proportionnellement plus, sans effort commercial supplémentaire.</w:t>
+        <w:rPr>
+          <w:rFonts w:ascii="Century Gothic" w:hAnsi="Century Gothic"/>
+          <w:b/>
+        </w:rPr>
+        <w:t xml:space="preserve">Le modele hybride est un atout majeur. </w:t>
+      </w:r>
+      <w:r>
+        <w:t>La partie abonnement garantit un revenu previsible, tandis que la partie usage cree un mecanisme naturel de Net Revenue Expansion : les clients qui utilisent davantage le service paient proportionnellement plus, sans effort commercial supplementaire.</w:t>
       </w:r>
     </w:p>
     <w:p>
@@ -1694,204 +2064,19 @@
         <w:pStyle w:val="Heading2"/>
       </w:pPr>
       <w:r>
-        <w:t>Répartition par modèle tarifaire</w:t>
+        <w:t>Top 10 comptes par revenue cumule</w:t>
       </w:r>
     </w:p>
     <w:tbl>
       <w:tblPr>
-        <w:tblStyle w:val="LightGrid-Accent1"/>
         <w:tblW w:type="auto" w:w="0"/>
         <w:jc w:val="center"/>
         <w:tblLook w:firstColumn="1" w:firstRow="1" w:lastColumn="0" w:lastRow="0" w:noHBand="0" w:noVBand="1" w:val="04A0"/>
-      </w:tblPr>
-      <w:tblGrid>
-        <w:gridCol w:w="2160"/>
-        <w:gridCol w:w="2160"/>
-        <w:gridCol w:w="2160"/>
-        <w:gridCol w:w="2160"/>
-      </w:tblGrid>
-      <w:tr>
-        <w:tc>
-          <w:tcPr>
-            <w:tcW w:type="dxa" w:w="2160"/>
-          </w:tcPr>
-          <w:p>
-            <w:r>
-              <w:rPr>
-                <w:b/>
-                <w:sz w:val="20"/>
-              </w:rPr>
-              <w:t>Modèle</w:t>
-            </w:r>
-          </w:p>
-        </w:tc>
-        <w:tc>
-          <w:tcPr>
-            <w:tcW w:type="dxa" w:w="2160"/>
-          </w:tcPr>
-          <w:p>
-            <w:r>
-              <w:rPr>
-                <w:b/>
-                <w:sz w:val="20"/>
-              </w:rPr>
-              <w:t>Clients</w:t>
-            </w:r>
-          </w:p>
-        </w:tc>
-        <w:tc>
-          <w:tcPr>
-            <w:tcW w:type="dxa" w:w="2160"/>
-          </w:tcPr>
-          <w:p>
-            <w:r>
-              <w:rPr>
-                <w:b/>
-                <w:sz w:val="20"/>
-              </w:rPr>
-              <w:t>Revenue total (€)</w:t>
-            </w:r>
-          </w:p>
-        </w:tc>
-        <w:tc>
-          <w:tcPr>
-            <w:tcW w:type="dxa" w:w="2160"/>
-          </w:tcPr>
-          <w:p>
-            <w:r>
-              <w:rPr>
-                <w:b/>
-                <w:sz w:val="20"/>
-              </w:rPr>
-              <w:t>ARPU réel (€)</w:t>
-            </w:r>
-          </w:p>
-        </w:tc>
-      </w:tr>
-      <w:tr>
-        <w:tc>
-          <w:tcPr>
-            <w:tcW w:type="dxa" w:w="2160"/>
-          </w:tcPr>
-          <w:p>
-            <w:r>
-              <w:rPr>
-                <w:sz w:val="20"/>
-              </w:rPr>
-              <w:t>Forfait fixe</w:t>
-            </w:r>
-          </w:p>
-        </w:tc>
-        <w:tc>
-          <w:tcPr>
-            <w:tcW w:type="dxa" w:w="2160"/>
-          </w:tcPr>
-          <w:p>
-            <w:r>
-              <w:rPr>
-                <w:sz w:val="20"/>
-              </w:rPr>
-              <w:t>26</w:t>
-            </w:r>
-          </w:p>
-        </w:tc>
-        <w:tc>
-          <w:tcPr>
-            <w:tcW w:type="dxa" w:w="2160"/>
-          </w:tcPr>
-          <w:p>
-            <w:r>
-              <w:rPr>
-                <w:sz w:val="20"/>
-              </w:rPr>
-              <w:t>—</w:t>
-            </w:r>
-          </w:p>
-        </w:tc>
-        <w:tc>
-          <w:tcPr>
-            <w:tcW w:type="dxa" w:w="2160"/>
-          </w:tcPr>
-          <w:p>
-            <w:r>
-              <w:rPr>
-                <w:sz w:val="20"/>
-              </w:rPr>
-              <w:t>48 €/mois (plan)</w:t>
-            </w:r>
-          </w:p>
-        </w:tc>
-      </w:tr>
-      <w:tr>
-        <w:tc>
-          <w:tcPr>
-            <w:tcW w:type="dxa" w:w="2160"/>
-          </w:tcPr>
-          <w:p>
-            <w:r>
-              <w:rPr>
-                <w:sz w:val="20"/>
-              </w:rPr>
-              <w:t>Pay-per-use</w:t>
-            </w:r>
-          </w:p>
-        </w:tc>
-        <w:tc>
-          <w:tcPr>
-            <w:tcW w:type="dxa" w:w="2160"/>
-          </w:tcPr>
-          <w:p>
-            <w:r>
-              <w:rPr>
-                <w:sz w:val="20"/>
-              </w:rPr>
-              <w:t>12</w:t>
-            </w:r>
-          </w:p>
-        </w:tc>
-        <w:tc>
-          <w:tcPr>
-            <w:tcW w:type="dxa" w:w="2160"/>
-          </w:tcPr>
-          <w:p>
-            <w:r>
-              <w:rPr>
-                <w:sz w:val="20"/>
-              </w:rPr>
-              <w:t>—</w:t>
-            </w:r>
-          </w:p>
-        </w:tc>
-        <w:tc>
-          <w:tcPr>
-            <w:tcW w:type="dxa" w:w="2160"/>
-          </w:tcPr>
-          <w:p>
-            <w:r>
-              <w:rPr>
-                <w:sz w:val="20"/>
-              </w:rPr>
-              <w:t>65 €/mois (plan) + conso</w:t>
-            </w:r>
-          </w:p>
-        </w:tc>
-      </w:tr>
-    </w:tbl>
-    <w:p/>
-    <w:p>
-      <w:pPr>
-        <w:pStyle w:val="Heading2"/>
-      </w:pPr>
-      <w:r>
-        <w:t>Top 10 comptes par revenue cumulé</w:t>
-      </w:r>
-    </w:p>
-    <w:tbl>
-      <w:tblPr>
-        <w:tblStyle w:val="LightGrid-Accent1"/>
-        <w:tblW w:type="auto" w:w="0"/>
-        <w:jc w:val="center"/>
-        <w:tblLook w:firstColumn="1" w:firstRow="1" w:lastColumn="0" w:lastRow="0" w:noHBand="0" w:noVBand="1" w:val="04A0"/>
+        <w:tblBorders>
+          <w:top w:val="single" w:sz="4" w:space="0" w:color="FC8D42"/>
+          <w:bottom w:val="single" w:sz="4" w:space="0" w:color="FC8D42"/>
+          <w:insideH w:val="single" w:sz="2" w:space="0" w:color="E8E8E5"/>
+        </w:tblBorders>
       </w:tblPr>
       <w:tblGrid>
         <w:gridCol w:w="1728"/>
@@ -1904,11 +2089,14 @@
         <w:tc>
           <w:tcPr>
             <w:tcW w:type="dxa" w:w="1728"/>
-          </w:tcPr>
-          <w:p>
-            <w:r>
-              <w:rPr>
+            <w:shd w:fill="FC8D42"/>
+          </w:tcPr>
+          <w:p>
+            <w:r>
+              <w:rPr>
+                <w:rFonts w:ascii="Marianne" w:hAnsi="Marianne"/>
                 <w:b/>
+                <w:color w:val="FFFFFF"/>
                 <w:sz w:val="20"/>
               </w:rPr>
               <w:t>Compte</w:t>
@@ -1918,53 +2106,65 @@
         <w:tc>
           <w:tcPr>
             <w:tcW w:type="dxa" w:w="1728"/>
-          </w:tcPr>
-          <w:p>
-            <w:r>
-              <w:rPr>
+            <w:shd w:fill="FC8D42"/>
+          </w:tcPr>
+          <w:p>
+            <w:r>
+              <w:rPr>
+                <w:rFonts w:ascii="Marianne" w:hAnsi="Marianne"/>
                 <w:b/>
-                <w:sz w:val="20"/>
-              </w:rPr>
-              <w:t>Revenue (€)</w:t>
+                <w:color w:val="FFFFFF"/>
+                <w:sz w:val="20"/>
+              </w:rPr>
+              <w:t>Revenue (EUR)</w:t>
             </w:r>
           </w:p>
         </w:tc>
         <w:tc>
           <w:tcPr>
             <w:tcW w:type="dxa" w:w="1728"/>
-          </w:tcPr>
-          <w:p>
-            <w:r>
-              <w:rPr>
+            <w:shd w:fill="FC8D42"/>
+          </w:tcPr>
+          <w:p>
+            <w:r>
+              <w:rPr>
+                <w:rFonts w:ascii="Marianne" w:hAnsi="Marianne"/>
                 <w:b/>
-                <w:sz w:val="20"/>
-              </w:rPr>
-              <w:t>Plan (€/mois)</w:t>
+                <w:color w:val="FFFFFF"/>
+                <w:sz w:val="20"/>
+              </w:rPr>
+              <w:t>Plan (EUR/mois)</w:t>
             </w:r>
           </w:p>
         </w:tc>
         <w:tc>
           <w:tcPr>
             <w:tcW w:type="dxa" w:w="1728"/>
-          </w:tcPr>
-          <w:p>
-            <w:r>
-              <w:rPr>
+            <w:shd w:fill="FC8D42"/>
+          </w:tcPr>
+          <w:p>
+            <w:r>
+              <w:rPr>
+                <w:rFonts w:ascii="Marianne" w:hAnsi="Marianne"/>
                 <w:b/>
-                <w:sz w:val="20"/>
-              </w:rPr>
-              <w:t>Modèle</w:t>
+                <w:color w:val="FFFFFF"/>
+                <w:sz w:val="20"/>
+              </w:rPr>
+              <w:t>Modele</w:t>
             </w:r>
           </w:p>
         </w:tc>
         <w:tc>
           <w:tcPr>
             <w:tcW w:type="dxa" w:w="1728"/>
-          </w:tcPr>
-          <w:p>
-            <w:r>
-              <w:rPr>
+            <w:shd w:fill="FC8D42"/>
+          </w:tcPr>
+          <w:p>
+            <w:r>
+              <w:rPr>
+                <w:rFonts w:ascii="Marianne" w:hAnsi="Marianne"/>
                 <w:b/>
+                <w:color w:val="FFFFFF"/>
                 <w:sz w:val="20"/>
               </w:rPr>
               <w:t>Factures</w:t>
@@ -1976,10 +2176,13 @@
         <w:tc>
           <w:tcPr>
             <w:tcW w:type="dxa" w:w="1728"/>
-          </w:tcPr>
-          <w:p>
-            <w:r>
-              <w:rPr>
+            <w:shd w:fill="FEF0E4"/>
+          </w:tcPr>
+          <w:p>
+            <w:r>
+              <w:rPr>
+                <w:rFonts w:ascii="Marianne" w:hAnsi="Marianne"/>
+                <w:color w:val="1D1D1B"/>
                 <w:sz w:val="20"/>
               </w:rPr>
               <w:t>Le Labo du Sourire</w:t>
@@ -1989,36 +2192,45 @@
         <w:tc>
           <w:tcPr>
             <w:tcW w:type="dxa" w:w="1728"/>
-          </w:tcPr>
-          <w:p>
-            <w:r>
-              <w:rPr>
-                <w:sz w:val="20"/>
-              </w:rPr>
-              <w:t>1 914 €</w:t>
+            <w:shd w:fill="FEF0E4"/>
+          </w:tcPr>
+          <w:p>
+            <w:r>
+              <w:rPr>
+                <w:rFonts w:ascii="Marianne" w:hAnsi="Marianne"/>
+                <w:color w:val="1D1D1B"/>
+                <w:sz w:val="20"/>
+              </w:rPr>
+              <w:t>1 914</w:t>
             </w:r>
           </w:p>
         </w:tc>
         <w:tc>
           <w:tcPr>
             <w:tcW w:type="dxa" w:w="1728"/>
-          </w:tcPr>
-          <w:p>
-            <w:r>
-              <w:rPr>
-                <w:sz w:val="20"/>
-              </w:rPr>
-              <w:t>69,99 €</w:t>
+            <w:shd w:fill="FEF0E4"/>
+          </w:tcPr>
+          <w:p>
+            <w:r>
+              <w:rPr>
+                <w:rFonts w:ascii="Marianne" w:hAnsi="Marianne"/>
+                <w:color w:val="1D1D1B"/>
+                <w:sz w:val="20"/>
+              </w:rPr>
+              <w:t>69,99</w:t>
             </w:r>
           </w:p>
         </w:tc>
         <w:tc>
           <w:tcPr>
             <w:tcW w:type="dxa" w:w="1728"/>
-          </w:tcPr>
-          <w:p>
-            <w:r>
-              <w:rPr>
+            <w:shd w:fill="FEF0E4"/>
+          </w:tcPr>
+          <w:p>
+            <w:r>
+              <w:rPr>
+                <w:rFonts w:ascii="Marianne" w:hAnsi="Marianne"/>
+                <w:color w:val="1D1D1B"/>
                 <w:sz w:val="20"/>
               </w:rPr>
               <w:t>Pay-per-use</w:t>
@@ -2028,10 +2240,13 @@
         <w:tc>
           <w:tcPr>
             <w:tcW w:type="dxa" w:w="1728"/>
-          </w:tcPr>
-          <w:p>
-            <w:r>
-              <w:rPr>
+            <w:shd w:fill="FEF0E4"/>
+          </w:tcPr>
+          <w:p>
+            <w:r>
+              <w:rPr>
+                <w:rFonts w:ascii="Marianne" w:hAnsi="Marianne"/>
+                <w:color w:val="1D1D1B"/>
                 <w:sz w:val="20"/>
               </w:rPr>
               <w:t>7</w:t>
@@ -2047,6 +2262,8 @@
           <w:p>
             <w:r>
               <w:rPr>
+                <w:rFonts w:ascii="Marianne" w:hAnsi="Marianne"/>
+                <w:color w:val="1D1D1B"/>
                 <w:sz w:val="20"/>
               </w:rPr>
               <w:t>So Clinic Aubagne</w:t>
@@ -2060,9 +2277,11 @@
           <w:p>
             <w:r>
               <w:rPr>
-                <w:sz w:val="20"/>
-              </w:rPr>
-              <w:t>908 €</w:t>
+                <w:rFonts w:ascii="Marianne" w:hAnsi="Marianne"/>
+                <w:color w:val="1D1D1B"/>
+                <w:sz w:val="20"/>
+              </w:rPr>
+              <w:t>908</w:t>
             </w:r>
           </w:p>
         </w:tc>
@@ -2073,9 +2292,11 @@
           <w:p>
             <w:r>
               <w:rPr>
-                <w:sz w:val="20"/>
-              </w:rPr>
-              <w:t>76,50 €</w:t>
+                <w:rFonts w:ascii="Marianne" w:hAnsi="Marianne"/>
+                <w:color w:val="1D1D1B"/>
+                <w:sz w:val="20"/>
+              </w:rPr>
+              <w:t>76,50</w:t>
             </w:r>
           </w:p>
         </w:tc>
@@ -2086,6 +2307,8 @@
           <w:p>
             <w:r>
               <w:rPr>
+                <w:rFonts w:ascii="Marianne" w:hAnsi="Marianne"/>
+                <w:color w:val="1D1D1B"/>
                 <w:sz w:val="20"/>
               </w:rPr>
               <w:t>Pay-per-use</w:t>
@@ -2099,6 +2322,8 @@
           <w:p>
             <w:r>
               <w:rPr>
+                <w:rFonts w:ascii="Marianne" w:hAnsi="Marianne"/>
+                <w:color w:val="1D1D1B"/>
                 <w:sz w:val="20"/>
               </w:rPr>
               <w:t>5</w:t>
@@ -2110,10 +2335,13 @@
         <w:tc>
           <w:tcPr>
             <w:tcW w:type="dxa" w:w="1728"/>
-          </w:tcPr>
-          <w:p>
-            <w:r>
-              <w:rPr>
+            <w:shd w:fill="FEF0E4"/>
+          </w:tcPr>
+          <w:p>
+            <w:r>
+              <w:rPr>
+                <w:rFonts w:ascii="Marianne" w:hAnsi="Marianne"/>
+                <w:color w:val="1D1D1B"/>
                 <w:sz w:val="20"/>
               </w:rPr>
               <w:t>Mathieu Chautard</w:t>
@@ -2123,36 +2351,45 @@
         <w:tc>
           <w:tcPr>
             <w:tcW w:type="dxa" w:w="1728"/>
-          </w:tcPr>
-          <w:p>
-            <w:r>
-              <w:rPr>
-                <w:sz w:val="20"/>
-              </w:rPr>
-              <w:t>757 €</w:t>
+            <w:shd w:fill="FEF0E4"/>
+          </w:tcPr>
+          <w:p>
+            <w:r>
+              <w:rPr>
+                <w:rFonts w:ascii="Marianne" w:hAnsi="Marianne"/>
+                <w:color w:val="1D1D1B"/>
+                <w:sz w:val="20"/>
+              </w:rPr>
+              <w:t>757</w:t>
             </w:r>
           </w:p>
         </w:tc>
         <w:tc>
           <w:tcPr>
             <w:tcW w:type="dxa" w:w="1728"/>
-          </w:tcPr>
-          <w:p>
-            <w:r>
-              <w:rPr>
-                <w:sz w:val="20"/>
-              </w:rPr>
-              <w:t>90,00 €</w:t>
+            <w:shd w:fill="FEF0E4"/>
+          </w:tcPr>
+          <w:p>
+            <w:r>
+              <w:rPr>
+                <w:rFonts w:ascii="Marianne" w:hAnsi="Marianne"/>
+                <w:color w:val="1D1D1B"/>
+                <w:sz w:val="20"/>
+              </w:rPr>
+              <w:t>90,00</w:t>
             </w:r>
           </w:p>
         </w:tc>
         <w:tc>
           <w:tcPr>
             <w:tcW w:type="dxa" w:w="1728"/>
-          </w:tcPr>
-          <w:p>
-            <w:r>
-              <w:rPr>
+            <w:shd w:fill="FEF0E4"/>
+          </w:tcPr>
+          <w:p>
+            <w:r>
+              <w:rPr>
+                <w:rFonts w:ascii="Marianne" w:hAnsi="Marianne"/>
+                <w:color w:val="1D1D1B"/>
                 <w:sz w:val="20"/>
               </w:rPr>
               <w:t>Forfait</w:t>
@@ -2162,10 +2399,13 @@
         <w:tc>
           <w:tcPr>
             <w:tcW w:type="dxa" w:w="1728"/>
-          </w:tcPr>
-          <w:p>
-            <w:r>
-              <w:rPr>
+            <w:shd w:fill="FEF0E4"/>
+          </w:tcPr>
+          <w:p>
+            <w:r>
+              <w:rPr>
+                <w:rFonts w:ascii="Marianne" w:hAnsi="Marianne"/>
+                <w:color w:val="1D1D1B"/>
                 <w:sz w:val="20"/>
               </w:rPr>
               <w:t>8</w:t>
@@ -2181,6 +2421,8 @@
           <w:p>
             <w:r>
               <w:rPr>
+                <w:rFonts w:ascii="Marianne" w:hAnsi="Marianne"/>
+                <w:color w:val="1D1D1B"/>
                 <w:sz w:val="20"/>
               </w:rPr>
               <w:t>Dr Benmansour</w:t>
@@ -2194,9 +2436,11 @@
           <w:p>
             <w:r>
               <w:rPr>
-                <w:sz w:val="20"/>
-              </w:rPr>
-              <w:t>747 €</w:t>
+                <w:rFonts w:ascii="Marianne" w:hAnsi="Marianne"/>
+                <w:color w:val="1D1D1B"/>
+                <w:sz w:val="20"/>
+              </w:rPr>
+              <w:t>747</w:t>
             </w:r>
           </w:p>
         </w:tc>
@@ -2207,9 +2451,11 @@
           <w:p>
             <w:r>
               <w:rPr>
-                <w:sz w:val="20"/>
-              </w:rPr>
-              <w:t>70,00 €</w:t>
+                <w:rFonts w:ascii="Marianne" w:hAnsi="Marianne"/>
+                <w:color w:val="1D1D1B"/>
+                <w:sz w:val="20"/>
+              </w:rPr>
+              <w:t>70,00</w:t>
             </w:r>
           </w:p>
         </w:tc>
@@ -2220,6 +2466,8 @@
           <w:p>
             <w:r>
               <w:rPr>
+                <w:rFonts w:ascii="Marianne" w:hAnsi="Marianne"/>
+                <w:color w:val="1D1D1B"/>
                 <w:sz w:val="20"/>
               </w:rPr>
               <w:t>Pay-per-use</w:t>
@@ -2233,6 +2481,8 @@
           <w:p>
             <w:r>
               <w:rPr>
+                <w:rFonts w:ascii="Marianne" w:hAnsi="Marianne"/>
+                <w:color w:val="1D1D1B"/>
                 <w:sz w:val="20"/>
               </w:rPr>
               <w:t>4</w:t>
@@ -2244,10 +2494,13 @@
         <w:tc>
           <w:tcPr>
             <w:tcW w:type="dxa" w:w="1728"/>
-          </w:tcPr>
-          <w:p>
-            <w:r>
-              <w:rPr>
+            <w:shd w:fill="FEF0E4"/>
+          </w:tcPr>
+          <w:p>
+            <w:r>
+              <w:rPr>
+                <w:rFonts w:ascii="Marianne" w:hAnsi="Marianne"/>
+                <w:color w:val="1D1D1B"/>
                 <w:sz w:val="20"/>
               </w:rPr>
               <w:t>So Clinic Lille</w:t>
@@ -2257,36 +2510,45 @@
         <w:tc>
           <w:tcPr>
             <w:tcW w:type="dxa" w:w="1728"/>
-          </w:tcPr>
-          <w:p>
-            <w:r>
-              <w:rPr>
-                <w:sz w:val="20"/>
-              </w:rPr>
-              <w:t>709 €</w:t>
+            <w:shd w:fill="FEF0E4"/>
+          </w:tcPr>
+          <w:p>
+            <w:r>
+              <w:rPr>
+                <w:rFonts w:ascii="Marianne" w:hAnsi="Marianne"/>
+                <w:color w:val="1D1D1B"/>
+                <w:sz w:val="20"/>
+              </w:rPr>
+              <w:t>709</w:t>
             </w:r>
           </w:p>
         </w:tc>
         <w:tc>
           <w:tcPr>
             <w:tcW w:type="dxa" w:w="1728"/>
-          </w:tcPr>
-          <w:p>
-            <w:r>
-              <w:rPr>
-                <w:sz w:val="20"/>
-              </w:rPr>
-              <w:t>99,00 €</w:t>
+            <w:shd w:fill="FEF0E4"/>
+          </w:tcPr>
+          <w:p>
+            <w:r>
+              <w:rPr>
+                <w:rFonts w:ascii="Marianne" w:hAnsi="Marianne"/>
+                <w:color w:val="1D1D1B"/>
+                <w:sz w:val="20"/>
+              </w:rPr>
+              <w:t>99,00</w:t>
             </w:r>
           </w:p>
         </w:tc>
         <w:tc>
           <w:tcPr>
             <w:tcW w:type="dxa" w:w="1728"/>
-          </w:tcPr>
-          <w:p>
-            <w:r>
-              <w:rPr>
+            <w:shd w:fill="FEF0E4"/>
+          </w:tcPr>
+          <w:p>
+            <w:r>
+              <w:rPr>
+                <w:rFonts w:ascii="Marianne" w:hAnsi="Marianne"/>
+                <w:color w:val="1D1D1B"/>
                 <w:sz w:val="20"/>
               </w:rPr>
               <w:t>Pay-per-use</w:t>
@@ -2296,10 +2558,13 @@
         <w:tc>
           <w:tcPr>
             <w:tcW w:type="dxa" w:w="1728"/>
-          </w:tcPr>
-          <w:p>
-            <w:r>
-              <w:rPr>
+            <w:shd w:fill="FEF0E4"/>
+          </w:tcPr>
+          <w:p>
+            <w:r>
+              <w:rPr>
+                <w:rFonts w:ascii="Marianne" w:hAnsi="Marianne"/>
+                <w:color w:val="1D1D1B"/>
                 <w:sz w:val="20"/>
               </w:rPr>
               <w:t>3</w:t>
@@ -2315,6 +2580,8 @@
           <w:p>
             <w:r>
               <w:rPr>
+                <w:rFonts w:ascii="Marianne" w:hAnsi="Marianne"/>
+                <w:color w:val="1D1D1B"/>
                 <w:sz w:val="20"/>
               </w:rPr>
               <w:t>Thibault Fantino</w:t>
@@ -2328,9 +2595,11 @@
           <w:p>
             <w:r>
               <w:rPr>
-                <w:sz w:val="20"/>
-              </w:rPr>
-              <w:t>682 €</w:t>
+                <w:rFonts w:ascii="Marianne" w:hAnsi="Marianne"/>
+                <w:color w:val="1D1D1B"/>
+                <w:sz w:val="20"/>
+              </w:rPr>
+              <w:t>682</w:t>
             </w:r>
           </w:p>
         </w:tc>
@@ -2341,9 +2610,11 @@
           <w:p>
             <w:r>
               <w:rPr>
-                <w:sz w:val="20"/>
-              </w:rPr>
-              <w:t>69,99 €</w:t>
+                <w:rFonts w:ascii="Marianne" w:hAnsi="Marianne"/>
+                <w:color w:val="1D1D1B"/>
+                <w:sz w:val="20"/>
+              </w:rPr>
+              <w:t>69,99</w:t>
             </w:r>
           </w:p>
         </w:tc>
@@ -2354,6 +2625,8 @@
           <w:p>
             <w:r>
               <w:rPr>
+                <w:rFonts w:ascii="Marianne" w:hAnsi="Marianne"/>
+                <w:color w:val="1D1D1B"/>
                 <w:sz w:val="20"/>
               </w:rPr>
               <w:t>Forfait</w:t>
@@ -2367,6 +2640,8 @@
           <w:p>
             <w:r>
               <w:rPr>
+                <w:rFonts w:ascii="Marianne" w:hAnsi="Marianne"/>
+                <w:color w:val="1D1D1B"/>
                 <w:sz w:val="20"/>
               </w:rPr>
               <w:t>8</w:t>
@@ -2378,10 +2653,13 @@
         <w:tc>
           <w:tcPr>
             <w:tcW w:type="dxa" w:w="1728"/>
-          </w:tcPr>
-          <w:p>
-            <w:r>
-              <w:rPr>
+            <w:shd w:fill="FEF0E4"/>
+          </w:tcPr>
+          <w:p>
+            <w:r>
+              <w:rPr>
+                <w:rFonts w:ascii="Marianne" w:hAnsi="Marianne"/>
+                <w:color w:val="1D1D1B"/>
                 <w:sz w:val="20"/>
               </w:rPr>
               <w:t>Julien Biton</w:t>
@@ -2391,36 +2669,45 @@
         <w:tc>
           <w:tcPr>
             <w:tcW w:type="dxa" w:w="1728"/>
-          </w:tcPr>
-          <w:p>
-            <w:r>
-              <w:rPr>
-                <w:sz w:val="20"/>
-              </w:rPr>
-              <w:t>625 €</w:t>
+            <w:shd w:fill="FEF0E4"/>
+          </w:tcPr>
+          <w:p>
+            <w:r>
+              <w:rPr>
+                <w:rFonts w:ascii="Marianne" w:hAnsi="Marianne"/>
+                <w:color w:val="1D1D1B"/>
+                <w:sz w:val="20"/>
+              </w:rPr>
+              <w:t>625</w:t>
             </w:r>
           </w:p>
         </w:tc>
         <w:tc>
           <w:tcPr>
             <w:tcW w:type="dxa" w:w="1728"/>
-          </w:tcPr>
-          <w:p>
-            <w:r>
-              <w:rPr>
-                <w:sz w:val="20"/>
-              </w:rPr>
-              <w:t>69,99 €</w:t>
+            <w:shd w:fill="FEF0E4"/>
+          </w:tcPr>
+          <w:p>
+            <w:r>
+              <w:rPr>
+                <w:rFonts w:ascii="Marianne" w:hAnsi="Marianne"/>
+                <w:color w:val="1D1D1B"/>
+                <w:sz w:val="20"/>
+              </w:rPr>
+              <w:t>69,99</w:t>
             </w:r>
           </w:p>
         </w:tc>
         <w:tc>
           <w:tcPr>
             <w:tcW w:type="dxa" w:w="1728"/>
-          </w:tcPr>
-          <w:p>
-            <w:r>
-              <w:rPr>
+            <w:shd w:fill="FEF0E4"/>
+          </w:tcPr>
+          <w:p>
+            <w:r>
+              <w:rPr>
+                <w:rFonts w:ascii="Marianne" w:hAnsi="Marianne"/>
+                <w:color w:val="1D1D1B"/>
                 <w:sz w:val="20"/>
               </w:rPr>
               <w:t>Forfait</w:t>
@@ -2430,10 +2717,13 @@
         <w:tc>
           <w:tcPr>
             <w:tcW w:type="dxa" w:w="1728"/>
-          </w:tcPr>
-          <w:p>
-            <w:r>
-              <w:rPr>
+            <w:shd w:fill="FEF0E4"/>
+          </w:tcPr>
+          <w:p>
+            <w:r>
+              <w:rPr>
+                <w:rFonts w:ascii="Marianne" w:hAnsi="Marianne"/>
+                <w:color w:val="1D1D1B"/>
                 <w:sz w:val="20"/>
               </w:rPr>
               <w:t>8</w:t>
@@ -2449,9 +2739,11 @@
           <w:p>
             <w:r>
               <w:rPr>
-                <w:sz w:val="20"/>
-              </w:rPr>
-              <w:t>Centre dentaire Canebière</w:t>
+                <w:rFonts w:ascii="Marianne" w:hAnsi="Marianne"/>
+                <w:color w:val="1D1D1B"/>
+                <w:sz w:val="20"/>
+              </w:rPr>
+              <w:t>Centre dentaire Canebiere</w:t>
             </w:r>
           </w:p>
         </w:tc>
@@ -2462,9 +2754,11 @@
           <w:p>
             <w:r>
               <w:rPr>
-                <w:sz w:val="20"/>
-              </w:rPr>
-              <w:t>624 €</w:t>
+                <w:rFonts w:ascii="Marianne" w:hAnsi="Marianne"/>
+                <w:color w:val="1D1D1B"/>
+                <w:sz w:val="20"/>
+              </w:rPr>
+              <w:t>624</w:t>
             </w:r>
           </w:p>
         </w:tc>
@@ -2475,9 +2769,11 @@
           <w:p>
             <w:r>
               <w:rPr>
-                <w:sz w:val="20"/>
-              </w:rPr>
-              <w:t>69,99 €</w:t>
+                <w:rFonts w:ascii="Marianne" w:hAnsi="Marianne"/>
+                <w:color w:val="1D1D1B"/>
+                <w:sz w:val="20"/>
+              </w:rPr>
+              <w:t>69,99</w:t>
             </w:r>
           </w:p>
         </w:tc>
@@ -2488,6 +2784,8 @@
           <w:p>
             <w:r>
               <w:rPr>
+                <w:rFonts w:ascii="Marianne" w:hAnsi="Marianne"/>
+                <w:color w:val="1D1D1B"/>
                 <w:sz w:val="20"/>
               </w:rPr>
               <w:t>Pay-per-use</w:t>
@@ -2501,6 +2799,8 @@
           <w:p>
             <w:r>
               <w:rPr>
+                <w:rFonts w:ascii="Marianne" w:hAnsi="Marianne"/>
+                <w:color w:val="1D1D1B"/>
                 <w:sz w:val="20"/>
               </w:rPr>
               <w:t>5</w:t>
@@ -2512,49 +2812,61 @@
         <w:tc>
           <w:tcPr>
             <w:tcW w:type="dxa" w:w="1728"/>
-          </w:tcPr>
-          <w:p>
-            <w:r>
-              <w:rPr>
-                <w:sz w:val="20"/>
-              </w:rPr>
-              <w:t>Clinique Phénicia</w:t>
+            <w:shd w:fill="FEF0E4"/>
+          </w:tcPr>
+          <w:p>
+            <w:r>
+              <w:rPr>
+                <w:rFonts w:ascii="Marianne" w:hAnsi="Marianne"/>
+                <w:color w:val="1D1D1B"/>
+                <w:sz w:val="20"/>
+              </w:rPr>
+              <w:t>Clinique Phenicia</w:t>
             </w:r>
           </w:p>
         </w:tc>
         <w:tc>
           <w:tcPr>
             <w:tcW w:type="dxa" w:w="1728"/>
-          </w:tcPr>
-          <w:p>
-            <w:r>
-              <w:rPr>
-                <w:sz w:val="20"/>
-              </w:rPr>
-              <w:t>615 €</w:t>
+            <w:shd w:fill="FEF0E4"/>
+          </w:tcPr>
+          <w:p>
+            <w:r>
+              <w:rPr>
+                <w:rFonts w:ascii="Marianne" w:hAnsi="Marianne"/>
+                <w:color w:val="1D1D1B"/>
+                <w:sz w:val="20"/>
+              </w:rPr>
+              <w:t>615</w:t>
             </w:r>
           </w:p>
         </w:tc>
         <w:tc>
           <w:tcPr>
             <w:tcW w:type="dxa" w:w="1728"/>
-          </w:tcPr>
-          <w:p>
-            <w:r>
-              <w:rPr>
-                <w:sz w:val="20"/>
-              </w:rPr>
-              <w:t>76,50 €</w:t>
+            <w:shd w:fill="FEF0E4"/>
+          </w:tcPr>
+          <w:p>
+            <w:r>
+              <w:rPr>
+                <w:rFonts w:ascii="Marianne" w:hAnsi="Marianne"/>
+                <w:color w:val="1D1D1B"/>
+                <w:sz w:val="20"/>
+              </w:rPr>
+              <w:t>76,50</w:t>
             </w:r>
           </w:p>
         </w:tc>
         <w:tc>
           <w:tcPr>
             <w:tcW w:type="dxa" w:w="1728"/>
-          </w:tcPr>
-          <w:p>
-            <w:r>
-              <w:rPr>
+            <w:shd w:fill="FEF0E4"/>
+          </w:tcPr>
+          <w:p>
+            <w:r>
+              <w:rPr>
+                <w:rFonts w:ascii="Marianne" w:hAnsi="Marianne"/>
+                <w:color w:val="1D1D1B"/>
                 <w:sz w:val="20"/>
               </w:rPr>
               <w:t>Pay-per-use</w:t>
@@ -2564,10 +2876,13 @@
         <w:tc>
           <w:tcPr>
             <w:tcW w:type="dxa" w:w="1728"/>
-          </w:tcPr>
-          <w:p>
-            <w:r>
-              <w:rPr>
+            <w:shd w:fill="FEF0E4"/>
+          </w:tcPr>
+          <w:p>
+            <w:r>
+              <w:rPr>
+                <w:rFonts w:ascii="Marianne" w:hAnsi="Marianne"/>
+                <w:color w:val="1D1D1B"/>
                 <w:sz w:val="20"/>
               </w:rPr>
               <w:t>4</w:t>
@@ -2583,6 +2898,8 @@
           <w:p>
             <w:r>
               <w:rPr>
+                <w:rFonts w:ascii="Marianne" w:hAnsi="Marianne"/>
+                <w:color w:val="1D1D1B"/>
                 <w:sz w:val="20"/>
               </w:rPr>
               <w:t>Docteur Royer</w:t>
@@ -2596,9 +2913,11 @@
           <w:p>
             <w:r>
               <w:rPr>
-                <w:sz w:val="20"/>
-              </w:rPr>
-              <w:t>606 €</w:t>
+                <w:rFonts w:ascii="Marianne" w:hAnsi="Marianne"/>
+                <w:color w:val="1D1D1B"/>
+                <w:sz w:val="20"/>
+              </w:rPr>
+              <w:t>606</w:t>
             </w:r>
           </w:p>
         </w:tc>
@@ -2609,9 +2928,11 @@
           <w:p>
             <w:r>
               <w:rPr>
-                <w:sz w:val="20"/>
-              </w:rPr>
-              <w:t>39,99 €</w:t>
+                <w:rFonts w:ascii="Marianne" w:hAnsi="Marianne"/>
+                <w:color w:val="1D1D1B"/>
+                <w:sz w:val="20"/>
+              </w:rPr>
+              <w:t>39,99</w:t>
             </w:r>
           </w:p>
         </w:tc>
@@ -2622,6 +2943,8 @@
           <w:p>
             <w:r>
               <w:rPr>
+                <w:rFonts w:ascii="Marianne" w:hAnsi="Marianne"/>
+                <w:color w:val="1D1D1B"/>
                 <w:sz w:val="20"/>
               </w:rPr>
               <w:t>Forfait</w:t>
@@ -2635,6 +2958,8 @@
           <w:p>
             <w:r>
               <w:rPr>
+                <w:rFonts w:ascii="Marianne" w:hAnsi="Marianne"/>
+                <w:color w:val="1D1D1B"/>
                 <w:sz w:val="20"/>
               </w:rPr>
               <w:t>8</w:t>
@@ -2647,12 +2972,19 @@
     <w:p>
       <w:r>
         <w:rPr>
+          <w:rFonts w:ascii="Century Gothic" w:hAnsi="Century Gothic"/>
           <w:b/>
+          <w:color w:val="FC8D42"/>
+          <w:sz w:val="22"/>
         </w:rPr>
-        <w:t xml:space="preserve">Observation clé : </w:t>
+        <w:t xml:space="preserve">Observation cle : </w:t>
       </w:r>
       <w:r>
-        <w:t>Le Labo du Sourire (plan à 69,99€) a généré 1 914€ de revenue total, soit 27x son prix de plan mensuel. C'est la preuve que le modèle pay-per-use fonctionne et crée un expansion revenue considérable sur les comptes actifs.</w:t>
+        <w:rPr>
+          <w:rFonts w:ascii="Marianne" w:hAnsi="Marianne"/>
+          <w:sz w:val="22"/>
+        </w:rPr>
+        <w:t>Le Labo du Sourire (plan a 69,99 EUR) a genere 1 914 EUR de revenue total, soit 27x son prix de plan mensuel. Preuve que le modele pay-per-use fonctionne et cree un expansion revenue considerable.</w:t>
       </w:r>
     </w:p>
     <w:p>
@@ -2670,7 +3002,10 @@
     </w:p>
     <w:p>
       <w:r>
-        <w:t>Les données suivantes sont extraites du CRM Nosho (crm.nosho.cc) et représentent l'état actuel du funnel commercial au 16 mars 2026.</w:t>
+        <w:rPr>
+          <w:color w:val="666664"/>
+        </w:rPr>
+        <w:t>Donnees extraites du CRM Nosho (crm.nosho.cc) au 16 mars 2026.</w:t>
       </w:r>
     </w:p>
     <w:p>
@@ -2683,10 +3018,14 @@
     </w:p>
     <w:tbl>
       <w:tblPr>
-        <w:tblStyle w:val="LightGrid-Accent1"/>
         <w:tblW w:type="auto" w:w="0"/>
         <w:jc w:val="center"/>
         <w:tblLook w:firstColumn="1" w:firstRow="1" w:lastColumn="0" w:lastRow="0" w:noHBand="0" w:noVBand="1" w:val="04A0"/>
+        <w:tblBorders>
+          <w:top w:val="single" w:sz="4" w:space="0" w:color="FC8D42"/>
+          <w:bottom w:val="single" w:sz="4" w:space="0" w:color="FC8D42"/>
+          <w:insideH w:val="single" w:sz="2" w:space="0" w:color="E8E8E5"/>
+        </w:tblBorders>
       </w:tblPr>
       <w:tblGrid>
         <w:gridCol w:w="4320"/>
@@ -2696,25 +3035,31 @@
         <w:tc>
           <w:tcPr>
             <w:tcW w:type="dxa" w:w="4320"/>
-          </w:tcPr>
-          <w:p>
-            <w:r>
-              <w:rPr>
+            <w:shd w:fill="FC8D42"/>
+          </w:tcPr>
+          <w:p>
+            <w:r>
+              <w:rPr>
+                <w:rFonts w:ascii="Marianne" w:hAnsi="Marianne"/>
                 <w:b/>
-                <w:sz w:val="20"/>
-              </w:rPr>
-              <w:t>Métrique</w:t>
+                <w:color w:val="FFFFFF"/>
+                <w:sz w:val="20"/>
+              </w:rPr>
+              <w:t>Metrique</w:t>
             </w:r>
           </w:p>
         </w:tc>
         <w:tc>
           <w:tcPr>
             <w:tcW w:type="dxa" w:w="4320"/>
-          </w:tcPr>
-          <w:p>
-            <w:r>
-              <w:rPr>
+            <w:shd w:fill="FC8D42"/>
+          </w:tcPr>
+          <w:p>
+            <w:r>
+              <w:rPr>
+                <w:rFonts w:ascii="Marianne" w:hAnsi="Marianne"/>
                 <w:b/>
+                <w:color w:val="FFFFFF"/>
                 <w:sz w:val="20"/>
               </w:rPr>
               <w:t>Valeur</w:t>
@@ -2726,23 +3071,29 @@
         <w:tc>
           <w:tcPr>
             <w:tcW w:type="dxa" w:w="4320"/>
-          </w:tcPr>
-          <w:p>
-            <w:r>
-              <w:rPr>
-                <w:sz w:val="20"/>
-              </w:rPr>
-              <w:t>Deals actifs dans le pipe</w:t>
+            <w:shd w:fill="FEF0E4"/>
+          </w:tcPr>
+          <w:p>
+            <w:r>
+              <w:rPr>
+                <w:rFonts w:ascii="Marianne" w:hAnsi="Marianne"/>
+                <w:color w:val="1D1D1B"/>
+                <w:sz w:val="20"/>
+              </w:rPr>
+              <w:t>Deals actifs</w:t>
             </w:r>
           </w:p>
         </w:tc>
         <w:tc>
           <w:tcPr>
             <w:tcW w:type="dxa" w:w="4320"/>
-          </w:tcPr>
-          <w:p>
-            <w:r>
-              <w:rPr>
+            <w:shd w:fill="FEF0E4"/>
+          </w:tcPr>
+          <w:p>
+            <w:r>
+              <w:rPr>
+                <w:rFonts w:ascii="Marianne" w:hAnsi="Marianne"/>
+                <w:color w:val="1D1D1B"/>
                 <w:sz w:val="20"/>
               </w:rPr>
               <w:t>50</w:t>
@@ -2758,6 +3109,8 @@
           <w:p>
             <w:r>
               <w:rPr>
+                <w:rFonts w:ascii="Marianne" w:hAnsi="Marianne"/>
+                <w:color w:val="1D1D1B"/>
                 <w:sz w:val="20"/>
               </w:rPr>
               <w:t>Valeur brute du pipe</w:t>
@@ -2771,9 +3124,11 @@
           <w:p>
             <w:r>
               <w:rPr>
-                <w:sz w:val="20"/>
-              </w:rPr>
-              <w:t>9 570 € MRR</w:t>
+                <w:rFonts w:ascii="Marianne" w:hAnsi="Marianne"/>
+                <w:color w:val="1D1D1B"/>
+                <w:sz w:val="20"/>
+              </w:rPr>
+              <w:t>9 570 EUR MRR</w:t>
             </w:r>
           </w:p>
         </w:tc>
@@ -2782,26 +3137,32 @@
         <w:tc>
           <w:tcPr>
             <w:tcW w:type="dxa" w:w="4320"/>
-          </w:tcPr>
-          <w:p>
-            <w:r>
-              <w:rPr>
-                <w:sz w:val="20"/>
-              </w:rPr>
-              <w:t>Valeur pondérée du pipe</w:t>
+            <w:shd w:fill="FEF0E4"/>
+          </w:tcPr>
+          <w:p>
+            <w:r>
+              <w:rPr>
+                <w:rFonts w:ascii="Marianne" w:hAnsi="Marianne"/>
+                <w:color w:val="1D1D1B"/>
+                <w:sz w:val="20"/>
+              </w:rPr>
+              <w:t>Valeur ponderee</w:t>
             </w:r>
           </w:p>
         </w:tc>
         <w:tc>
           <w:tcPr>
             <w:tcW w:type="dxa" w:w="4320"/>
-          </w:tcPr>
-          <w:p>
-            <w:r>
-              <w:rPr>
-                <w:sz w:val="20"/>
-              </w:rPr>
-              <w:t>4 999 € MRR</w:t>
+            <w:shd w:fill="FEF0E4"/>
+          </w:tcPr>
+          <w:p>
+            <w:r>
+              <w:rPr>
+                <w:rFonts w:ascii="Marianne" w:hAnsi="Marianne"/>
+                <w:color w:val="1D1D1B"/>
+                <w:sz w:val="20"/>
+              </w:rPr>
+              <w:t>4 999 EUR MRR</w:t>
             </w:r>
           </w:p>
         </w:tc>
@@ -2814,6 +3175,8 @@
           <w:p>
             <w:r>
               <w:rPr>
+                <w:rFonts w:ascii="Marianne" w:hAnsi="Marianne"/>
+                <w:color w:val="1D1D1B"/>
                 <w:sz w:val="20"/>
               </w:rPr>
               <w:t>Ratio pipe/MRR</w:t>
@@ -2827,6 +3190,8 @@
           <w:p>
             <w:r>
               <w:rPr>
+                <w:rFonts w:ascii="Marianne" w:hAnsi="Marianne"/>
+                <w:color w:val="1D1D1B"/>
                 <w:sz w:val="20"/>
               </w:rPr>
               <w:t>2,5x (benchmark: 2-4x)</w:t>
@@ -2838,10 +3203,13 @@
         <w:tc>
           <w:tcPr>
             <w:tcW w:type="dxa" w:w="4320"/>
-          </w:tcPr>
-          <w:p>
-            <w:r>
-              <w:rPr>
+            <w:shd w:fill="FEF0E4"/>
+          </w:tcPr>
+          <w:p>
+            <w:r>
+              <w:rPr>
+                <w:rFonts w:ascii="Marianne" w:hAnsi="Marianne"/>
+                <w:color w:val="1D1D1B"/>
                 <w:sz w:val="20"/>
               </w:rPr>
               <w:t>Win rate global</w:t>
@@ -2851,10 +3219,13 @@
         <w:tc>
           <w:tcPr>
             <w:tcW w:type="dxa" w:w="4320"/>
-          </w:tcPr>
-          <w:p>
-            <w:r>
-              <w:rPr>
+            <w:shd w:fill="FEF0E4"/>
+          </w:tcPr>
+          <w:p>
+            <w:r>
+              <w:rPr>
+                <w:rFonts w:ascii="Marianne" w:hAnsi="Marianne"/>
+                <w:color w:val="1D1D1B"/>
                 <w:sz w:val="20"/>
               </w:rPr>
               <w:t>37,8%</w:t>
@@ -2870,9 +3241,11 @@
           <w:p>
             <w:r>
               <w:rPr>
-                <w:sz w:val="20"/>
-              </w:rPr>
-              <w:t>Contacts dans le CRM</w:t>
+                <w:rFonts w:ascii="Marianne" w:hAnsi="Marianne"/>
+                <w:color w:val="1D1D1B"/>
+                <w:sz w:val="20"/>
+              </w:rPr>
+              <w:t>Contacts CRM</w:t>
             </w:r>
           </w:p>
         </w:tc>
@@ -2883,6 +3256,8 @@
           <w:p>
             <w:r>
               <w:rPr>
+                <w:rFonts w:ascii="Marianne" w:hAnsi="Marianne"/>
+                <w:color w:val="1D1D1B"/>
                 <w:sz w:val="20"/>
               </w:rPr>
               <w:t>234</w:t>
@@ -2894,10 +3269,13 @@
         <w:tc>
           <w:tcPr>
             <w:tcW w:type="dxa" w:w="4320"/>
-          </w:tcPr>
-          <w:p>
-            <w:r>
-              <w:rPr>
+            <w:shd w:fill="FEF0E4"/>
+          </w:tcPr>
+          <w:p>
+            <w:r>
+              <w:rPr>
+                <w:rFonts w:ascii="Marianne" w:hAnsi="Marianne"/>
+                <w:color w:val="1D1D1B"/>
                 <w:sz w:val="20"/>
               </w:rPr>
               <w:t>Trials en cours</w:t>
@@ -2907,10 +3285,13 @@
         <w:tc>
           <w:tcPr>
             <w:tcW w:type="dxa" w:w="4320"/>
-          </w:tcPr>
-          <w:p>
-            <w:r>
-              <w:rPr>
+            <w:shd w:fill="FEF0E4"/>
+          </w:tcPr>
+          <w:p>
+            <w:r>
+              <w:rPr>
+                <w:rFonts w:ascii="Marianne" w:hAnsi="Marianne"/>
+                <w:color w:val="1D1D1B"/>
                 <w:sz w:val="20"/>
               </w:rPr>
               <w:t>5</w:t>
@@ -2925,15 +3306,19 @@
         <w:pStyle w:val="Heading2"/>
       </w:pPr>
       <w:r>
-        <w:t>Funnel par étape</w:t>
+        <w:t>Funnel par etape</w:t>
       </w:r>
     </w:p>
     <w:tbl>
       <w:tblPr>
-        <w:tblStyle w:val="LightGrid-Accent1"/>
         <w:tblW w:type="auto" w:w="0"/>
         <w:jc w:val="center"/>
         <w:tblLook w:firstColumn="1" w:firstRow="1" w:lastColumn="0" w:lastRow="0" w:noHBand="0" w:noVBand="1" w:val="04A0"/>
+        <w:tblBorders>
+          <w:top w:val="single" w:sz="4" w:space="0" w:color="FC8D42"/>
+          <w:bottom w:val="single" w:sz="4" w:space="0" w:color="FC8D42"/>
+          <w:insideH w:val="single" w:sz="2" w:space="0" w:color="E8E8E5"/>
+        </w:tblBorders>
       </w:tblPr>
       <w:tblGrid>
         <w:gridCol w:w="1728"/>
@@ -2946,25 +3331,31 @@
         <w:tc>
           <w:tcPr>
             <w:tcW w:type="dxa" w:w="1728"/>
-          </w:tcPr>
-          <w:p>
-            <w:r>
-              <w:rPr>
+            <w:shd w:fill="FC8D42"/>
+          </w:tcPr>
+          <w:p>
+            <w:r>
+              <w:rPr>
+                <w:rFonts w:ascii="Marianne" w:hAnsi="Marianne"/>
                 <w:b/>
-                <w:sz w:val="20"/>
-              </w:rPr>
-              <w:t>Étape</w:t>
+                <w:color w:val="FFFFFF"/>
+                <w:sz w:val="20"/>
+              </w:rPr>
+              <w:t>Etape</w:t>
             </w:r>
           </w:p>
         </w:tc>
         <w:tc>
           <w:tcPr>
             <w:tcW w:type="dxa" w:w="1728"/>
-          </w:tcPr>
-          <w:p>
-            <w:r>
-              <w:rPr>
+            <w:shd w:fill="FC8D42"/>
+          </w:tcPr>
+          <w:p>
+            <w:r>
+              <w:rPr>
+                <w:rFonts w:ascii="Marianne" w:hAnsi="Marianne"/>
                 <w:b/>
+                <w:color w:val="FFFFFF"/>
                 <w:sz w:val="20"/>
               </w:rPr>
               <w:t>Deals</w:t>
@@ -2974,39 +3365,48 @@
         <w:tc>
           <w:tcPr>
             <w:tcW w:type="dxa" w:w="1728"/>
-          </w:tcPr>
-          <w:p>
-            <w:r>
-              <w:rPr>
+            <w:shd w:fill="FC8D42"/>
+          </w:tcPr>
+          <w:p>
+            <w:r>
+              <w:rPr>
+                <w:rFonts w:ascii="Marianne" w:hAnsi="Marianne"/>
                 <w:b/>
-                <w:sz w:val="20"/>
-              </w:rPr>
-              <w:t>MRR potentiel (€)</w:t>
+                <w:color w:val="FFFFFF"/>
+                <w:sz w:val="20"/>
+              </w:rPr>
+              <w:t>MRR potentiel (EUR)</w:t>
             </w:r>
           </w:p>
         </w:tc>
         <w:tc>
           <w:tcPr>
             <w:tcW w:type="dxa" w:w="1728"/>
-          </w:tcPr>
-          <w:p>
-            <w:r>
-              <w:rPr>
+            <w:shd w:fill="FC8D42"/>
+          </w:tcPr>
+          <w:p>
+            <w:r>
+              <w:rPr>
+                <w:rFonts w:ascii="Marianne" w:hAnsi="Marianne"/>
                 <w:b/>
-                <w:sz w:val="20"/>
-              </w:rPr>
-              <w:t>MRR pondéré (€)</w:t>
+                <w:color w:val="FFFFFF"/>
+                <w:sz w:val="20"/>
+              </w:rPr>
+              <w:t>MRR pondere (EUR)</w:t>
             </w:r>
           </w:p>
         </w:tc>
         <w:tc>
           <w:tcPr>
             <w:tcW w:type="dxa" w:w="1728"/>
-          </w:tcPr>
-          <w:p>
-            <w:r>
-              <w:rPr>
+            <w:shd w:fill="FC8D42"/>
+          </w:tcPr>
+          <w:p>
+            <w:r>
+              <w:rPr>
+                <w:rFonts w:ascii="Marianne" w:hAnsi="Marianne"/>
                 <w:b/>
+                <w:color w:val="FFFFFF"/>
                 <w:sz w:val="20"/>
               </w:rPr>
               <w:t>Proba</w:t>
@@ -3018,10 +3418,13 @@
         <w:tc>
           <w:tcPr>
             <w:tcW w:type="dxa" w:w="1728"/>
-          </w:tcPr>
-          <w:p>
-            <w:r>
-              <w:rPr>
+            <w:shd w:fill="FEF0E4"/>
+          </w:tcPr>
+          <w:p>
+            <w:r>
+              <w:rPr>
+                <w:rFonts w:ascii="Marianne" w:hAnsi="Marianne"/>
+                <w:color w:val="1D1D1B"/>
                 <w:sz w:val="20"/>
               </w:rPr>
               <w:t>Lead</w:t>
@@ -3031,10 +3434,13 @@
         <w:tc>
           <w:tcPr>
             <w:tcW w:type="dxa" w:w="1728"/>
-          </w:tcPr>
-          <w:p>
-            <w:r>
-              <w:rPr>
+            <w:shd w:fill="FEF0E4"/>
+          </w:tcPr>
+          <w:p>
+            <w:r>
+              <w:rPr>
+                <w:rFonts w:ascii="Marianne" w:hAnsi="Marianne"/>
+                <w:color w:val="1D1D1B"/>
                 <w:sz w:val="20"/>
               </w:rPr>
               <w:t>16</w:t>
@@ -3044,36 +3450,45 @@
         <w:tc>
           <w:tcPr>
             <w:tcW w:type="dxa" w:w="1728"/>
-          </w:tcPr>
-          <w:p>
-            <w:r>
-              <w:rPr>
-                <w:sz w:val="20"/>
-              </w:rPr>
-              <w:t>1 099 €</w:t>
+            <w:shd w:fill="FEF0E4"/>
+          </w:tcPr>
+          <w:p>
+            <w:r>
+              <w:rPr>
+                <w:rFonts w:ascii="Marianne" w:hAnsi="Marianne"/>
+                <w:color w:val="1D1D1B"/>
+                <w:sz w:val="20"/>
+              </w:rPr>
+              <w:t>1 099</w:t>
             </w:r>
           </w:p>
         </w:tc>
         <w:tc>
           <w:tcPr>
             <w:tcW w:type="dxa" w:w="1728"/>
-          </w:tcPr>
-          <w:p>
-            <w:r>
-              <w:rPr>
-                <w:sz w:val="20"/>
-              </w:rPr>
-              <w:t>110 €</w:t>
+            <w:shd w:fill="FEF0E4"/>
+          </w:tcPr>
+          <w:p>
+            <w:r>
+              <w:rPr>
+                <w:rFonts w:ascii="Marianne" w:hAnsi="Marianne"/>
+                <w:color w:val="1D1D1B"/>
+                <w:sz w:val="20"/>
+              </w:rPr>
+              <w:t>110</w:t>
             </w:r>
           </w:p>
         </w:tc>
         <w:tc>
           <w:tcPr>
             <w:tcW w:type="dxa" w:w="1728"/>
-          </w:tcPr>
-          <w:p>
-            <w:r>
-              <w:rPr>
+            <w:shd w:fill="FEF0E4"/>
+          </w:tcPr>
+          <w:p>
+            <w:r>
+              <w:rPr>
+                <w:rFonts w:ascii="Marianne" w:hAnsi="Marianne"/>
+                <w:color w:val="1D1D1B"/>
                 <w:sz w:val="20"/>
               </w:rPr>
               <w:t>10%</w:t>
@@ -3089,6 +3504,8 @@
           <w:p>
             <w:r>
               <w:rPr>
+                <w:rFonts w:ascii="Marianne" w:hAnsi="Marianne"/>
+                <w:color w:val="1D1D1B"/>
                 <w:sz w:val="20"/>
               </w:rPr>
               <w:t>Qualified</w:t>
@@ -3102,6 +3519,8 @@
           <w:p>
             <w:r>
               <w:rPr>
+                <w:rFonts w:ascii="Marianne" w:hAnsi="Marianne"/>
+                <w:color w:val="1D1D1B"/>
                 <w:sz w:val="20"/>
               </w:rPr>
               <w:t>11</w:t>
@@ -3115,9 +3534,11 @@
           <w:p>
             <w:r>
               <w:rPr>
-                <w:sz w:val="20"/>
-              </w:rPr>
-              <w:t>659 €</w:t>
+                <w:rFonts w:ascii="Marianne" w:hAnsi="Marianne"/>
+                <w:color w:val="1D1D1B"/>
+                <w:sz w:val="20"/>
+              </w:rPr>
+              <w:t>659</w:t>
             </w:r>
           </w:p>
         </w:tc>
@@ -3128,9 +3549,11 @@
           <w:p>
             <w:r>
               <w:rPr>
-                <w:sz w:val="20"/>
-              </w:rPr>
-              <w:t>198 €</w:t>
+                <w:rFonts w:ascii="Marianne" w:hAnsi="Marianne"/>
+                <w:color w:val="1D1D1B"/>
+                <w:sz w:val="20"/>
+              </w:rPr>
+              <w:t>198</w:t>
             </w:r>
           </w:p>
         </w:tc>
@@ -3141,6 +3564,8 @@
           <w:p>
             <w:r>
               <w:rPr>
+                <w:rFonts w:ascii="Marianne" w:hAnsi="Marianne"/>
+                <w:color w:val="1D1D1B"/>
                 <w:sz w:val="20"/>
               </w:rPr>
               <w:t>30%</w:t>
@@ -3152,10 +3577,13 @@
         <w:tc>
           <w:tcPr>
             <w:tcW w:type="dxa" w:w="1728"/>
-          </w:tcPr>
-          <w:p>
-            <w:r>
-              <w:rPr>
+            <w:shd w:fill="FEF0E4"/>
+          </w:tcPr>
+          <w:p>
+            <w:r>
+              <w:rPr>
+                <w:rFonts w:ascii="Marianne" w:hAnsi="Marianne"/>
+                <w:color w:val="1D1D1B"/>
                 <w:sz w:val="20"/>
               </w:rPr>
               <w:t>Follow-up</w:t>
@@ -3165,10 +3593,13 @@
         <w:tc>
           <w:tcPr>
             <w:tcW w:type="dxa" w:w="1728"/>
-          </w:tcPr>
-          <w:p>
-            <w:r>
-              <w:rPr>
+            <w:shd w:fill="FEF0E4"/>
+          </w:tcPr>
+          <w:p>
+            <w:r>
+              <w:rPr>
+                <w:rFonts w:ascii="Marianne" w:hAnsi="Marianne"/>
+                <w:color w:val="1D1D1B"/>
                 <w:sz w:val="20"/>
               </w:rPr>
               <w:t>17</w:t>
@@ -3178,36 +3609,45 @@
         <w:tc>
           <w:tcPr>
             <w:tcW w:type="dxa" w:w="1728"/>
-          </w:tcPr>
-          <w:p>
-            <w:r>
-              <w:rPr>
-                <w:sz w:val="20"/>
-              </w:rPr>
-              <w:t>6 604 €</w:t>
+            <w:shd w:fill="FEF0E4"/>
+          </w:tcPr>
+          <w:p>
+            <w:r>
+              <w:rPr>
+                <w:rFonts w:ascii="Marianne" w:hAnsi="Marianne"/>
+                <w:color w:val="1D1D1B"/>
+                <w:sz w:val="20"/>
+              </w:rPr>
+              <w:t>6 604</w:t>
             </w:r>
           </w:p>
         </w:tc>
         <w:tc>
           <w:tcPr>
             <w:tcW w:type="dxa" w:w="1728"/>
-          </w:tcPr>
-          <w:p>
-            <w:r>
-              <w:rPr>
-                <w:sz w:val="20"/>
-              </w:rPr>
-              <w:t>3 302 €</w:t>
+            <w:shd w:fill="FEF0E4"/>
+          </w:tcPr>
+          <w:p>
+            <w:r>
+              <w:rPr>
+                <w:rFonts w:ascii="Marianne" w:hAnsi="Marianne"/>
+                <w:color w:val="1D1D1B"/>
+                <w:sz w:val="20"/>
+              </w:rPr>
+              <w:t>3 302</w:t>
             </w:r>
           </w:p>
         </w:tc>
         <w:tc>
           <w:tcPr>
             <w:tcW w:type="dxa" w:w="1728"/>
-          </w:tcPr>
-          <w:p>
-            <w:r>
-              <w:rPr>
+            <w:shd w:fill="FEF0E4"/>
+          </w:tcPr>
+          <w:p>
+            <w:r>
+              <w:rPr>
+                <w:rFonts w:ascii="Marianne" w:hAnsi="Marianne"/>
+                <w:color w:val="1D1D1B"/>
                 <w:sz w:val="20"/>
               </w:rPr>
               <w:t>50%</w:t>
@@ -3223,6 +3663,8 @@
           <w:p>
             <w:r>
               <w:rPr>
+                <w:rFonts w:ascii="Marianne" w:hAnsi="Marianne"/>
+                <w:color w:val="1D1D1B"/>
                 <w:sz w:val="20"/>
               </w:rPr>
               <w:t>Trial</w:t>
@@ -3236,6 +3678,8 @@
           <w:p>
             <w:r>
               <w:rPr>
+                <w:rFonts w:ascii="Marianne" w:hAnsi="Marianne"/>
+                <w:color w:val="1D1D1B"/>
                 <w:sz w:val="20"/>
               </w:rPr>
               <w:t>5</w:t>
@@ -3249,9 +3693,11 @@
           <w:p>
             <w:r>
               <w:rPr>
-                <w:sz w:val="20"/>
-              </w:rPr>
-              <w:t>1 208 €</w:t>
+                <w:rFonts w:ascii="Marianne" w:hAnsi="Marianne"/>
+                <w:color w:val="1D1D1B"/>
+                <w:sz w:val="20"/>
+              </w:rPr>
+              <w:t>1 208</w:t>
             </w:r>
           </w:p>
         </w:tc>
@@ -3262,9 +3708,11 @@
           <w:p>
             <w:r>
               <w:rPr>
-                <w:sz w:val="20"/>
-              </w:rPr>
-              <w:t>966 €</w:t>
+                <w:rFonts w:ascii="Marianne" w:hAnsi="Marianne"/>
+                <w:color w:val="1D1D1B"/>
+                <w:sz w:val="20"/>
+              </w:rPr>
+              <w:t>966</w:t>
             </w:r>
           </w:p>
         </w:tc>
@@ -3275,6 +3723,8 @@
           <w:p>
             <w:r>
               <w:rPr>
+                <w:rFonts w:ascii="Marianne" w:hAnsi="Marianne"/>
+                <w:color w:val="1D1D1B"/>
                 <w:sz w:val="20"/>
               </w:rPr>
               <w:t>80%</w:t>
@@ -3286,10 +3736,13 @@
         <w:tc>
           <w:tcPr>
             <w:tcW w:type="dxa" w:w="1728"/>
-          </w:tcPr>
-          <w:p>
-            <w:r>
-              <w:rPr>
+            <w:shd w:fill="FEF0E4"/>
+          </w:tcPr>
+          <w:p>
+            <w:r>
+              <w:rPr>
+                <w:rFonts w:ascii="Marianne" w:hAnsi="Marianne"/>
+                <w:color w:val="1D1D1B"/>
                 <w:sz w:val="20"/>
               </w:rPr>
               <w:t>Total actif</w:t>
@@ -3299,10 +3752,13 @@
         <w:tc>
           <w:tcPr>
             <w:tcW w:type="dxa" w:w="1728"/>
-          </w:tcPr>
-          <w:p>
-            <w:r>
-              <w:rPr>
+            <w:shd w:fill="FEF0E4"/>
+          </w:tcPr>
+          <w:p>
+            <w:r>
+              <w:rPr>
+                <w:rFonts w:ascii="Marianne" w:hAnsi="Marianne"/>
+                <w:color w:val="1D1D1B"/>
                 <w:sz w:val="20"/>
               </w:rPr>
               <w:t>50</w:t>
@@ -3312,307 +3768,45 @@
         <w:tc>
           <w:tcPr>
             <w:tcW w:type="dxa" w:w="1728"/>
-          </w:tcPr>
-          <w:p>
-            <w:r>
-              <w:rPr>
-                <w:sz w:val="20"/>
-              </w:rPr>
-              <w:t>9 570 €</w:t>
+            <w:shd w:fill="FEF0E4"/>
+          </w:tcPr>
+          <w:p>
+            <w:r>
+              <w:rPr>
+                <w:rFonts w:ascii="Marianne" w:hAnsi="Marianne"/>
+                <w:color w:val="1D1D1B"/>
+                <w:sz w:val="20"/>
+              </w:rPr>
+              <w:t>9 570</w:t>
             </w:r>
           </w:p>
         </w:tc>
         <w:tc>
           <w:tcPr>
             <w:tcW w:type="dxa" w:w="1728"/>
-          </w:tcPr>
-          <w:p>
-            <w:r>
-              <w:rPr>
-                <w:sz w:val="20"/>
-              </w:rPr>
-              <w:t>4 999 €</w:t>
+            <w:shd w:fill="FEF0E4"/>
+          </w:tcPr>
+          <w:p>
+            <w:r>
+              <w:rPr>
+                <w:rFonts w:ascii="Marianne" w:hAnsi="Marianne"/>
+                <w:color w:val="1D1D1B"/>
+                <w:sz w:val="20"/>
+              </w:rPr>
+              <w:t>4 999</w:t>
             </w:r>
           </w:p>
         </w:tc>
         <w:tc>
           <w:tcPr>
             <w:tcW w:type="dxa" w:w="1728"/>
-          </w:tcPr>
-          <w:p>
-            <w:r>
-              <w:rPr>
-                <w:sz w:val="20"/>
-              </w:rPr>
-              <w:t>—</w:t>
-            </w:r>
-          </w:p>
-        </w:tc>
-      </w:tr>
-    </w:tbl>
-    <w:p/>
-    <w:p>
-      <w:pPr>
-        <w:pStyle w:val="Heading2"/>
-      </w:pPr>
-      <w:r>
-        <w:t>Deals fermés</w:t>
-      </w:r>
-    </w:p>
-    <w:tbl>
-      <w:tblPr>
-        <w:tblStyle w:val="LightGrid-Accent1"/>
-        <w:tblW w:type="auto" w:w="0"/>
-        <w:jc w:val="center"/>
-        <w:tblLook w:firstColumn="1" w:firstRow="1" w:lastColumn="0" w:lastRow="0" w:noHBand="0" w:noVBand="1" w:val="04A0"/>
-      </w:tblPr>
-      <w:tblGrid>
-        <w:gridCol w:w="2880"/>
-        <w:gridCol w:w="2880"/>
-        <w:gridCol w:w="2880"/>
-      </w:tblGrid>
-      <w:tr>
-        <w:tc>
-          <w:tcPr>
-            <w:tcW w:type="dxa" w:w="2880"/>
-          </w:tcPr>
-          <w:p>
-            <w:r>
-              <w:rPr>
-                <w:b/>
-                <w:sz w:val="20"/>
-              </w:rPr>
-              <w:t>Résultat</w:t>
-            </w:r>
-          </w:p>
-        </w:tc>
-        <w:tc>
-          <w:tcPr>
-            <w:tcW w:type="dxa" w:w="2880"/>
-          </w:tcPr>
-          <w:p>
-            <w:r>
-              <w:rPr>
-                <w:b/>
-                <w:sz w:val="20"/>
-              </w:rPr>
-              <w:t>Nombre</w:t>
-            </w:r>
-          </w:p>
-        </w:tc>
-        <w:tc>
-          <w:tcPr>
-            <w:tcW w:type="dxa" w:w="2880"/>
-          </w:tcPr>
-          <w:p>
-            <w:r>
-              <w:rPr>
-                <w:b/>
-                <w:sz w:val="20"/>
-              </w:rPr>
-              <w:t>Deal moyen (€/mois)</w:t>
-            </w:r>
-          </w:p>
-        </w:tc>
-      </w:tr>
-      <w:tr>
-        <w:tc>
-          <w:tcPr>
-            <w:tcW w:type="dxa" w:w="2880"/>
-          </w:tcPr>
-          <w:p>
-            <w:r>
-              <w:rPr>
-                <w:sz w:val="20"/>
-              </w:rPr>
-              <w:t>Won (closed-won)</w:t>
-            </w:r>
-          </w:p>
-        </w:tc>
-        <w:tc>
-          <w:tcPr>
-            <w:tcW w:type="dxa" w:w="2880"/>
-          </w:tcPr>
-          <w:p>
-            <w:r>
-              <w:rPr>
-                <w:sz w:val="20"/>
-              </w:rPr>
-              <w:t>17</w:t>
-            </w:r>
-          </w:p>
-        </w:tc>
-        <w:tc>
-          <w:tcPr>
-            <w:tcW w:type="dxa" w:w="2880"/>
-          </w:tcPr>
-          <w:p>
-            <w:r>
-              <w:rPr>
-                <w:sz w:val="20"/>
-              </w:rPr>
-              <w:t>25 €</w:t>
-            </w:r>
-          </w:p>
-        </w:tc>
-      </w:tr>
-      <w:tr>
-        <w:tc>
-          <w:tcPr>
-            <w:tcW w:type="dxa" w:w="2880"/>
-          </w:tcPr>
-          <w:p>
-            <w:r>
-              <w:rPr>
-                <w:sz w:val="20"/>
-              </w:rPr>
-              <w:t>Perdu</w:t>
-            </w:r>
-          </w:p>
-        </w:tc>
-        <w:tc>
-          <w:tcPr>
-            <w:tcW w:type="dxa" w:w="2880"/>
-          </w:tcPr>
-          <w:p>
-            <w:r>
-              <w:rPr>
-                <w:sz w:val="20"/>
-              </w:rPr>
-              <w:t>20</w:t>
-            </w:r>
-          </w:p>
-        </w:tc>
-        <w:tc>
-          <w:tcPr>
-            <w:tcW w:type="dxa" w:w="2880"/>
-          </w:tcPr>
-          <w:p>
-            <w:r>
-              <w:rPr>
-                <w:sz w:val="20"/>
-              </w:rPr>
-              <w:t>46 €</w:t>
-            </w:r>
-          </w:p>
-        </w:tc>
-      </w:tr>
-      <w:tr>
-        <w:tc>
-          <w:tcPr>
-            <w:tcW w:type="dxa" w:w="2880"/>
-          </w:tcPr>
-          <w:p>
-            <w:r>
-              <w:rPr>
-                <w:sz w:val="20"/>
-              </w:rPr>
-              <w:t>Trial-failed</w:t>
-            </w:r>
-          </w:p>
-        </w:tc>
-        <w:tc>
-          <w:tcPr>
-            <w:tcW w:type="dxa" w:w="2880"/>
-          </w:tcPr>
-          <w:p>
-            <w:r>
-              <w:rPr>
-                <w:sz w:val="20"/>
-              </w:rPr>
-              <w:t>1</w:t>
-            </w:r>
-          </w:p>
-        </w:tc>
-        <w:tc>
-          <w:tcPr>
-            <w:tcW w:type="dxa" w:w="2880"/>
-          </w:tcPr>
-          <w:p>
-            <w:r>
-              <w:rPr>
-                <w:sz w:val="20"/>
-              </w:rPr>
-              <w:t>5 €</w:t>
-            </w:r>
-          </w:p>
-        </w:tc>
-      </w:tr>
-      <w:tr>
-        <w:tc>
-          <w:tcPr>
-            <w:tcW w:type="dxa" w:w="2880"/>
-          </w:tcPr>
-          <w:p>
-            <w:r>
-              <w:rPr>
-                <w:sz w:val="20"/>
-              </w:rPr>
-              <w:t>Declined</w:t>
-            </w:r>
-          </w:p>
-        </w:tc>
-        <w:tc>
-          <w:tcPr>
-            <w:tcW w:type="dxa" w:w="2880"/>
-          </w:tcPr>
-          <w:p>
-            <w:r>
-              <w:rPr>
-                <w:sz w:val="20"/>
-              </w:rPr>
-              <w:t>7</w:t>
-            </w:r>
-          </w:p>
-        </w:tc>
-        <w:tc>
-          <w:tcPr>
-            <w:tcW w:type="dxa" w:w="2880"/>
-          </w:tcPr>
-          <w:p>
-            <w:r>
-              <w:rPr>
-                <w:sz w:val="20"/>
-              </w:rPr>
-              <w:t>180 €</w:t>
-            </w:r>
-          </w:p>
-        </w:tc>
-      </w:tr>
-      <w:tr>
-        <w:tc>
-          <w:tcPr>
-            <w:tcW w:type="dxa" w:w="2880"/>
-          </w:tcPr>
-          <w:p>
-            <w:r>
-              <w:rPr>
-                <w:sz w:val="20"/>
-              </w:rPr>
-              <w:t>Total fermés</w:t>
-            </w:r>
-          </w:p>
-        </w:tc>
-        <w:tc>
-          <w:tcPr>
-            <w:tcW w:type="dxa" w:w="2880"/>
-          </w:tcPr>
-          <w:p>
-            <w:r>
-              <w:rPr>
-                <w:sz w:val="20"/>
-              </w:rPr>
-              <w:t>45</w:t>
-            </w:r>
-          </w:p>
-        </w:tc>
-        <w:tc>
-          <w:tcPr>
-            <w:tcW w:type="dxa" w:w="2880"/>
-          </w:tcPr>
-          <w:p>
-            <w:r>
-              <w:rPr>
+            <w:shd w:fill="FEF0E4"/>
+          </w:tcPr>
+          <w:p>
+            <w:r>
+              <w:rPr>
+                <w:rFonts w:ascii="Marianne" w:hAnsi="Marianne"/>
+                <w:color w:val="1D1D1B"/>
                 <w:sz w:val="20"/>
               </w:rPr>
               <w:t>—</w:t>
@@ -3632,10 +3826,14 @@
     </w:p>
     <w:tbl>
       <w:tblPr>
-        <w:tblStyle w:val="LightGrid-Accent1"/>
         <w:tblW w:type="auto" w:w="0"/>
         <w:jc w:val="center"/>
         <w:tblLook w:firstColumn="1" w:firstRow="1" w:lastColumn="0" w:lastRow="0" w:noHBand="0" w:noVBand="1" w:val="04A0"/>
+        <w:tblBorders>
+          <w:top w:val="single" w:sz="4" w:space="0" w:color="FC8D42"/>
+          <w:bottom w:val="single" w:sz="4" w:space="0" w:color="FC8D42"/>
+          <w:insideH w:val="single" w:sz="2" w:space="0" w:color="E8E8E5"/>
+        </w:tblBorders>
       </w:tblPr>
       <w:tblGrid>
         <w:gridCol w:w="1728"/>
@@ -3648,11 +3846,14 @@
         <w:tc>
           <w:tcPr>
             <w:tcW w:type="dxa" w:w="1728"/>
-          </w:tcPr>
-          <w:p>
-            <w:r>
-              <w:rPr>
+            <w:shd w:fill="FC8D42"/>
+          </w:tcPr>
+          <w:p>
+            <w:r>
+              <w:rPr>
+                <w:rFonts w:ascii="Marianne" w:hAnsi="Marianne"/>
                 <w:b/>
+                <w:color w:val="FFFFFF"/>
                 <w:sz w:val="20"/>
               </w:rPr>
               <w:t>Deal</w:t>
@@ -3662,11 +3863,14 @@
         <w:tc>
           <w:tcPr>
             <w:tcW w:type="dxa" w:w="1728"/>
-          </w:tcPr>
-          <w:p>
-            <w:r>
-              <w:rPr>
+            <w:shd w:fill="FC8D42"/>
+          </w:tcPr>
+          <w:p>
+            <w:r>
+              <w:rPr>
+                <w:rFonts w:ascii="Marianne" w:hAnsi="Marianne"/>
                 <w:b/>
+                <w:color w:val="FFFFFF"/>
                 <w:sz w:val="20"/>
               </w:rPr>
               <w:t>Entreprise</w:t>
@@ -3676,42 +3880,51 @@
         <w:tc>
           <w:tcPr>
             <w:tcW w:type="dxa" w:w="1728"/>
-          </w:tcPr>
-          <w:p>
-            <w:r>
-              <w:rPr>
+            <w:shd w:fill="FC8D42"/>
+          </w:tcPr>
+          <w:p>
+            <w:r>
+              <w:rPr>
+                <w:rFonts w:ascii="Marianne" w:hAnsi="Marianne"/>
                 <w:b/>
-                <w:sz w:val="20"/>
-              </w:rPr>
-              <w:t>MRR (€)</w:t>
+                <w:color w:val="FFFFFF"/>
+                <w:sz w:val="20"/>
+              </w:rPr>
+              <w:t>MRR (EUR)</w:t>
             </w:r>
           </w:p>
         </w:tc>
         <w:tc>
           <w:tcPr>
             <w:tcW w:type="dxa" w:w="1728"/>
-          </w:tcPr>
-          <w:p>
-            <w:r>
-              <w:rPr>
+            <w:shd w:fill="FC8D42"/>
+          </w:tcPr>
+          <w:p>
+            <w:r>
+              <w:rPr>
+                <w:rFonts w:ascii="Marianne" w:hAnsi="Marianne"/>
                 <w:b/>
-                <w:sz w:val="20"/>
-              </w:rPr>
-              <w:t>Étape</w:t>
+                <w:color w:val="FFFFFF"/>
+                <w:sz w:val="20"/>
+              </w:rPr>
+              <w:t>Etape</w:t>
             </w:r>
           </w:p>
         </w:tc>
         <w:tc>
           <w:tcPr>
             <w:tcW w:type="dxa" w:w="1728"/>
-          </w:tcPr>
-          <w:p>
-            <w:r>
-              <w:rPr>
+            <w:shd w:fill="FC8D42"/>
+          </w:tcPr>
+          <w:p>
+            <w:r>
+              <w:rPr>
+                <w:rFonts w:ascii="Marianne" w:hAnsi="Marianne"/>
                 <w:b/>
-                <w:sz w:val="20"/>
-              </w:rPr>
-              <w:t>Closing prévu</w:t>
+                <w:color w:val="FFFFFF"/>
+                <w:sz w:val="20"/>
+              </w:rPr>
+              <w:t>Closing</w:t>
             </w:r>
           </w:p>
         </w:tc>
@@ -3720,10 +3933,13 @@
         <w:tc>
           <w:tcPr>
             <w:tcW w:type="dxa" w:w="1728"/>
-          </w:tcPr>
-          <w:p>
-            <w:r>
-              <w:rPr>
+            <w:shd w:fill="FEF0E4"/>
+          </w:tcPr>
+          <w:p>
+            <w:r>
+              <w:rPr>
+                <w:rFonts w:ascii="Marianne" w:hAnsi="Marianne"/>
+                <w:color w:val="1D1D1B"/>
                 <w:sz w:val="20"/>
               </w:rPr>
               <w:t>David Souchon</w:t>
@@ -3733,10 +3949,13 @@
         <w:tc>
           <w:tcPr>
             <w:tcW w:type="dxa" w:w="1728"/>
-          </w:tcPr>
-          <w:p>
-            <w:r>
-              <w:rPr>
+            <w:shd w:fill="FEF0E4"/>
+          </w:tcPr>
+          <w:p>
+            <w:r>
+              <w:rPr>
+                <w:rFonts w:ascii="Marianne" w:hAnsi="Marianne"/>
+                <w:color w:val="1D1D1B"/>
                 <w:sz w:val="20"/>
               </w:rPr>
               <w:t>Oxance</w:t>
@@ -3746,23 +3965,29 @@
         <w:tc>
           <w:tcPr>
             <w:tcW w:type="dxa" w:w="1728"/>
-          </w:tcPr>
-          <w:p>
-            <w:r>
-              <w:rPr>
-                <w:sz w:val="20"/>
-              </w:rPr>
-              <w:t>2 500 €</w:t>
+            <w:shd w:fill="FEF0E4"/>
+          </w:tcPr>
+          <w:p>
+            <w:r>
+              <w:rPr>
+                <w:rFonts w:ascii="Marianne" w:hAnsi="Marianne"/>
+                <w:color w:val="1D1D1B"/>
+                <w:sz w:val="20"/>
+              </w:rPr>
+              <w:t>2 500</w:t>
             </w:r>
           </w:p>
         </w:tc>
         <w:tc>
           <w:tcPr>
             <w:tcW w:type="dxa" w:w="1728"/>
-          </w:tcPr>
-          <w:p>
-            <w:r>
-              <w:rPr>
+            <w:shd w:fill="FEF0E4"/>
+          </w:tcPr>
+          <w:p>
+            <w:r>
+              <w:rPr>
+                <w:rFonts w:ascii="Marianne" w:hAnsi="Marianne"/>
+                <w:color w:val="1D1D1B"/>
                 <w:sz w:val="20"/>
               </w:rPr>
               <w:t>Follow-up</w:t>
@@ -3772,13 +3997,16 @@
         <w:tc>
           <w:tcPr>
             <w:tcW w:type="dxa" w:w="1728"/>
-          </w:tcPr>
-          <w:p>
-            <w:r>
-              <w:rPr>
-                <w:sz w:val="20"/>
-              </w:rPr>
-              <w:t>Mars 2026</w:t>
+            <w:shd w:fill="FEF0E4"/>
+          </w:tcPr>
+          <w:p>
+            <w:r>
+              <w:rPr>
+                <w:rFonts w:ascii="Marianne" w:hAnsi="Marianne"/>
+                <w:color w:val="1D1D1B"/>
+                <w:sz w:val="20"/>
+              </w:rPr>
+              <w:t>Mars</w:t>
             </w:r>
           </w:p>
         </w:tc>
@@ -3791,6 +4019,8 @@
           <w:p>
             <w:r>
               <w:rPr>
+                <w:rFonts w:ascii="Marianne" w:hAnsi="Marianne"/>
+                <w:color w:val="1D1D1B"/>
                 <w:sz w:val="20"/>
               </w:rPr>
               <w:t>Thomas Alston</w:t>
@@ -3804,6 +4034,8 @@
           <w:p>
             <w:r>
               <w:rPr>
+                <w:rFonts w:ascii="Marianne" w:hAnsi="Marianne"/>
+                <w:color w:val="1D1D1B"/>
                 <w:sz w:val="20"/>
               </w:rPr>
               <w:t>DocCity</w:t>
@@ -3817,9 +4049,11 @@
           <w:p>
             <w:r>
               <w:rPr>
-                <w:sz w:val="20"/>
-              </w:rPr>
-              <w:t>1 764 €</w:t>
+                <w:rFonts w:ascii="Marianne" w:hAnsi="Marianne"/>
+                <w:color w:val="1D1D1B"/>
+                <w:sz w:val="20"/>
+              </w:rPr>
+              <w:t>1 764</w:t>
             </w:r>
           </w:p>
         </w:tc>
@@ -3830,6 +4064,8 @@
           <w:p>
             <w:r>
               <w:rPr>
+                <w:rFonts w:ascii="Marianne" w:hAnsi="Marianne"/>
+                <w:color w:val="1D1D1B"/>
                 <w:sz w:val="20"/>
               </w:rPr>
               <w:t>Follow-up</w:t>
@@ -3843,6 +4079,8 @@
           <w:p>
             <w:r>
               <w:rPr>
+                <w:rFonts w:ascii="Marianne" w:hAnsi="Marianne"/>
+                <w:color w:val="1D1D1B"/>
                 <w:sz w:val="20"/>
               </w:rPr>
               <w:t>—</w:t>
@@ -3854,49 +4092,61 @@
         <w:tc>
           <w:tcPr>
             <w:tcW w:type="dxa" w:w="1728"/>
-          </w:tcPr>
-          <w:p>
-            <w:r>
-              <w:rPr>
-                <w:sz w:val="20"/>
-              </w:rPr>
-              <w:t>Christophe Guillalmon</w:t>
+            <w:shd w:fill="FEF0E4"/>
+          </w:tcPr>
+          <w:p>
+            <w:r>
+              <w:rPr>
+                <w:rFonts w:ascii="Marianne" w:hAnsi="Marianne"/>
+                <w:color w:val="1D1D1B"/>
+                <w:sz w:val="20"/>
+              </w:rPr>
+              <w:t>C. Guillalmon</w:t>
             </w:r>
           </w:p>
         </w:tc>
         <w:tc>
           <w:tcPr>
             <w:tcW w:type="dxa" w:w="1728"/>
-          </w:tcPr>
-          <w:p>
-            <w:r>
-              <w:rPr>
-                <w:sz w:val="20"/>
-              </w:rPr>
-              <w:t>Ramsay Santé</w:t>
+            <w:shd w:fill="FEF0E4"/>
+          </w:tcPr>
+          <w:p>
+            <w:r>
+              <w:rPr>
+                <w:rFonts w:ascii="Marianne" w:hAnsi="Marianne"/>
+                <w:color w:val="1D1D1B"/>
+                <w:sz w:val="20"/>
+              </w:rPr>
+              <w:t>Ramsay Sante</w:t>
             </w:r>
           </w:p>
         </w:tc>
         <w:tc>
           <w:tcPr>
             <w:tcW w:type="dxa" w:w="1728"/>
-          </w:tcPr>
-          <w:p>
-            <w:r>
-              <w:rPr>
-                <w:sz w:val="20"/>
-              </w:rPr>
-              <w:t>650 €</w:t>
+            <w:shd w:fill="FEF0E4"/>
+          </w:tcPr>
+          <w:p>
+            <w:r>
+              <w:rPr>
+                <w:rFonts w:ascii="Marianne" w:hAnsi="Marianne"/>
+                <w:color w:val="1D1D1B"/>
+                <w:sz w:val="20"/>
+              </w:rPr>
+              <w:t>650</w:t>
             </w:r>
           </w:p>
         </w:tc>
         <w:tc>
           <w:tcPr>
             <w:tcW w:type="dxa" w:w="1728"/>
-          </w:tcPr>
-          <w:p>
-            <w:r>
-              <w:rPr>
+            <w:shd w:fill="FEF0E4"/>
+          </w:tcPr>
+          <w:p>
+            <w:r>
+              <w:rPr>
+                <w:rFonts w:ascii="Marianne" w:hAnsi="Marianne"/>
+                <w:color w:val="1D1D1B"/>
                 <w:sz w:val="20"/>
               </w:rPr>
               <w:t>Lead</w:t>
@@ -3906,13 +4156,16 @@
         <w:tc>
           <w:tcPr>
             <w:tcW w:type="dxa" w:w="1728"/>
-          </w:tcPr>
-          <w:p>
-            <w:r>
-              <w:rPr>
-                <w:sz w:val="20"/>
-              </w:rPr>
-              <w:t>Mai 2026</w:t>
+            <w:shd w:fill="FEF0E4"/>
+          </w:tcPr>
+          <w:p>
+            <w:r>
+              <w:rPr>
+                <w:rFonts w:ascii="Marianne" w:hAnsi="Marianne"/>
+                <w:color w:val="1D1D1B"/>
+                <w:sz w:val="20"/>
+              </w:rPr>
+              <w:t>Mai</w:t>
             </w:r>
           </w:p>
         </w:tc>
@@ -3925,9 +4178,11 @@
           <w:p>
             <w:r>
               <w:rPr>
-                <w:sz w:val="20"/>
-              </w:rPr>
-              <w:t>GHICL Arnaud Hansske</w:t>
+                <w:rFonts w:ascii="Marianne" w:hAnsi="Marianne"/>
+                <w:color w:val="1D1D1B"/>
+                <w:sz w:val="20"/>
+              </w:rPr>
+              <w:t>GHICL</w:t>
             </w:r>
           </w:p>
         </w:tc>
@@ -3938,9 +4193,11 @@
           <w:p>
             <w:r>
               <w:rPr>
-                <w:sz w:val="20"/>
-              </w:rPr>
-              <w:t>GHICL (Hôpital Lille)</w:t>
+                <w:rFonts w:ascii="Marianne" w:hAnsi="Marianne"/>
+                <w:color w:val="1D1D1B"/>
+                <w:sz w:val="20"/>
+              </w:rPr>
+              <w:t>Hopital Lille</w:t>
             </w:r>
           </w:p>
         </w:tc>
@@ -3951,9 +4208,11 @@
           <w:p>
             <w:r>
               <w:rPr>
-                <w:sz w:val="20"/>
-              </w:rPr>
-              <w:t>590 €</w:t>
+                <w:rFonts w:ascii="Marianne" w:hAnsi="Marianne"/>
+                <w:color w:val="1D1D1B"/>
+                <w:sz w:val="20"/>
+              </w:rPr>
+              <w:t>590</w:t>
             </w:r>
           </w:p>
         </w:tc>
@@ -3964,6 +4223,8 @@
           <w:p>
             <w:r>
               <w:rPr>
+                <w:rFonts w:ascii="Marianne" w:hAnsi="Marianne"/>
+                <w:color w:val="1D1D1B"/>
                 <w:sz w:val="20"/>
               </w:rPr>
               <w:t>Trial</w:t>
@@ -3977,9 +4238,11 @@
           <w:p>
             <w:r>
               <w:rPr>
-                <w:sz w:val="20"/>
-              </w:rPr>
-              <w:t>Mars 2026</w:t>
+                <w:rFonts w:ascii="Marianne" w:hAnsi="Marianne"/>
+                <w:color w:val="1D1D1B"/>
+                <w:sz w:val="20"/>
+              </w:rPr>
+              <w:t>Mars</w:t>
             </w:r>
           </w:p>
         </w:tc>
@@ -3988,49 +4251,61 @@
         <w:tc>
           <w:tcPr>
             <w:tcW w:type="dxa" w:w="1728"/>
-          </w:tcPr>
-          <w:p>
-            <w:r>
-              <w:rPr>
-                <w:sz w:val="20"/>
-              </w:rPr>
-              <w:t>Emilie Garrido-Pradalie</w:t>
+            <w:shd w:fill="FEF0E4"/>
+          </w:tcPr>
+          <w:p>
+            <w:r>
+              <w:rPr>
+                <w:rFonts w:ascii="Marianne" w:hAnsi="Marianne"/>
+                <w:color w:val="1D1D1B"/>
+                <w:sz w:val="20"/>
+              </w:rPr>
+              <w:t>E. Garrido-Pradalie</w:t>
             </w:r>
           </w:p>
         </w:tc>
         <w:tc>
           <w:tcPr>
             <w:tcW w:type="dxa" w:w="1728"/>
-          </w:tcPr>
-          <w:p>
-            <w:r>
-              <w:rPr>
-                <w:sz w:val="20"/>
-              </w:rPr>
-              <w:t>AP-HM (CHU Marseille)</w:t>
+            <w:shd w:fill="FEF0E4"/>
+          </w:tcPr>
+          <w:p>
+            <w:r>
+              <w:rPr>
+                <w:rFonts w:ascii="Marianne" w:hAnsi="Marianne"/>
+                <w:color w:val="1D1D1B"/>
+                <w:sz w:val="20"/>
+              </w:rPr>
+              <w:t>AP-HM Marseille</w:t>
             </w:r>
           </w:p>
         </w:tc>
         <w:tc>
           <w:tcPr>
             <w:tcW w:type="dxa" w:w="1728"/>
-          </w:tcPr>
-          <w:p>
-            <w:r>
-              <w:rPr>
-                <w:sz w:val="20"/>
-              </w:rPr>
-              <w:t>520 €</w:t>
+            <w:shd w:fill="FEF0E4"/>
+          </w:tcPr>
+          <w:p>
+            <w:r>
+              <w:rPr>
+                <w:rFonts w:ascii="Marianne" w:hAnsi="Marianne"/>
+                <w:color w:val="1D1D1B"/>
+                <w:sz w:val="20"/>
+              </w:rPr>
+              <w:t>520</w:t>
             </w:r>
           </w:p>
         </w:tc>
         <w:tc>
           <w:tcPr>
             <w:tcW w:type="dxa" w:w="1728"/>
-          </w:tcPr>
-          <w:p>
-            <w:r>
-              <w:rPr>
+            <w:shd w:fill="FEF0E4"/>
+          </w:tcPr>
+          <w:p>
+            <w:r>
+              <w:rPr>
+                <w:rFonts w:ascii="Marianne" w:hAnsi="Marianne"/>
+                <w:color w:val="1D1D1B"/>
                 <w:sz w:val="20"/>
               </w:rPr>
               <w:t>Follow-up</w:t>
@@ -4040,13 +4315,16 @@
         <w:tc>
           <w:tcPr>
             <w:tcW w:type="dxa" w:w="1728"/>
-          </w:tcPr>
-          <w:p>
-            <w:r>
-              <w:rPr>
-                <w:sz w:val="20"/>
-              </w:rPr>
-              <w:t>Avril 2026</w:t>
+            <w:shd w:fill="FEF0E4"/>
+          </w:tcPr>
+          <w:p>
+            <w:r>
+              <w:rPr>
+                <w:rFonts w:ascii="Marianne" w:hAnsi="Marianne"/>
+                <w:color w:val="1D1D1B"/>
+                <w:sz w:val="20"/>
+              </w:rPr>
+              <w:t>Avril</w:t>
             </w:r>
           </w:p>
         </w:tc>
@@ -4059,9 +4337,11 @@
           <w:p>
             <w:r>
               <w:rPr>
-                <w:sz w:val="20"/>
-              </w:rPr>
-              <w:t>Beatrice Appiah</w:t>
+                <w:rFonts w:ascii="Marianne" w:hAnsi="Marianne"/>
+                <w:color w:val="1D1D1B"/>
+                <w:sz w:val="20"/>
+              </w:rPr>
+              <w:t>B. Appiah</w:t>
             </w:r>
           </w:p>
         </w:tc>
@@ -4072,6 +4352,8 @@
           <w:p>
             <w:r>
               <w:rPr>
+                <w:rFonts w:ascii="Marianne" w:hAnsi="Marianne"/>
+                <w:color w:val="1D1D1B"/>
                 <w:sz w:val="20"/>
               </w:rPr>
               <w:t>CHU Toulouse</w:t>
@@ -4085,9 +4367,11 @@
           <w:p>
             <w:r>
               <w:rPr>
-                <w:sz w:val="20"/>
-              </w:rPr>
-              <w:t>360 €</w:t>
+                <w:rFonts w:ascii="Marianne" w:hAnsi="Marianne"/>
+                <w:color w:val="1D1D1B"/>
+                <w:sz w:val="20"/>
+              </w:rPr>
+              <w:t>360</w:t>
             </w:r>
           </w:p>
         </w:tc>
@@ -4098,6 +4382,8 @@
           <w:p>
             <w:r>
               <w:rPr>
+                <w:rFonts w:ascii="Marianne" w:hAnsi="Marianne"/>
+                <w:color w:val="1D1D1B"/>
                 <w:sz w:val="20"/>
               </w:rPr>
               <w:t>Follow-up</w:t>
@@ -4111,6 +4397,8 @@
           <w:p>
             <w:r>
               <w:rPr>
+                <w:rFonts w:ascii="Marianne" w:hAnsi="Marianne"/>
+                <w:color w:val="1D1D1B"/>
                 <w:sz w:val="20"/>
               </w:rPr>
               <w:t>—</w:t>
@@ -4122,49 +4410,61 @@
         <w:tc>
           <w:tcPr>
             <w:tcW w:type="dxa" w:w="1728"/>
-          </w:tcPr>
-          <w:p>
-            <w:r>
-              <w:rPr>
-                <w:sz w:val="20"/>
-              </w:rPr>
-              <w:t>Younes Beddar</w:t>
+            <w:shd w:fill="FEF0E4"/>
+          </w:tcPr>
+          <w:p>
+            <w:r>
+              <w:rPr>
+                <w:rFonts w:ascii="Marianne" w:hAnsi="Marianne"/>
+                <w:color w:val="1D1D1B"/>
+                <w:sz w:val="20"/>
+              </w:rPr>
+              <w:t>Y. Beddar</w:t>
             </w:r>
           </w:p>
         </w:tc>
         <w:tc>
           <w:tcPr>
             <w:tcW w:type="dxa" w:w="1728"/>
-          </w:tcPr>
-          <w:p>
-            <w:r>
-              <w:rPr>
-                <w:sz w:val="20"/>
-              </w:rPr>
-              <w:t>Centre dentaire Les Lauriers</w:t>
+            <w:shd w:fill="FEF0E4"/>
+          </w:tcPr>
+          <w:p>
+            <w:r>
+              <w:rPr>
+                <w:rFonts w:ascii="Marianne" w:hAnsi="Marianne"/>
+                <w:color w:val="1D1D1B"/>
+                <w:sz w:val="20"/>
+              </w:rPr>
+              <w:t>Les Lauriers</w:t>
             </w:r>
           </w:p>
         </w:tc>
         <w:tc>
           <w:tcPr>
             <w:tcW w:type="dxa" w:w="1728"/>
-          </w:tcPr>
-          <w:p>
-            <w:r>
-              <w:rPr>
-                <w:sz w:val="20"/>
-              </w:rPr>
-              <w:t>360 €</w:t>
+            <w:shd w:fill="FEF0E4"/>
+          </w:tcPr>
+          <w:p>
+            <w:r>
+              <w:rPr>
+                <w:rFonts w:ascii="Marianne" w:hAnsi="Marianne"/>
+                <w:color w:val="1D1D1B"/>
+                <w:sz w:val="20"/>
+              </w:rPr>
+              <w:t>360</w:t>
             </w:r>
           </w:p>
         </w:tc>
         <w:tc>
           <w:tcPr>
             <w:tcW w:type="dxa" w:w="1728"/>
-          </w:tcPr>
-          <w:p>
-            <w:r>
-              <w:rPr>
+            <w:shd w:fill="FEF0E4"/>
+          </w:tcPr>
+          <w:p>
+            <w:r>
+              <w:rPr>
+                <w:rFonts w:ascii="Marianne" w:hAnsi="Marianne"/>
+                <w:color w:val="1D1D1B"/>
                 <w:sz w:val="20"/>
               </w:rPr>
               <w:t>Follow-up</w:t>
@@ -4174,13 +4474,16 @@
         <w:tc>
           <w:tcPr>
             <w:tcW w:type="dxa" w:w="1728"/>
-          </w:tcPr>
-          <w:p>
-            <w:r>
-              <w:rPr>
-                <w:sz w:val="20"/>
-              </w:rPr>
-              <w:t>Avril 2026</w:t>
+            <w:shd w:fill="FEF0E4"/>
+          </w:tcPr>
+          <w:p>
+            <w:r>
+              <w:rPr>
+                <w:rFonts w:ascii="Marianne" w:hAnsi="Marianne"/>
+                <w:color w:val="1D1D1B"/>
+                <w:sz w:val="20"/>
+              </w:rPr>
+              <w:t>Avril</w:t>
             </w:r>
           </w:p>
         </w:tc>
@@ -4193,9 +4496,11 @@
           <w:p>
             <w:r>
               <w:rPr>
-                <w:sz w:val="20"/>
-              </w:rPr>
-              <w:t>HE Quoy Solange</w:t>
+                <w:rFonts w:ascii="Marianne" w:hAnsi="Marianne"/>
+                <w:color w:val="1D1D1B"/>
+                <w:sz w:val="20"/>
+              </w:rPr>
+              <w:t>HE Quoy</w:t>
             </w:r>
           </w:p>
         </w:tc>
@@ -4206,9 +4511,11 @@
           <w:p>
             <w:r>
               <w:rPr>
-                <w:sz w:val="20"/>
-              </w:rPr>
-              <w:t>Hôpital Européen</w:t>
+                <w:rFonts w:ascii="Marianne" w:hAnsi="Marianne"/>
+                <w:color w:val="1D1D1B"/>
+                <w:sz w:val="20"/>
+              </w:rPr>
+              <w:t>Hopital Europeen</w:t>
             </w:r>
           </w:p>
         </w:tc>
@@ -4219,9 +4526,11 @@
           <w:p>
             <w:r>
               <w:rPr>
-                <w:sz w:val="20"/>
-              </w:rPr>
-              <w:t>300 €</w:t>
+                <w:rFonts w:ascii="Marianne" w:hAnsi="Marianne"/>
+                <w:color w:val="1D1D1B"/>
+                <w:sz w:val="20"/>
+              </w:rPr>
+              <w:t>300</w:t>
             </w:r>
           </w:p>
         </w:tc>
@@ -4232,6 +4541,8 @@
           <w:p>
             <w:r>
               <w:rPr>
+                <w:rFonts w:ascii="Marianne" w:hAnsi="Marianne"/>
+                <w:color w:val="1D1D1B"/>
                 <w:sz w:val="20"/>
               </w:rPr>
               <w:t>Trial</w:t>
@@ -4245,76 +4556,11 @@
           <w:p>
             <w:r>
               <w:rPr>
-                <w:sz w:val="20"/>
-              </w:rPr>
-              <w:t>Mars 2026</w:t>
-            </w:r>
-          </w:p>
-        </w:tc>
-      </w:tr>
-      <w:tr>
-        <w:tc>
-          <w:tcPr>
-            <w:tcW w:type="dxa" w:w="1728"/>
-          </w:tcPr>
-          <w:p>
-            <w:r>
-              <w:rPr>
-                <w:sz w:val="20"/>
-              </w:rPr>
-              <w:t>We Clever (test)</w:t>
-            </w:r>
-          </w:p>
-        </w:tc>
-        <w:tc>
-          <w:tcPr>
-            <w:tcW w:type="dxa" w:w="1728"/>
-          </w:tcPr>
-          <w:p>
-            <w:r>
-              <w:rPr>
-                <w:sz w:val="20"/>
-              </w:rPr>
-              <w:t>Weclever Dental</w:t>
-            </w:r>
-          </w:p>
-        </w:tc>
-        <w:tc>
-          <w:tcPr>
-            <w:tcW w:type="dxa" w:w="1728"/>
-          </w:tcPr>
-          <w:p>
-            <w:r>
-              <w:rPr>
-                <w:sz w:val="20"/>
-              </w:rPr>
-              <w:t>300 €</w:t>
-            </w:r>
-          </w:p>
-        </w:tc>
-        <w:tc>
-          <w:tcPr>
-            <w:tcW w:type="dxa" w:w="1728"/>
-          </w:tcPr>
-          <w:p>
-            <w:r>
-              <w:rPr>
-                <w:sz w:val="20"/>
-              </w:rPr>
-              <w:t>Qualified</w:t>
-            </w:r>
-          </w:p>
-        </w:tc>
-        <w:tc>
-          <w:tcPr>
-            <w:tcW w:type="dxa" w:w="1728"/>
-          </w:tcPr>
-          <w:p>
-            <w:r>
-              <w:rPr>
-                <w:sz w:val="20"/>
-              </w:rPr>
-              <w:t>Mars 2026</w:t>
+                <w:rFonts w:ascii="Marianne" w:hAnsi="Marianne"/>
+                <w:color w:val="1D1D1B"/>
+                <w:sz w:val="20"/>
+              </w:rPr>
+              <w:t>Mars</w:t>
             </w:r>
           </w:p>
         </w:tc>
@@ -4331,10 +4577,14 @@
     </w:p>
     <w:tbl>
       <w:tblPr>
-        <w:tblStyle w:val="LightGrid-Accent1"/>
         <w:tblW w:type="auto" w:w="0"/>
         <w:jc w:val="center"/>
         <w:tblLook w:firstColumn="1" w:firstRow="1" w:lastColumn="0" w:lastRow="0" w:noHBand="0" w:noVBand="1" w:val="04A0"/>
+        <w:tblBorders>
+          <w:top w:val="single" w:sz="4" w:space="0" w:color="FC8D42"/>
+          <w:bottom w:val="single" w:sz="4" w:space="0" w:color="FC8D42"/>
+          <w:insideH w:val="single" w:sz="2" w:space="0" w:color="E8E8E5"/>
+        </w:tblBorders>
       </w:tblPr>
       <w:tblGrid>
         <w:gridCol w:w="2880"/>
@@ -4345,11 +4595,14 @@
         <w:tc>
           <w:tcPr>
             <w:tcW w:type="dxa" w:w="2880"/>
-          </w:tcPr>
-          <w:p>
-            <w:r>
-              <w:rPr>
+            <w:shd w:fill="FC8D42"/>
+          </w:tcPr>
+          <w:p>
+            <w:r>
+              <w:rPr>
+                <w:rFonts w:ascii="Marianne" w:hAnsi="Marianne"/>
                 <w:b/>
+                <w:color w:val="FFFFFF"/>
                 <w:sz w:val="20"/>
               </w:rPr>
               <w:t>Mois</w:t>
@@ -4359,28 +4612,34 @@
         <w:tc>
           <w:tcPr>
             <w:tcW w:type="dxa" w:w="2880"/>
-          </w:tcPr>
-          <w:p>
-            <w:r>
-              <w:rPr>
+            <w:shd w:fill="FC8D42"/>
+          </w:tcPr>
+          <w:p>
+            <w:r>
+              <w:rPr>
+                <w:rFonts w:ascii="Marianne" w:hAnsi="Marianne"/>
                 <w:b/>
-                <w:sz w:val="20"/>
-              </w:rPr>
-              <w:t>Deals en closing</w:t>
+                <w:color w:val="FFFFFF"/>
+                <w:sz w:val="20"/>
+              </w:rPr>
+              <w:t>Deals</w:t>
             </w:r>
           </w:p>
         </w:tc>
         <w:tc>
           <w:tcPr>
             <w:tcW w:type="dxa" w:w="2880"/>
-          </w:tcPr>
-          <w:p>
-            <w:r>
-              <w:rPr>
+            <w:shd w:fill="FC8D42"/>
+          </w:tcPr>
+          <w:p>
+            <w:r>
+              <w:rPr>
+                <w:rFonts w:ascii="Marianne" w:hAnsi="Marianne"/>
                 <w:b/>
-                <w:sz w:val="20"/>
-              </w:rPr>
-              <w:t>Valeur pipe (€)</w:t>
+                <w:color w:val="FFFFFF"/>
+                <w:sz w:val="20"/>
+              </w:rPr>
+              <w:t>Valeur pipe (EUR)</w:t>
             </w:r>
           </w:p>
         </w:tc>
@@ -4389,10 +4648,13 @@
         <w:tc>
           <w:tcPr>
             <w:tcW w:type="dxa" w:w="2880"/>
-          </w:tcPr>
-          <w:p>
-            <w:r>
-              <w:rPr>
+            <w:shd w:fill="FEF0E4"/>
+          </w:tcPr>
+          <w:p>
+            <w:r>
+              <w:rPr>
+                <w:rFonts w:ascii="Marianne" w:hAnsi="Marianne"/>
+                <w:color w:val="1D1D1B"/>
                 <w:sz w:val="20"/>
               </w:rPr>
               <w:t>Mars 2026</w:t>
@@ -4402,10 +4664,13 @@
         <w:tc>
           <w:tcPr>
             <w:tcW w:type="dxa" w:w="2880"/>
-          </w:tcPr>
-          <w:p>
-            <w:r>
-              <w:rPr>
+            <w:shd w:fill="FEF0E4"/>
+          </w:tcPr>
+          <w:p>
+            <w:r>
+              <w:rPr>
+                <w:rFonts w:ascii="Marianne" w:hAnsi="Marianne"/>
+                <w:color w:val="1D1D1B"/>
                 <w:sz w:val="20"/>
               </w:rPr>
               <w:t>20</w:t>
@@ -4415,13 +4680,16 @@
         <w:tc>
           <w:tcPr>
             <w:tcW w:type="dxa" w:w="2880"/>
-          </w:tcPr>
-          <w:p>
-            <w:r>
-              <w:rPr>
-                <w:sz w:val="20"/>
-              </w:rPr>
-              <w:t>4 684 €</w:t>
+            <w:shd w:fill="FEF0E4"/>
+          </w:tcPr>
+          <w:p>
+            <w:r>
+              <w:rPr>
+                <w:rFonts w:ascii="Marianne" w:hAnsi="Marianne"/>
+                <w:color w:val="1D1D1B"/>
+                <w:sz w:val="20"/>
+              </w:rPr>
+              <w:t>4 684</w:t>
             </w:r>
           </w:p>
         </w:tc>
@@ -4434,6 +4702,8 @@
           <w:p>
             <w:r>
               <w:rPr>
+                <w:rFonts w:ascii="Marianne" w:hAnsi="Marianne"/>
+                <w:color w:val="1D1D1B"/>
                 <w:sz w:val="20"/>
               </w:rPr>
               <w:t>Avril 2026</w:t>
@@ -4447,6 +4717,8 @@
           <w:p>
             <w:r>
               <w:rPr>
+                <w:rFonts w:ascii="Marianne" w:hAnsi="Marianne"/>
+                <w:color w:val="1D1D1B"/>
                 <w:sz w:val="20"/>
               </w:rPr>
               <w:t>13</w:t>
@@ -4460,9 +4732,11 @@
           <w:p>
             <w:r>
               <w:rPr>
-                <w:sz w:val="20"/>
-              </w:rPr>
-              <w:t>1 394 €</w:t>
+                <w:rFonts w:ascii="Marianne" w:hAnsi="Marianne"/>
+                <w:color w:val="1D1D1B"/>
+                <w:sz w:val="20"/>
+              </w:rPr>
+              <w:t>1 394</w:t>
             </w:r>
           </w:p>
         </w:tc>
@@ -4471,10 +4745,13 @@
         <w:tc>
           <w:tcPr>
             <w:tcW w:type="dxa" w:w="2880"/>
-          </w:tcPr>
-          <w:p>
-            <w:r>
-              <w:rPr>
+            <w:shd w:fill="FEF0E4"/>
+          </w:tcPr>
+          <w:p>
+            <w:r>
+              <w:rPr>
+                <w:rFonts w:ascii="Marianne" w:hAnsi="Marianne"/>
+                <w:color w:val="1D1D1B"/>
                 <w:sz w:val="20"/>
               </w:rPr>
               <w:t>Mai 2026</w:t>
@@ -4484,10 +4761,13 @@
         <w:tc>
           <w:tcPr>
             <w:tcW w:type="dxa" w:w="2880"/>
-          </w:tcPr>
-          <w:p>
-            <w:r>
-              <w:rPr>
+            <w:shd w:fill="FEF0E4"/>
+          </w:tcPr>
+          <w:p>
+            <w:r>
+              <w:rPr>
+                <w:rFonts w:ascii="Marianne" w:hAnsi="Marianne"/>
+                <w:color w:val="1D1D1B"/>
                 <w:sz w:val="20"/>
               </w:rPr>
               <w:t>8</w:t>
@@ -4497,54 +4777,16 @@
         <w:tc>
           <w:tcPr>
             <w:tcW w:type="dxa" w:w="2880"/>
-          </w:tcPr>
-          <w:p>
-            <w:r>
-              <w:rPr>
-                <w:sz w:val="20"/>
-              </w:rPr>
-              <w:t>992 €</w:t>
-            </w:r>
-          </w:p>
-        </w:tc>
-      </w:tr>
-      <w:tr>
-        <w:tc>
-          <w:tcPr>
-            <w:tcW w:type="dxa" w:w="2880"/>
-          </w:tcPr>
-          <w:p>
-            <w:r>
-              <w:rPr>
-                <w:sz w:val="20"/>
-              </w:rPr>
-              <w:t>Juin+ 2026</w:t>
-            </w:r>
-          </w:p>
-        </w:tc>
-        <w:tc>
-          <w:tcPr>
-            <w:tcW w:type="dxa" w:w="2880"/>
-          </w:tcPr>
-          <w:p>
-            <w:r>
-              <w:rPr>
-                <w:sz w:val="20"/>
-              </w:rPr>
-              <w:t>2</w:t>
-            </w:r>
-          </w:p>
-        </w:tc>
-        <w:tc>
-          <w:tcPr>
-            <w:tcW w:type="dxa" w:w="2880"/>
-          </w:tcPr>
-          <w:p>
-            <w:r>
-              <w:rPr>
-                <w:sz w:val="20"/>
-              </w:rPr>
-              <w:t>0 €</w:t>
+            <w:shd w:fill="FEF0E4"/>
+          </w:tcPr>
+          <w:p>
+            <w:r>
+              <w:rPr>
+                <w:rFonts w:ascii="Marianne" w:hAnsi="Marianne"/>
+                <w:color w:val="1D1D1B"/>
+                <w:sz w:val="20"/>
+              </w:rPr>
+              <w:t>992</w:t>
             </w:r>
           </w:p>
         </w:tc>
@@ -4561,10 +4803,14 @@
     </w:p>
     <w:tbl>
       <w:tblPr>
-        <w:tblStyle w:val="LightGrid-Accent1"/>
         <w:tblW w:type="auto" w:w="0"/>
         <w:jc w:val="center"/>
         <w:tblLook w:firstColumn="1" w:firstRow="1" w:lastColumn="0" w:lastRow="0" w:noHBand="0" w:noVBand="1" w:val="04A0"/>
+        <w:tblBorders>
+          <w:top w:val="single" w:sz="4" w:space="0" w:color="FC8D42"/>
+          <w:bottom w:val="single" w:sz="4" w:space="0" w:color="FC8D42"/>
+          <w:insideH w:val="single" w:sz="2" w:space="0" w:color="E8E8E5"/>
+        </w:tblBorders>
       </w:tblPr>
       <w:tblGrid>
         <w:gridCol w:w="2880"/>
@@ -4575,11 +4821,14 @@
         <w:tc>
           <w:tcPr>
             <w:tcW w:type="dxa" w:w="2880"/>
-          </w:tcPr>
-          <w:p>
-            <w:r>
-              <w:rPr>
+            <w:shd w:fill="FC8D42"/>
+          </w:tcPr>
+          <w:p>
+            <w:r>
+              <w:rPr>
+                <w:rFonts w:ascii="Marianne" w:hAnsi="Marianne"/>
                 <w:b/>
+                <w:color w:val="FFFFFF"/>
                 <w:sz w:val="20"/>
               </w:rPr>
               <w:t>Status</w:t>
@@ -4589,11 +4838,14 @@
         <w:tc>
           <w:tcPr>
             <w:tcW w:type="dxa" w:w="2880"/>
-          </w:tcPr>
-          <w:p>
-            <w:r>
-              <w:rPr>
+            <w:shd w:fill="FC8D42"/>
+          </w:tcPr>
+          <w:p>
+            <w:r>
+              <w:rPr>
+                <w:rFonts w:ascii="Marianne" w:hAnsi="Marianne"/>
                 <w:b/>
+                <w:color w:val="FFFFFF"/>
                 <w:sz w:val="20"/>
               </w:rPr>
               <w:t>Nombre</w:t>
@@ -4603,14 +4855,17 @@
         <w:tc>
           <w:tcPr>
             <w:tcW w:type="dxa" w:w="2880"/>
-          </w:tcPr>
-          <w:p>
-            <w:r>
-              <w:rPr>
+            <w:shd w:fill="FC8D42"/>
+          </w:tcPr>
+          <w:p>
+            <w:r>
+              <w:rPr>
+                <w:rFonts w:ascii="Marianne" w:hAnsi="Marianne"/>
                 <w:b/>
-                <w:sz w:val="20"/>
-              </w:rPr>
-              <w:t>% du total</w:t>
+                <w:color w:val="FFFFFF"/>
+                <w:sz w:val="20"/>
+              </w:rPr>
+              <w:t>% total</w:t>
             </w:r>
           </w:p>
         </w:tc>
@@ -4619,10 +4874,13 @@
         <w:tc>
           <w:tcPr>
             <w:tcW w:type="dxa" w:w="2880"/>
-          </w:tcPr>
-          <w:p>
-            <w:r>
-              <w:rPr>
+            <w:shd w:fill="FEF0E4"/>
+          </w:tcPr>
+          <w:p>
+            <w:r>
+              <w:rPr>
+                <w:rFonts w:ascii="Marianne" w:hAnsi="Marianne"/>
+                <w:color w:val="1D1D1B"/>
                 <w:sz w:val="20"/>
               </w:rPr>
               <w:t>Cold</w:t>
@@ -4632,10 +4890,13 @@
         <w:tc>
           <w:tcPr>
             <w:tcW w:type="dxa" w:w="2880"/>
-          </w:tcPr>
-          <w:p>
-            <w:r>
-              <w:rPr>
+            <w:shd w:fill="FEF0E4"/>
+          </w:tcPr>
+          <w:p>
+            <w:r>
+              <w:rPr>
+                <w:rFonts w:ascii="Marianne" w:hAnsi="Marianne"/>
+                <w:color w:val="1D1D1B"/>
                 <w:sz w:val="20"/>
               </w:rPr>
               <w:t>160</w:t>
@@ -4645,10 +4906,13 @@
         <w:tc>
           <w:tcPr>
             <w:tcW w:type="dxa" w:w="2880"/>
-          </w:tcPr>
-          <w:p>
-            <w:r>
-              <w:rPr>
+            <w:shd w:fill="FEF0E4"/>
+          </w:tcPr>
+          <w:p>
+            <w:r>
+              <w:rPr>
+                <w:rFonts w:ascii="Marianne" w:hAnsi="Marianne"/>
+                <w:color w:val="1D1D1B"/>
                 <w:sz w:val="20"/>
               </w:rPr>
               <w:t>68,4%</w:t>
@@ -4664,6 +4928,8 @@
           <w:p>
             <w:r>
               <w:rPr>
+                <w:rFonts w:ascii="Marianne" w:hAnsi="Marianne"/>
+                <w:color w:val="1D1D1B"/>
                 <w:sz w:val="20"/>
               </w:rPr>
               <w:t>Warm</w:t>
@@ -4677,6 +4943,8 @@
           <w:p>
             <w:r>
               <w:rPr>
+                <w:rFonts w:ascii="Marianne" w:hAnsi="Marianne"/>
+                <w:color w:val="1D1D1B"/>
                 <w:sz w:val="20"/>
               </w:rPr>
               <w:t>50</w:t>
@@ -4690,6 +4958,8 @@
           <w:p>
             <w:r>
               <w:rPr>
+                <w:rFonts w:ascii="Marianne" w:hAnsi="Marianne"/>
+                <w:color w:val="1D1D1B"/>
                 <w:sz w:val="20"/>
               </w:rPr>
               <w:t>21,4%</w:t>
@@ -4701,23 +4971,29 @@
         <w:tc>
           <w:tcPr>
             <w:tcW w:type="dxa" w:w="2880"/>
-          </w:tcPr>
-          <w:p>
-            <w:r>
-              <w:rPr>
-                <w:sz w:val="20"/>
-              </w:rPr>
-              <w:t>(Non qualifié)</w:t>
+            <w:shd w:fill="FEF0E4"/>
+          </w:tcPr>
+          <w:p>
+            <w:r>
+              <w:rPr>
+                <w:rFonts w:ascii="Marianne" w:hAnsi="Marianne"/>
+                <w:color w:val="1D1D1B"/>
+                <w:sz w:val="20"/>
+              </w:rPr>
+              <w:t>(Non qualifie)</w:t>
             </w:r>
           </w:p>
         </w:tc>
         <w:tc>
           <w:tcPr>
             <w:tcW w:type="dxa" w:w="2880"/>
-          </w:tcPr>
-          <w:p>
-            <w:r>
-              <w:rPr>
+            <w:shd w:fill="FEF0E4"/>
+          </w:tcPr>
+          <w:p>
+            <w:r>
+              <w:rPr>
+                <w:rFonts w:ascii="Marianne" w:hAnsi="Marianne"/>
+                <w:color w:val="1D1D1B"/>
                 <w:sz w:val="20"/>
               </w:rPr>
               <w:t>20</w:t>
@@ -4727,10 +5003,13 @@
         <w:tc>
           <w:tcPr>
             <w:tcW w:type="dxa" w:w="2880"/>
-          </w:tcPr>
-          <w:p>
-            <w:r>
-              <w:rPr>
+            <w:shd w:fill="FEF0E4"/>
+          </w:tcPr>
+          <w:p>
+            <w:r>
+              <w:rPr>
+                <w:rFonts w:ascii="Marianne" w:hAnsi="Marianne"/>
+                <w:color w:val="1D1D1B"/>
                 <w:sz w:val="20"/>
               </w:rPr>
               <w:t>8,5%</w:t>
@@ -4746,6 +5025,8 @@
           <w:p>
             <w:r>
               <w:rPr>
+                <w:rFonts w:ascii="Marianne" w:hAnsi="Marianne"/>
+                <w:color w:val="1D1D1B"/>
                 <w:sz w:val="20"/>
               </w:rPr>
               <w:t>Hot</w:t>
@@ -4759,6 +5040,8 @@
           <w:p>
             <w:r>
               <w:rPr>
+                <w:rFonts w:ascii="Marianne" w:hAnsi="Marianne"/>
+                <w:color w:val="1D1D1B"/>
                 <w:sz w:val="20"/>
               </w:rPr>
               <w:t>2</w:t>
@@ -4772,6 +5055,8 @@
           <w:p>
             <w:r>
               <w:rPr>
+                <w:rFonts w:ascii="Marianne" w:hAnsi="Marianne"/>
+                <w:color w:val="1D1D1B"/>
                 <w:sz w:val="20"/>
               </w:rPr>
               <w:t>0,9%</w:t>
@@ -4783,10 +5068,13 @@
         <w:tc>
           <w:tcPr>
             <w:tcW w:type="dxa" w:w="2880"/>
-          </w:tcPr>
-          <w:p>
-            <w:r>
-              <w:rPr>
+            <w:shd w:fill="FEF0E4"/>
+          </w:tcPr>
+          <w:p>
+            <w:r>
+              <w:rPr>
+                <w:rFonts w:ascii="Marianne" w:hAnsi="Marianne"/>
+                <w:color w:val="1D1D1B"/>
                 <w:sz w:val="20"/>
               </w:rPr>
               <w:t>In-contract</w:t>
@@ -4796,10 +5084,13 @@
         <w:tc>
           <w:tcPr>
             <w:tcW w:type="dxa" w:w="2880"/>
-          </w:tcPr>
-          <w:p>
-            <w:r>
-              <w:rPr>
+            <w:shd w:fill="FEF0E4"/>
+          </w:tcPr>
+          <w:p>
+            <w:r>
+              <w:rPr>
+                <w:rFonts w:ascii="Marianne" w:hAnsi="Marianne"/>
+                <w:color w:val="1D1D1B"/>
                 <w:sz w:val="20"/>
               </w:rPr>
               <w:t>2</w:t>
@@ -4809,10 +5100,13 @@
         <w:tc>
           <w:tcPr>
             <w:tcW w:type="dxa" w:w="2880"/>
-          </w:tcPr>
-          <w:p>
-            <w:r>
-              <w:rPr>
+            <w:shd w:fill="FEF0E4"/>
+          </w:tcPr>
+          <w:p>
+            <w:r>
+              <w:rPr>
+                <w:rFonts w:ascii="Marianne" w:hAnsi="Marianne"/>
+                <w:color w:val="1D1D1B"/>
                 <w:sz w:val="20"/>
               </w:rPr>
               <w:t>0,9%</w:t>
@@ -4832,20 +5126,24 @@
         <w:pStyle w:val="Heading1"/>
       </w:pPr>
       <w:r>
-        <w:t>4. Le virage stratégique — Shift Upmarket</w:t>
+        <w:t>4. Le virage strategique — Shift Upmarket</w:t>
       </w:r>
     </w:p>
     <w:p>
       <w:r>
-        <w:t>L'analyse croisée des deals gagnés et du pipeline actif révèle un changement majeur de positionnement commercial.</w:t>
+        <w:t>L'analyse croisee des deals gagnes et du pipeline actif revele un changement majeur de positionnement commercial.</w:t>
       </w:r>
     </w:p>
     <w:tbl>
       <w:tblPr>
-        <w:tblStyle w:val="LightGrid-Accent1"/>
         <w:tblW w:type="auto" w:w="0"/>
         <w:jc w:val="center"/>
         <w:tblLook w:firstColumn="1" w:firstRow="1" w:lastColumn="0" w:lastRow="0" w:noHBand="0" w:noVBand="1" w:val="04A0"/>
+        <w:tblBorders>
+          <w:top w:val="single" w:sz="4" w:space="0" w:color="FC8D42"/>
+          <w:bottom w:val="single" w:sz="4" w:space="0" w:color="FC8D42"/>
+          <w:insideH w:val="single" w:sz="2" w:space="0" w:color="E8E8E5"/>
+        </w:tblBorders>
       </w:tblPr>
       <w:tblGrid>
         <w:gridCol w:w="2880"/>
@@ -4856,11 +5154,14 @@
         <w:tc>
           <w:tcPr>
             <w:tcW w:type="dxa" w:w="2880"/>
-          </w:tcPr>
-          <w:p>
-            <w:r>
-              <w:rPr>
+            <w:shd w:fill="FC8D42"/>
+          </w:tcPr>
+          <w:p>
+            <w:r>
+              <w:rPr>
+                <w:rFonts w:ascii="Marianne" w:hAnsi="Marianne"/>
                 <w:b/>
+                <w:color w:val="FFFFFF"/>
                 <w:sz w:val="20"/>
               </w:rPr>
             </w:r>
@@ -4869,25 +5170,31 @@
         <w:tc>
           <w:tcPr>
             <w:tcW w:type="dxa" w:w="2880"/>
-          </w:tcPr>
-          <w:p>
-            <w:r>
-              <w:rPr>
+            <w:shd w:fill="FC8D42"/>
+          </w:tcPr>
+          <w:p>
+            <w:r>
+              <w:rPr>
+                <w:rFonts w:ascii="Marianne" w:hAnsi="Marianne"/>
                 <w:b/>
-                <w:sz w:val="20"/>
-              </w:rPr>
-              <w:t>Deals gagnés (passé)</w:t>
+                <w:color w:val="FFFFFF"/>
+                <w:sz w:val="20"/>
+              </w:rPr>
+              <w:t>Deals gagnes (passe)</w:t>
             </w:r>
           </w:p>
         </w:tc>
         <w:tc>
           <w:tcPr>
             <w:tcW w:type="dxa" w:w="2880"/>
-          </w:tcPr>
-          <w:p>
-            <w:r>
-              <w:rPr>
+            <w:shd w:fill="FC8D42"/>
+          </w:tcPr>
+          <w:p>
+            <w:r>
+              <w:rPr>
+                <w:rFonts w:ascii="Marianne" w:hAnsi="Marianne"/>
                 <w:b/>
+                <w:color w:val="FFFFFF"/>
                 <w:sz w:val="20"/>
               </w:rPr>
               <w:t>Pipeline actif (futur)</w:t>
@@ -4899,10 +5206,13 @@
         <w:tc>
           <w:tcPr>
             <w:tcW w:type="dxa" w:w="2880"/>
-          </w:tcPr>
-          <w:p>
-            <w:r>
-              <w:rPr>
+            <w:shd w:fill="FEF0E4"/>
+          </w:tcPr>
+          <w:p>
+            <w:r>
+              <w:rPr>
+                <w:rFonts w:ascii="Marianne" w:hAnsi="Marianne"/>
+                <w:color w:val="1D1D1B"/>
                 <w:sz w:val="20"/>
               </w:rPr>
               <w:t>Deal moyen</w:t>
@@ -4912,26 +5222,32 @@
         <w:tc>
           <w:tcPr>
             <w:tcW w:type="dxa" w:w="2880"/>
-          </w:tcPr>
-          <w:p>
-            <w:r>
-              <w:rPr>
-                <w:sz w:val="20"/>
-              </w:rPr>
-              <w:t>25 €/mois</w:t>
+            <w:shd w:fill="FEF0E4"/>
+          </w:tcPr>
+          <w:p>
+            <w:r>
+              <w:rPr>
+                <w:rFonts w:ascii="Marianne" w:hAnsi="Marianne"/>
+                <w:color w:val="1D1D1B"/>
+                <w:sz w:val="20"/>
+              </w:rPr>
+              <w:t>25 EUR/mois</w:t>
             </w:r>
           </w:p>
         </w:tc>
         <w:tc>
           <w:tcPr>
             <w:tcW w:type="dxa" w:w="2880"/>
-          </w:tcPr>
-          <w:p>
-            <w:r>
-              <w:rPr>
-                <w:sz w:val="20"/>
-              </w:rPr>
-              <w:t>191 €/mois</w:t>
+            <w:shd w:fill="FEF0E4"/>
+          </w:tcPr>
+          <w:p>
+            <w:r>
+              <w:rPr>
+                <w:rFonts w:ascii="Marianne" w:hAnsi="Marianne"/>
+                <w:color w:val="1D1D1B"/>
+                <w:sz w:val="20"/>
+              </w:rPr>
+              <w:t>191 EUR/mois</w:t>
             </w:r>
           </w:p>
         </w:tc>
@@ -4944,6 +5260,8 @@
           <w:p>
             <w:r>
               <w:rPr>
+                <w:rFonts w:ascii="Marianne" w:hAnsi="Marianne"/>
+                <w:color w:val="1D1D1B"/>
                 <w:sz w:val="20"/>
               </w:rPr>
               <w:t>Deal max</w:t>
@@ -4957,9 +5275,11 @@
           <w:p>
             <w:r>
               <w:rPr>
-                <w:sz w:val="20"/>
-              </w:rPr>
-              <w:t>72 €/mois</w:t>
+                <w:rFonts w:ascii="Marianne" w:hAnsi="Marianne"/>
+                <w:color w:val="1D1D1B"/>
+                <w:sz w:val="20"/>
+              </w:rPr>
+              <w:t>72 EUR/mois</w:t>
             </w:r>
           </w:p>
         </w:tc>
@@ -4970,9 +5290,11 @@
           <w:p>
             <w:r>
               <w:rPr>
-                <w:sz w:val="20"/>
-              </w:rPr>
-              <w:t>2 500 €/mois</w:t>
+                <w:rFonts w:ascii="Marianne" w:hAnsi="Marianne"/>
+                <w:color w:val="1D1D1B"/>
+                <w:sz w:val="20"/>
+              </w:rPr>
+              <w:t>2 500 EUR/mois</w:t>
             </w:r>
           </w:p>
         </w:tc>
@@ -4981,10 +5303,13 @@
         <w:tc>
           <w:tcPr>
             <w:tcW w:type="dxa" w:w="2880"/>
-          </w:tcPr>
-          <w:p>
-            <w:r>
-              <w:rPr>
+            <w:shd w:fill="FEF0E4"/>
+          </w:tcPr>
+          <w:p>
+            <w:r>
+              <w:rPr>
+                <w:rFonts w:ascii="Marianne" w:hAnsi="Marianne"/>
+                <w:color w:val="1D1D1B"/>
                 <w:sz w:val="20"/>
               </w:rPr>
               <w:t>Cible type</w:t>
@@ -4994,10 +5319,13 @@
         <w:tc>
           <w:tcPr>
             <w:tcW w:type="dxa" w:w="2880"/>
-          </w:tcPr>
-          <w:p>
-            <w:r>
-              <w:rPr>
+            <w:shd w:fill="FEF0E4"/>
+          </w:tcPr>
+          <w:p>
+            <w:r>
+              <w:rPr>
+                <w:rFonts w:ascii="Marianne" w:hAnsi="Marianne"/>
+                <w:color w:val="1D1D1B"/>
                 <w:sz w:val="20"/>
               </w:rPr>
               <w:t>Cabinets individuels</w:t>
@@ -5007,13 +5335,16 @@
         <w:tc>
           <w:tcPr>
             <w:tcW w:type="dxa" w:w="2880"/>
-          </w:tcPr>
-          <w:p>
-            <w:r>
-              <w:rPr>
-                <w:sz w:val="20"/>
-              </w:rPr>
-              <w:t>Hôpitaux, groupements, chaînes</w:t>
+            <w:shd w:fill="FEF0E4"/>
+          </w:tcPr>
+          <w:p>
+            <w:r>
+              <w:rPr>
+                <w:rFonts w:ascii="Marianne" w:hAnsi="Marianne"/>
+                <w:color w:val="1D1D1B"/>
+                <w:sz w:val="20"/>
+              </w:rPr>
+              <w:t>Hopitaux, groupements</w:t>
             </w:r>
           </w:p>
         </w:tc>
@@ -5026,9 +5357,11 @@
           <w:p>
             <w:r>
               <w:rPr>
-                <w:sz w:val="20"/>
-              </w:rPr>
-              <w:t>Spécialités</w:t>
+                <w:rFonts w:ascii="Marianne" w:hAnsi="Marianne"/>
+                <w:color w:val="1D1D1B"/>
+                <w:sz w:val="20"/>
+              </w:rPr>
+              <w:t>Praticiens/structure</w:t>
             </w:r>
           </w:p>
         </w:tc>
@@ -5039,9 +5372,11 @@
           <w:p>
             <w:r>
               <w:rPr>
-                <w:sz w:val="20"/>
-              </w:rPr>
-              <w:t>Dentistes, cardiologues solo</w:t>
+                <w:rFonts w:ascii="Marianne" w:hAnsi="Marianne"/>
+                <w:color w:val="1D1D1B"/>
+                <w:sz w:val="20"/>
+              </w:rPr>
+              <w:t>1-2</w:t>
             </w:r>
           </w:p>
         </w:tc>
@@ -5052,47 +5387,8 @@
           <w:p>
             <w:r>
               <w:rPr>
-                <w:sz w:val="20"/>
-              </w:rPr>
-              <w:t>Hôpitaux universitaires, réseaux mutualistes</w:t>
-            </w:r>
-          </w:p>
-        </w:tc>
-      </w:tr>
-      <w:tr>
-        <w:tc>
-          <w:tcPr>
-            <w:tcW w:type="dxa" w:w="2880"/>
-          </w:tcPr>
-          <w:p>
-            <w:r>
-              <w:rPr>
-                <w:sz w:val="20"/>
-              </w:rPr>
-              <w:t>Praticiens/structure</w:t>
-            </w:r>
-          </w:p>
-        </w:tc>
-        <w:tc>
-          <w:tcPr>
-            <w:tcW w:type="dxa" w:w="2880"/>
-          </w:tcPr>
-          <w:p>
-            <w:r>
-              <w:rPr>
-                <w:sz w:val="20"/>
-              </w:rPr>
-              <w:t>1-2</w:t>
-            </w:r>
-          </w:p>
-        </w:tc>
-        <w:tc>
-          <w:tcPr>
-            <w:tcW w:type="dxa" w:w="2880"/>
-          </w:tcPr>
-          <w:p>
-            <w:r>
-              <w:rPr>
+                <w:rFonts w:ascii="Marianne" w:hAnsi="Marianne"/>
+                <w:color w:val="1D1D1B"/>
                 <w:sz w:val="20"/>
               </w:rPr>
               <w:t>4-15+</w:t>
@@ -5105,17 +5401,19 @@
     <w:p>
       <w:r>
         <w:rPr>
+          <w:rFonts w:ascii="Century Gothic" w:hAnsi="Century Gothic"/>
           <w:b/>
+          <w:color w:val="FC8D42"/>
+          <w:sz w:val="22"/>
         </w:rPr>
-        <w:t xml:space="preserve">L'ARPU du pipeline est 7,7 fois supérieur à l'ARPU des deals gagnés. </w:t>
+        <w:t xml:space="preserve">L'ARPU du pipeline est 7,7x superieur a l'ARPU des deals gagnes : </w:t>
       </w:r>
       <w:r>
-        <w:t>Ce shift upmarket est le signal le plus positif de l'analyse. Il signifie que Nosho a prouvé sa valeur sur les petits cabinets et attaque maintenant les comptes institutionnels, qui sont plus sticky, à plus forte LTV, et à plus fort potentiel d'expansion (pay-per-use sur de gros volumes de rendez-vous).</w:t>
-      </w:r>
-    </w:p>
-    <w:p>
-      <w:r>
-        <w:t>C'est la trajectoire classique des SaaS B2B vertical santé qui scalent. Doctolib a suivi exactement le même parcours : cabinets solo → cliniques → hôpitaux.</w:t>
+        <w:rPr>
+          <w:rFonts w:ascii="Marianne" w:hAnsi="Marianne"/>
+          <w:sz w:val="22"/>
+        </w:rPr>
+        <w:t>Ce shift upmarket signifie que Nosho a prouve sa valeur sur les petits cabinets et attaque maintenant les comptes institutionnels, qui sont plus sticky, a plus forte LTV, et a plus fort potentiel d'expansion. C'est la trajectoire classique des SaaS B2B vertical sante qui scalent (cf. Doctolib).</w:t>
       </w:r>
     </w:p>
     <w:p>
@@ -5128,7 +5426,7 @@
         <w:pStyle w:val="Heading1"/>
       </w:pPr>
       <w:r>
-        <w:t>5. Projections MRR — Scénarios Q2 2026</w:t>
+        <w:t>5. Projections MRR — Scenarios Q2 2026</w:t>
       </w:r>
     </w:p>
     <w:p>
@@ -5136,15 +5434,19 @@
         <w:pStyle w:val="Heading2"/>
       </w:pPr>
       <w:r>
-        <w:t>Scénario conservateur (win rate 30%)</w:t>
+        <w:t>Scenario conservateur (win rate 30%)</w:t>
       </w:r>
     </w:p>
     <w:tbl>
       <w:tblPr>
-        <w:tblStyle w:val="LightGrid-Accent1"/>
         <w:tblW w:type="auto" w:w="0"/>
         <w:jc w:val="center"/>
         <w:tblLook w:firstColumn="1" w:firstRow="1" w:lastColumn="0" w:lastRow="0" w:noHBand="0" w:noVBand="1" w:val="04A0"/>
+        <w:tblBorders>
+          <w:top w:val="single" w:sz="4" w:space="0" w:color="FC8D42"/>
+          <w:bottom w:val="single" w:sz="4" w:space="0" w:color="FC8D42"/>
+          <w:insideH w:val="single" w:sz="2" w:space="0" w:color="E8E8E5"/>
+        </w:tblBorders>
       </w:tblPr>
       <w:tblGrid>
         <w:gridCol w:w="4320"/>
@@ -5154,11 +5456,14 @@
         <w:tc>
           <w:tcPr>
             <w:tcW w:type="dxa" w:w="4320"/>
-          </w:tcPr>
-          <w:p>
-            <w:r>
-              <w:rPr>
+            <w:shd w:fill="FC8D42"/>
+          </w:tcPr>
+          <w:p>
+            <w:r>
+              <w:rPr>
+                <w:rFonts w:ascii="Marianne" w:hAnsi="Marianne"/>
                 <w:b/>
+                <w:color w:val="FFFFFF"/>
                 <w:sz w:val="20"/>
               </w:rPr>
               <w:t>Composante</w:t>
@@ -5168,14 +5473,17 @@
         <w:tc>
           <w:tcPr>
             <w:tcW w:type="dxa" w:w="4320"/>
-          </w:tcPr>
-          <w:p>
-            <w:r>
-              <w:rPr>
+            <w:shd w:fill="FC8D42"/>
+          </w:tcPr>
+          <w:p>
+            <w:r>
+              <w:rPr>
+                <w:rFonts w:ascii="Marianne" w:hAnsi="Marianne"/>
                 <w:b/>
-                <w:sz w:val="20"/>
-              </w:rPr>
-              <w:t>MRR (€)</w:t>
+                <w:color w:val="FFFFFF"/>
+                <w:sz w:val="20"/>
+              </w:rPr>
+              <w:t>MRR (EUR)</w:t>
             </w:r>
           </w:p>
         </w:tc>
@@ -5184,10 +5492,13 @@
         <w:tc>
           <w:tcPr>
             <w:tcW w:type="dxa" w:w="4320"/>
-          </w:tcPr>
-          <w:p>
-            <w:r>
-              <w:rPr>
+            <w:shd w:fill="FEF0E4"/>
+          </w:tcPr>
+          <w:p>
+            <w:r>
+              <w:rPr>
+                <w:rFonts w:ascii="Marianne" w:hAnsi="Marianne"/>
+                <w:color w:val="1D1D1B"/>
                 <w:sz w:val="20"/>
               </w:rPr>
               <w:t>MRR actuel</w:t>
@@ -5197,13 +5508,16 @@
         <w:tc>
           <w:tcPr>
             <w:tcW w:type="dxa" w:w="4320"/>
-          </w:tcPr>
-          <w:p>
-            <w:r>
-              <w:rPr>
-                <w:sz w:val="20"/>
-              </w:rPr>
-              <w:t>2 028 €</w:t>
+            <w:shd w:fill="FEF0E4"/>
+          </w:tcPr>
+          <w:p>
+            <w:r>
+              <w:rPr>
+                <w:rFonts w:ascii="Marianne" w:hAnsi="Marianne"/>
+                <w:color w:val="1D1D1B"/>
+                <w:sz w:val="20"/>
+              </w:rPr>
+              <w:t>2 028</w:t>
             </w:r>
           </w:p>
         </w:tc>
@@ -5216,9 +5530,11 @@
           <w:p>
             <w:r>
               <w:rPr>
-                <w:sz w:val="20"/>
-              </w:rPr>
-              <w:t>New MRR (30% du pipe pondéré)</w:t>
+                <w:rFonts w:ascii="Marianne" w:hAnsi="Marianne"/>
+                <w:color w:val="1D1D1B"/>
+                <w:sz w:val="20"/>
+              </w:rPr>
+              <w:t>New MRR (30% du pipe pondere)</w:t>
             </w:r>
           </w:p>
         </w:tc>
@@ -5229,9 +5545,11 @@
           <w:p>
             <w:r>
               <w:rPr>
-                <w:sz w:val="20"/>
-              </w:rPr>
-              <w:t>+1 500 €</w:t>
+                <w:rFonts w:ascii="Marianne" w:hAnsi="Marianne"/>
+                <w:color w:val="1D1D1B"/>
+                <w:sz w:val="20"/>
+              </w:rPr>
+              <w:t>+1 500</w:t>
             </w:r>
           </w:p>
         </w:tc>
@@ -5240,10 +5558,13 @@
         <w:tc>
           <w:tcPr>
             <w:tcW w:type="dxa" w:w="4320"/>
-          </w:tcPr>
-          <w:p>
-            <w:r>
-              <w:rPr>
+            <w:shd w:fill="FEF0E4"/>
+          </w:tcPr>
+          <w:p>
+            <w:r>
+              <w:rPr>
+                <w:rFonts w:ascii="Marianne" w:hAnsi="Marianne"/>
+                <w:color w:val="1D1D1B"/>
                 <w:sz w:val="20"/>
               </w:rPr>
               <w:t>MRR fin Q2 2026</w:t>
@@ -5253,13 +5574,16 @@
         <w:tc>
           <w:tcPr>
             <w:tcW w:type="dxa" w:w="4320"/>
-          </w:tcPr>
-          <w:p>
-            <w:r>
-              <w:rPr>
-                <w:sz w:val="20"/>
-              </w:rPr>
-              <w:t>3 500 - 4 000 €</w:t>
+            <w:shd w:fill="FEF0E4"/>
+          </w:tcPr>
+          <w:p>
+            <w:r>
+              <w:rPr>
+                <w:rFonts w:ascii="Marianne" w:hAnsi="Marianne"/>
+                <w:color w:val="1D1D1B"/>
+                <w:sz w:val="20"/>
+              </w:rPr>
+              <w:t>3 500 - 4 000</w:t>
             </w:r>
           </w:p>
         </w:tc>
@@ -5272,6 +5596,8 @@
           <w:p>
             <w:r>
               <w:rPr>
+                <w:rFonts w:ascii="Marianne" w:hAnsi="Marianne"/>
+                <w:color w:val="1D1D1B"/>
                 <w:sz w:val="20"/>
               </w:rPr>
               <w:t>Croissance vs actuel</w:t>
@@ -5285,6 +5611,8 @@
           <w:p>
             <w:r>
               <w:rPr>
+                <w:rFonts w:ascii="Marianne" w:hAnsi="Marianne"/>
+                <w:color w:val="1D1D1B"/>
                 <w:sz w:val="20"/>
               </w:rPr>
               <w:t>+73%</w:t>
@@ -5294,25 +5622,24 @@
       </w:tr>
     </w:tbl>
     <w:p/>
-    <w:p>
-      <w:r>
-        <w:t>Hypothèse : win rate dégradé, aucun gros compte converti, rythme d'acquisition stable.</w:t>
-      </w:r>
-    </w:p>
     <w:p>
       <w:pPr>
         <w:pStyle w:val="Heading2"/>
       </w:pPr>
       <w:r>
-        <w:t>Scénario médian (win rate 38% + 1 gros compte)</w:t>
+        <w:t>Scenario median (win rate 38% + 1 gros compte)</w:t>
       </w:r>
     </w:p>
     <w:tbl>
       <w:tblPr>
-        <w:tblStyle w:val="LightGrid-Accent1"/>
         <w:tblW w:type="auto" w:w="0"/>
         <w:jc w:val="center"/>
         <w:tblLook w:firstColumn="1" w:firstRow="1" w:lastColumn="0" w:lastRow="0" w:noHBand="0" w:noVBand="1" w:val="04A0"/>
+        <w:tblBorders>
+          <w:top w:val="single" w:sz="4" w:space="0" w:color="FC8D42"/>
+          <w:bottom w:val="single" w:sz="4" w:space="0" w:color="FC8D42"/>
+          <w:insideH w:val="single" w:sz="2" w:space="0" w:color="E8E8E5"/>
+        </w:tblBorders>
       </w:tblPr>
       <w:tblGrid>
         <w:gridCol w:w="4320"/>
@@ -5322,11 +5649,14 @@
         <w:tc>
           <w:tcPr>
             <w:tcW w:type="dxa" w:w="4320"/>
-          </w:tcPr>
-          <w:p>
-            <w:r>
-              <w:rPr>
+            <w:shd w:fill="FC8D42"/>
+          </w:tcPr>
+          <w:p>
+            <w:r>
+              <w:rPr>
+                <w:rFonts w:ascii="Marianne" w:hAnsi="Marianne"/>
                 <w:b/>
+                <w:color w:val="FFFFFF"/>
                 <w:sz w:val="20"/>
               </w:rPr>
               <w:t>Composante</w:t>
@@ -5336,14 +5666,17 @@
         <w:tc>
           <w:tcPr>
             <w:tcW w:type="dxa" w:w="4320"/>
-          </w:tcPr>
-          <w:p>
-            <w:r>
-              <w:rPr>
+            <w:shd w:fill="FC8D42"/>
+          </w:tcPr>
+          <w:p>
+            <w:r>
+              <w:rPr>
+                <w:rFonts w:ascii="Marianne" w:hAnsi="Marianne"/>
                 <w:b/>
-                <w:sz w:val="20"/>
-              </w:rPr>
-              <w:t>MRR (€)</w:t>
+                <w:color w:val="FFFFFF"/>
+                <w:sz w:val="20"/>
+              </w:rPr>
+              <w:t>MRR (EUR)</w:t>
             </w:r>
           </w:p>
         </w:tc>
@@ -5352,10 +5685,13 @@
         <w:tc>
           <w:tcPr>
             <w:tcW w:type="dxa" w:w="4320"/>
-          </w:tcPr>
-          <w:p>
-            <w:r>
-              <w:rPr>
+            <w:shd w:fill="FEF0E4"/>
+          </w:tcPr>
+          <w:p>
+            <w:r>
+              <w:rPr>
+                <w:rFonts w:ascii="Marianne" w:hAnsi="Marianne"/>
+                <w:color w:val="1D1D1B"/>
                 <w:sz w:val="20"/>
               </w:rPr>
               <w:t>MRR actuel</w:t>
@@ -5365,13 +5701,16 @@
         <w:tc>
           <w:tcPr>
             <w:tcW w:type="dxa" w:w="4320"/>
-          </w:tcPr>
-          <w:p>
-            <w:r>
-              <w:rPr>
-                <w:sz w:val="20"/>
-              </w:rPr>
-              <w:t>2 028 €</w:t>
+            <w:shd w:fill="FEF0E4"/>
+          </w:tcPr>
+          <w:p>
+            <w:r>
+              <w:rPr>
+                <w:rFonts w:ascii="Marianne" w:hAnsi="Marianne"/>
+                <w:color w:val="1D1D1B"/>
+                <w:sz w:val="20"/>
+              </w:rPr>
+              <w:t>2 028</w:t>
             </w:r>
           </w:p>
         </w:tc>
@@ -5384,6 +5723,8 @@
           <w:p>
             <w:r>
               <w:rPr>
+                <w:rFonts w:ascii="Marianne" w:hAnsi="Marianne"/>
+                <w:color w:val="1D1D1B"/>
                 <w:sz w:val="20"/>
               </w:rPr>
               <w:t>Conversions normales (38%)</w:t>
@@ -5397,9 +5738,11 @@
           <w:p>
             <w:r>
               <w:rPr>
-                <w:sz w:val="20"/>
-              </w:rPr>
-              <w:t>+1 900 €</w:t>
+                <w:rFonts w:ascii="Marianne" w:hAnsi="Marianne"/>
+                <w:color w:val="1D1D1B"/>
+                <w:sz w:val="20"/>
+              </w:rPr>
+              <w:t>+1 900</w:t>
             </w:r>
           </w:p>
         </w:tc>
@@ -5408,26 +5751,32 @@
         <w:tc>
           <w:tcPr>
             <w:tcW w:type="dxa" w:w="4320"/>
-          </w:tcPr>
-          <w:p>
-            <w:r>
-              <w:rPr>
-                <w:sz w:val="20"/>
-              </w:rPr>
-              <w:t>1 trial hôpital converti</w:t>
+            <w:shd w:fill="FEF0E4"/>
+          </w:tcPr>
+          <w:p>
+            <w:r>
+              <w:rPr>
+                <w:rFonts w:ascii="Marianne" w:hAnsi="Marianne"/>
+                <w:color w:val="1D1D1B"/>
+                <w:sz w:val="20"/>
+              </w:rPr>
+              <w:t>1 trial hopital converti</w:t>
             </w:r>
           </w:p>
         </w:tc>
         <w:tc>
           <w:tcPr>
             <w:tcW w:type="dxa" w:w="4320"/>
-          </w:tcPr>
-          <w:p>
-            <w:r>
-              <w:rPr>
-                <w:sz w:val="20"/>
-              </w:rPr>
-              <w:t>+450 €</w:t>
+            <w:shd w:fill="FEF0E4"/>
+          </w:tcPr>
+          <w:p>
+            <w:r>
+              <w:rPr>
+                <w:rFonts w:ascii="Marianne" w:hAnsi="Marianne"/>
+                <w:color w:val="1D1D1B"/>
+                <w:sz w:val="20"/>
+              </w:rPr>
+              <w:t>+450</w:t>
             </w:r>
           </w:p>
         </w:tc>
@@ -5440,6 +5789,8 @@
           <w:p>
             <w:r>
               <w:rPr>
+                <w:rFonts w:ascii="Marianne" w:hAnsi="Marianne"/>
+                <w:color w:val="1D1D1B"/>
                 <w:sz w:val="20"/>
               </w:rPr>
               <w:t>MRR fin Q2 2026</w:t>
@@ -5453,9 +5804,11 @@
           <w:p>
             <w:r>
               <w:rPr>
-                <w:sz w:val="20"/>
-              </w:rPr>
-              <w:t>4 500 - 5 500 €</w:t>
+                <w:rFonts w:ascii="Marianne" w:hAnsi="Marianne"/>
+                <w:color w:val="1D1D1B"/>
+                <w:sz w:val="20"/>
+              </w:rPr>
+              <w:t>4 500 - 5 500</w:t>
             </w:r>
           </w:p>
         </w:tc>
@@ -5464,10 +5817,13 @@
         <w:tc>
           <w:tcPr>
             <w:tcW w:type="dxa" w:w="4320"/>
-          </w:tcPr>
-          <w:p>
-            <w:r>
-              <w:rPr>
+            <w:shd w:fill="FEF0E4"/>
+          </w:tcPr>
+          <w:p>
+            <w:r>
+              <w:rPr>
+                <w:rFonts w:ascii="Marianne" w:hAnsi="Marianne"/>
+                <w:color w:val="1D1D1B"/>
                 <w:sz w:val="20"/>
               </w:rPr>
               <w:t>Croissance vs actuel</w:t>
@@ -5477,10 +5833,13 @@
         <w:tc>
           <w:tcPr>
             <w:tcW w:type="dxa" w:w="4320"/>
-          </w:tcPr>
-          <w:p>
-            <w:r>
-              <w:rPr>
+            <w:shd w:fill="FEF0E4"/>
+          </w:tcPr>
+          <w:p>
+            <w:r>
+              <w:rPr>
+                <w:rFonts w:ascii="Marianne" w:hAnsi="Marianne"/>
+                <w:color w:val="1D1D1B"/>
                 <w:sz w:val="20"/>
               </w:rPr>
               <w:t>+122%</w:t>
@@ -5490,25 +5849,24 @@
       </w:tr>
     </w:tbl>
     <w:p/>
-    <w:p>
-      <w:r>
-        <w:t>Hypothèse : win rate historique maintenu, GHICL ou Hôpital Européen convertit.</w:t>
-      </w:r>
-    </w:p>
     <w:p>
       <w:pPr>
         <w:pStyle w:val="Heading2"/>
       </w:pPr>
       <w:r>
-        <w:t>Scénario optimiste (Oxance ou DocCity signe)</w:t>
+        <w:t>Scenario optimiste (Oxance ou DocCity)</w:t>
       </w:r>
     </w:p>
     <w:tbl>
       <w:tblPr>
-        <w:tblStyle w:val="LightGrid-Accent1"/>
         <w:tblW w:type="auto" w:w="0"/>
         <w:jc w:val="center"/>
         <w:tblLook w:firstColumn="1" w:firstRow="1" w:lastColumn="0" w:lastRow="0" w:noHBand="0" w:noVBand="1" w:val="04A0"/>
+        <w:tblBorders>
+          <w:top w:val="single" w:sz="4" w:space="0" w:color="FC8D42"/>
+          <w:bottom w:val="single" w:sz="4" w:space="0" w:color="FC8D42"/>
+          <w:insideH w:val="single" w:sz="2" w:space="0" w:color="E8E8E5"/>
+        </w:tblBorders>
       </w:tblPr>
       <w:tblGrid>
         <w:gridCol w:w="4320"/>
@@ -5518,11 +5876,14 @@
         <w:tc>
           <w:tcPr>
             <w:tcW w:type="dxa" w:w="4320"/>
-          </w:tcPr>
-          <w:p>
-            <w:r>
-              <w:rPr>
+            <w:shd w:fill="FC8D42"/>
+          </w:tcPr>
+          <w:p>
+            <w:r>
+              <w:rPr>
+                <w:rFonts w:ascii="Marianne" w:hAnsi="Marianne"/>
                 <w:b/>
+                <w:color w:val="FFFFFF"/>
                 <w:sz w:val="20"/>
               </w:rPr>
               <w:t>Composante</w:t>
@@ -5532,14 +5893,17 @@
         <w:tc>
           <w:tcPr>
             <w:tcW w:type="dxa" w:w="4320"/>
-          </w:tcPr>
-          <w:p>
-            <w:r>
-              <w:rPr>
+            <w:shd w:fill="FC8D42"/>
+          </w:tcPr>
+          <w:p>
+            <w:r>
+              <w:rPr>
+                <w:rFonts w:ascii="Marianne" w:hAnsi="Marianne"/>
                 <w:b/>
-                <w:sz w:val="20"/>
-              </w:rPr>
-              <w:t>MRR (€)</w:t>
+                <w:color w:val="FFFFFF"/>
+                <w:sz w:val="20"/>
+              </w:rPr>
+              <w:t>MRR (EUR)</w:t>
             </w:r>
           </w:p>
         </w:tc>
@@ -5548,10 +5912,13 @@
         <w:tc>
           <w:tcPr>
             <w:tcW w:type="dxa" w:w="4320"/>
-          </w:tcPr>
-          <w:p>
-            <w:r>
-              <w:rPr>
+            <w:shd w:fill="FEF0E4"/>
+          </w:tcPr>
+          <w:p>
+            <w:r>
+              <w:rPr>
+                <w:rFonts w:ascii="Marianne" w:hAnsi="Marianne"/>
+                <w:color w:val="1D1D1B"/>
                 <w:sz w:val="20"/>
               </w:rPr>
               <w:t>MRR actuel</w:t>
@@ -5561,13 +5928,16 @@
         <w:tc>
           <w:tcPr>
             <w:tcW w:type="dxa" w:w="4320"/>
-          </w:tcPr>
-          <w:p>
-            <w:r>
-              <w:rPr>
-                <w:sz w:val="20"/>
-              </w:rPr>
-              <w:t>2 028 €</w:t>
+            <w:shd w:fill="FEF0E4"/>
+          </w:tcPr>
+          <w:p>
+            <w:r>
+              <w:rPr>
+                <w:rFonts w:ascii="Marianne" w:hAnsi="Marianne"/>
+                <w:color w:val="1D1D1B"/>
+                <w:sz w:val="20"/>
+              </w:rPr>
+              <w:t>2 028</w:t>
             </w:r>
           </w:p>
         </w:tc>
@@ -5580,6 +5950,8 @@
           <w:p>
             <w:r>
               <w:rPr>
+                <w:rFonts w:ascii="Marianne" w:hAnsi="Marianne"/>
+                <w:color w:val="1D1D1B"/>
                 <w:sz w:val="20"/>
               </w:rPr>
               <w:t>1 gros groupement</w:t>
@@ -5593,9 +5965,11 @@
           <w:p>
             <w:r>
               <w:rPr>
-                <w:sz w:val="20"/>
-              </w:rPr>
-              <w:t>+1 764 à 2 500 €</w:t>
+                <w:rFonts w:ascii="Marianne" w:hAnsi="Marianne"/>
+                <w:color w:val="1D1D1B"/>
+                <w:sz w:val="20"/>
+              </w:rPr>
+              <w:t>+1 764 a 2 500</w:t>
             </w:r>
           </w:p>
         </w:tc>
@@ -5604,10 +5978,13 @@
         <w:tc>
           <w:tcPr>
             <w:tcW w:type="dxa" w:w="4320"/>
-          </w:tcPr>
-          <w:p>
-            <w:r>
-              <w:rPr>
+            <w:shd w:fill="FEF0E4"/>
+          </w:tcPr>
+          <w:p>
+            <w:r>
+              <w:rPr>
+                <w:rFonts w:ascii="Marianne" w:hAnsi="Marianne"/>
+                <w:color w:val="1D1D1B"/>
                 <w:sz w:val="20"/>
               </w:rPr>
               <w:t>Conversions normales</w:t>
@@ -5617,13 +5994,16 @@
         <w:tc>
           <w:tcPr>
             <w:tcW w:type="dxa" w:w="4320"/>
-          </w:tcPr>
-          <w:p>
-            <w:r>
-              <w:rPr>
-                <w:sz w:val="20"/>
-              </w:rPr>
-              <w:t>+1 500 €</w:t>
+            <w:shd w:fill="FEF0E4"/>
+          </w:tcPr>
+          <w:p>
+            <w:r>
+              <w:rPr>
+                <w:rFonts w:ascii="Marianne" w:hAnsi="Marianne"/>
+                <w:color w:val="1D1D1B"/>
+                <w:sz w:val="20"/>
+              </w:rPr>
+              <w:t>+1 500</w:t>
             </w:r>
           </w:p>
         </w:tc>
@@ -5636,6 +6016,8 @@
           <w:p>
             <w:r>
               <w:rPr>
+                <w:rFonts w:ascii="Marianne" w:hAnsi="Marianne"/>
+                <w:color w:val="1D1D1B"/>
                 <w:sz w:val="20"/>
               </w:rPr>
               <w:t>MRR fin Q2 2026</w:t>
@@ -5649,9 +6031,11 @@
           <w:p>
             <w:r>
               <w:rPr>
-                <w:sz w:val="20"/>
-              </w:rPr>
-              <w:t>5 500 - 7 000 €</w:t>
+                <w:rFonts w:ascii="Marianne" w:hAnsi="Marianne"/>
+                <w:color w:val="1D1D1B"/>
+                <w:sz w:val="20"/>
+              </w:rPr>
+              <w:t>5 500 - 7 000</w:t>
             </w:r>
           </w:p>
         </w:tc>
@@ -5660,26 +6044,32 @@
         <w:tc>
           <w:tcPr>
             <w:tcW w:type="dxa" w:w="4320"/>
-          </w:tcPr>
-          <w:p>
-            <w:r>
-              <w:rPr>
-                <w:sz w:val="20"/>
-              </w:rPr>
-              <w:t>ARR projeté</w:t>
+            <w:shd w:fill="FEF0E4"/>
+          </w:tcPr>
+          <w:p>
+            <w:r>
+              <w:rPr>
+                <w:rFonts w:ascii="Marianne" w:hAnsi="Marianne"/>
+                <w:color w:val="1D1D1B"/>
+                <w:sz w:val="20"/>
+              </w:rPr>
+              <w:t>ARR projete</w:t>
             </w:r>
           </w:p>
         </w:tc>
         <w:tc>
           <w:tcPr>
             <w:tcW w:type="dxa" w:w="4320"/>
-          </w:tcPr>
-          <w:p>
-            <w:r>
-              <w:rPr>
-                <w:sz w:val="20"/>
-              </w:rPr>
-              <w:t>&gt; 70 000 €</w:t>
+            <w:shd w:fill="FEF0E4"/>
+          </w:tcPr>
+          <w:p>
+            <w:r>
+              <w:rPr>
+                <w:rFonts w:ascii="Marianne" w:hAnsi="Marianne"/>
+                <w:color w:val="1D1D1B"/>
+                <w:sz w:val="20"/>
+              </w:rPr>
+              <w:t>&gt; 70 000</w:t>
             </w:r>
           </w:p>
         </w:tc>
@@ -5692,6 +6082,8 @@
           <w:p>
             <w:r>
               <w:rPr>
+                <w:rFonts w:ascii="Marianne" w:hAnsi="Marianne"/>
+                <w:color w:val="1D1D1B"/>
                 <w:sz w:val="20"/>
               </w:rPr>
               <w:t>Croissance vs actuel</w:t>
@@ -5705,6 +6097,8 @@
           <w:p>
             <w:r>
               <w:rPr>
+                <w:rFonts w:ascii="Marianne" w:hAnsi="Marianne"/>
+                <w:color w:val="1D1D1B"/>
                 <w:sz w:val="20"/>
               </w:rPr>
               <w:t>+245%</w:t>
@@ -5714,11 +6108,6 @@
       </w:tr>
     </w:tbl>
     <w:p/>
-    <w:p>
-      <w:r>
-        <w:t>Hypothèse : Oxance ou DocCity signe + conversions normales sur le reste du pipe.</w:t>
-      </w:r>
-    </w:p>
     <w:p>
       <w:r>
         <w:br w:type="page"/>
@@ -5732,17 +6121,16 @@
         <w:t>6. Benchmarks SaaS B2B — Nosho vs Standards</w:t>
       </w:r>
     </w:p>
-    <w:p>
-      <w:r>
-        <w:t>Comparaison des métriques Nosho avec les standards des startups SaaS B2B early-stage :</w:t>
-      </w:r>
-    </w:p>
     <w:tbl>
       <w:tblPr>
-        <w:tblStyle w:val="LightGrid-Accent1"/>
         <w:tblW w:type="auto" w:w="0"/>
         <w:jc w:val="center"/>
         <w:tblLook w:firstColumn="1" w:firstRow="1" w:lastColumn="0" w:lastRow="0" w:noHBand="0" w:noVBand="1" w:val="04A0"/>
+        <w:tblBorders>
+          <w:top w:val="single" w:sz="4" w:space="0" w:color="FC8D42"/>
+          <w:bottom w:val="single" w:sz="4" w:space="0" w:color="FC8D42"/>
+          <w:insideH w:val="single" w:sz="2" w:space="0" w:color="E8E8E5"/>
+        </w:tblBorders>
       </w:tblPr>
       <w:tblGrid>
         <w:gridCol w:w="2160"/>
@@ -5754,11 +6142,14 @@
         <w:tc>
           <w:tcPr>
             <w:tcW w:type="dxa" w:w="2160"/>
-          </w:tcPr>
-          <w:p>
-            <w:r>
-              <w:rPr>
+            <w:shd w:fill="FC8D42"/>
+          </w:tcPr>
+          <w:p>
+            <w:r>
+              <w:rPr>
+                <w:rFonts w:ascii="Marianne" w:hAnsi="Marianne"/>
                 <w:b/>
+                <w:color w:val="FFFFFF"/>
                 <w:sz w:val="20"/>
               </w:rPr>
               <w:t>Jalon</w:t>
@@ -5768,11 +6159,14 @@
         <w:tc>
           <w:tcPr>
             <w:tcW w:type="dxa" w:w="2160"/>
-          </w:tcPr>
-          <w:p>
-            <w:r>
-              <w:rPr>
+            <w:shd w:fill="FC8D42"/>
+          </w:tcPr>
+          <w:p>
+            <w:r>
+              <w:rPr>
+                <w:rFonts w:ascii="Marianne" w:hAnsi="Marianne"/>
                 <w:b/>
+                <w:color w:val="FFFFFF"/>
                 <w:sz w:val="20"/>
               </w:rPr>
               <w:t>Standard SaaS B2B</w:t>
@@ -5782,11 +6176,14 @@
         <w:tc>
           <w:tcPr>
             <w:tcW w:type="dxa" w:w="2160"/>
-          </w:tcPr>
-          <w:p>
-            <w:r>
-              <w:rPr>
+            <w:shd w:fill="FC8D42"/>
+          </w:tcPr>
+          <w:p>
+            <w:r>
+              <w:rPr>
+                <w:rFonts w:ascii="Marianne" w:hAnsi="Marianne"/>
                 <w:b/>
+                <w:color w:val="FFFFFF"/>
                 <w:sz w:val="20"/>
               </w:rPr>
               <w:t>Nosho</w:t>
@@ -5796,14 +6193,17 @@
         <w:tc>
           <w:tcPr>
             <w:tcW w:type="dxa" w:w="2160"/>
-          </w:tcPr>
-          <w:p>
-            <w:r>
-              <w:rPr>
+            <w:shd w:fill="FC8D42"/>
+          </w:tcPr>
+          <w:p>
+            <w:r>
+              <w:rPr>
+                <w:rFonts w:ascii="Marianne" w:hAnsi="Marianne"/>
                 <w:b/>
-                <w:sz w:val="20"/>
-              </w:rPr>
-              <w:t>Évaluation</w:t>
+                <w:color w:val="FFFFFF"/>
+                <w:sz w:val="20"/>
+              </w:rPr>
+              <w:t>Evaluation</w:t>
             </w:r>
           </w:p>
         </w:tc>
@@ -5812,10 +6212,13 @@
         <w:tc>
           <w:tcPr>
             <w:tcW w:type="dxa" w:w="2160"/>
-          </w:tcPr>
-          <w:p>
-            <w:r>
-              <w:rPr>
+            <w:shd w:fill="FEF0E4"/>
+          </w:tcPr>
+          <w:p>
+            <w:r>
+              <w:rPr>
+                <w:rFonts w:ascii="Marianne" w:hAnsi="Marianne"/>
+                <w:color w:val="1D1D1B"/>
                 <w:sz w:val="20"/>
               </w:rPr>
               <w:t>Product-Market Fit</w:t>
@@ -5825,10 +6228,13 @@
         <w:tc>
           <w:tcPr>
             <w:tcW w:type="dxa" w:w="2160"/>
-          </w:tcPr>
-          <w:p>
-            <w:r>
-              <w:rPr>
+            <w:shd w:fill="FEF0E4"/>
+          </w:tcPr>
+          <w:p>
+            <w:r>
+              <w:rPr>
+                <w:rFonts w:ascii="Marianne" w:hAnsi="Marianne"/>
+                <w:color w:val="1D1D1B"/>
                 <w:sz w:val="20"/>
               </w:rPr>
               <w:t>&lt; 6 mois</w:t>
@@ -5838,10 +6244,13 @@
         <w:tc>
           <w:tcPr>
             <w:tcW w:type="dxa" w:w="2160"/>
-          </w:tcPr>
-          <w:p>
-            <w:r>
-              <w:rPr>
+            <w:shd w:fill="FEF0E4"/>
+          </w:tcPr>
+          <w:p>
+            <w:r>
+              <w:rPr>
+                <w:rFonts w:ascii="Marianne" w:hAnsi="Marianne"/>
+                <w:color w:val="1D1D1B"/>
                 <w:sz w:val="20"/>
               </w:rPr>
               <w:t>Mois 1 (19 clients)</w:t>
@@ -5851,10 +6260,13 @@
         <w:tc>
           <w:tcPr>
             <w:tcW w:type="dxa" w:w="2160"/>
-          </w:tcPr>
-          <w:p>
-            <w:r>
-              <w:rPr>
+            <w:shd w:fill="FEF0E4"/>
+          </w:tcPr>
+          <w:p>
+            <w:r>
+              <w:rPr>
+                <w:rFonts w:ascii="Marianne" w:hAnsi="Marianne"/>
+                <w:color w:val="1D1D1B"/>
                 <w:sz w:val="20"/>
               </w:rPr>
               <w:t>Excellent</w:t>
@@ -5870,9 +6282,11 @@
           <w:p>
             <w:r>
               <w:rPr>
-                <w:sz w:val="20"/>
-              </w:rPr>
-              <w:t>MRR à 6 mois</w:t>
+                <w:rFonts w:ascii="Marianne" w:hAnsi="Marianne"/>
+                <w:color w:val="1D1D1B"/>
+                <w:sz w:val="20"/>
+              </w:rPr>
+              <w:t>MRR a 6 mois</w:t>
             </w:r>
           </w:p>
         </w:tc>
@@ -5883,9 +6297,11 @@
           <w:p>
             <w:r>
               <w:rPr>
-                <w:sz w:val="20"/>
-              </w:rPr>
-              <w:t>1 000 - 5 000 €</w:t>
+                <w:rFonts w:ascii="Marianne" w:hAnsi="Marianne"/>
+                <w:color w:val="1D1D1B"/>
+                <w:sz w:val="20"/>
+              </w:rPr>
+              <w:t>1-5k EUR</w:t>
             </w:r>
           </w:p>
         </w:tc>
@@ -5896,9 +6312,11 @@
           <w:p>
             <w:r>
               <w:rPr>
-                <w:sz w:val="20"/>
-              </w:rPr>
-              <w:t>2 028 €</w:t>
+                <w:rFonts w:ascii="Marianne" w:hAnsi="Marianne"/>
+                <w:color w:val="1D1D1B"/>
+                <w:sz w:val="20"/>
+              </w:rPr>
+              <w:t>2 028 EUR</w:t>
             </w:r>
           </w:p>
         </w:tc>
@@ -5909,6 +6327,8 @@
           <w:p>
             <w:r>
               <w:rPr>
+                <w:rFonts w:ascii="Marianne" w:hAnsi="Marianne"/>
+                <w:color w:val="1D1D1B"/>
                 <w:sz w:val="20"/>
               </w:rPr>
               <w:t>Dans la norme</w:t>
@@ -5920,10 +6340,13 @@
         <w:tc>
           <w:tcPr>
             <w:tcW w:type="dxa" w:w="2160"/>
-          </w:tcPr>
-          <w:p>
-            <w:r>
-              <w:rPr>
+            <w:shd w:fill="FEF0E4"/>
+          </w:tcPr>
+          <w:p>
+            <w:r>
+              <w:rPr>
+                <w:rFonts w:ascii="Marianne" w:hAnsi="Marianne"/>
+                <w:color w:val="1D1D1B"/>
                 <w:sz w:val="20"/>
               </w:rPr>
               <w:t>Croissance MoM</w:t>
@@ -5933,10 +6356,13 @@
         <w:tc>
           <w:tcPr>
             <w:tcW w:type="dxa" w:w="2160"/>
-          </w:tcPr>
-          <w:p>
-            <w:r>
-              <w:rPr>
+            <w:shd w:fill="FEF0E4"/>
+          </w:tcPr>
+          <w:p>
+            <w:r>
+              <w:rPr>
+                <w:rFonts w:ascii="Marianne" w:hAnsi="Marianne"/>
+                <w:color w:val="1D1D1B"/>
                 <w:sz w:val="20"/>
               </w:rPr>
               <w:t>10-20%</w:t>
@@ -5946,10 +6372,13 @@
         <w:tc>
           <w:tcPr>
             <w:tcW w:type="dxa" w:w="2160"/>
-          </w:tcPr>
-          <w:p>
-            <w:r>
-              <w:rPr>
+            <w:shd w:fill="FEF0E4"/>
+          </w:tcPr>
+          <w:p>
+            <w:r>
+              <w:rPr>
+                <w:rFonts w:ascii="Marianne" w:hAnsi="Marianne"/>
+                <w:color w:val="1D1D1B"/>
                 <w:sz w:val="20"/>
               </w:rPr>
               <w:t>~12-15%</w:t>
@@ -5959,10 +6388,13 @@
         <w:tc>
           <w:tcPr>
             <w:tcW w:type="dxa" w:w="2160"/>
-          </w:tcPr>
-          <w:p>
-            <w:r>
-              <w:rPr>
+            <w:shd w:fill="FEF0E4"/>
+          </w:tcPr>
+          <w:p>
+            <w:r>
+              <w:rPr>
+                <w:rFonts w:ascii="Marianne" w:hAnsi="Marianne"/>
+                <w:color w:val="1D1D1B"/>
                 <w:sz w:val="20"/>
               </w:rPr>
               <w:t>Correct</w:t>
@@ -5978,6 +6410,8 @@
           <w:p>
             <w:r>
               <w:rPr>
+                <w:rFonts w:ascii="Marianne" w:hAnsi="Marianne"/>
+                <w:color w:val="1D1D1B"/>
                 <w:sz w:val="20"/>
               </w:rPr>
               <w:t>Churn mensuel</w:t>
@@ -5991,6 +6425,8 @@
           <w:p>
             <w:r>
               <w:rPr>
+                <w:rFonts w:ascii="Marianne" w:hAnsi="Marianne"/>
+                <w:color w:val="1D1D1B"/>
                 <w:sz w:val="20"/>
               </w:rPr>
               <w:t>&lt; 5%</w:t>
@@ -6004,9 +6440,11 @@
           <w:p>
             <w:r>
               <w:rPr>
-                <w:sz w:val="20"/>
-              </w:rPr>
-              <w:t>~0% (apparent)</w:t>
+                <w:rFonts w:ascii="Marianne" w:hAnsi="Marianne"/>
+                <w:color w:val="1D1D1B"/>
+                <w:sz w:val="20"/>
+              </w:rPr>
+              <w:t>~0%</w:t>
             </w:r>
           </w:p>
         </w:tc>
@@ -6017,9 +6455,11 @@
           <w:p>
             <w:r>
               <w:rPr>
-                <w:sz w:val="20"/>
-              </w:rPr>
-              <w:t>Très bien</w:t>
+                <w:rFonts w:ascii="Marianne" w:hAnsi="Marianne"/>
+                <w:color w:val="1D1D1B"/>
+                <w:sz w:val="20"/>
+              </w:rPr>
+              <w:t>Tres bien</w:t>
             </w:r>
           </w:p>
         </w:tc>
@@ -6028,10 +6468,13 @@
         <w:tc>
           <w:tcPr>
             <w:tcW w:type="dxa" w:w="2160"/>
-          </w:tcPr>
-          <w:p>
-            <w:r>
-              <w:rPr>
+            <w:shd w:fill="FEF0E4"/>
+          </w:tcPr>
+          <w:p>
+            <w:r>
+              <w:rPr>
+                <w:rFonts w:ascii="Marianne" w:hAnsi="Marianne"/>
+                <w:color w:val="1D1D1B"/>
                 <w:sz w:val="20"/>
               </w:rPr>
               <w:t>Net Revenue Retention</w:t>
@@ -6041,10 +6484,13 @@
         <w:tc>
           <w:tcPr>
             <w:tcW w:type="dxa" w:w="2160"/>
-          </w:tcPr>
-          <w:p>
-            <w:r>
-              <w:rPr>
+            <w:shd w:fill="FEF0E4"/>
+          </w:tcPr>
+          <w:p>
+            <w:r>
+              <w:rPr>
+                <w:rFonts w:ascii="Marianne" w:hAnsi="Marianne"/>
+                <w:color w:val="1D1D1B"/>
                 <w:sz w:val="20"/>
               </w:rPr>
               <w:t>&gt; 100%</w:t>
@@ -6054,10 +6500,13 @@
         <w:tc>
           <w:tcPr>
             <w:tcW w:type="dxa" w:w="2160"/>
-          </w:tcPr>
-          <w:p>
-            <w:r>
-              <w:rPr>
+            <w:shd w:fill="FEF0E4"/>
+          </w:tcPr>
+          <w:p>
+            <w:r>
+              <w:rPr>
+                <w:rFonts w:ascii="Marianne" w:hAnsi="Marianne"/>
+                <w:color w:val="1D1D1B"/>
                 <w:sz w:val="20"/>
               </w:rPr>
               <w:t>&gt; 100% (usage)</w:t>
@@ -6067,13 +6516,16 @@
         <w:tc>
           <w:tcPr>
             <w:tcW w:type="dxa" w:w="2160"/>
-          </w:tcPr>
-          <w:p>
-            <w:r>
-              <w:rPr>
-                <w:sz w:val="20"/>
-              </w:rPr>
-              <w:t>Très bien</w:t>
+            <w:shd w:fill="FEF0E4"/>
+          </w:tcPr>
+          <w:p>
+            <w:r>
+              <w:rPr>
+                <w:rFonts w:ascii="Marianne" w:hAnsi="Marianne"/>
+                <w:color w:val="1D1D1B"/>
+                <w:sz w:val="20"/>
+              </w:rPr>
+              <w:t>Tres bien</w:t>
             </w:r>
           </w:p>
         </w:tc>
@@ -6086,6 +6538,8 @@
           <w:p>
             <w:r>
               <w:rPr>
+                <w:rFonts w:ascii="Marianne" w:hAnsi="Marianne"/>
+                <w:color w:val="1D1D1B"/>
                 <w:sz w:val="20"/>
               </w:rPr>
               <w:t>Pipe/MRR ratio</w:t>
@@ -6099,6 +6553,8 @@
           <w:p>
             <w:r>
               <w:rPr>
+                <w:rFonts w:ascii="Marianne" w:hAnsi="Marianne"/>
+                <w:color w:val="1D1D1B"/>
                 <w:sz w:val="20"/>
               </w:rPr>
               <w:t>2-4x</w:t>
@@ -6112,6 +6568,8 @@
           <w:p>
             <w:r>
               <w:rPr>
+                <w:rFonts w:ascii="Marianne" w:hAnsi="Marianne"/>
+                <w:color w:val="1D1D1B"/>
                 <w:sz w:val="20"/>
               </w:rPr>
               <w:t>2,5x</w:t>
@@ -6125,6 +6583,8 @@
           <w:p>
             <w:r>
               <w:rPr>
+                <w:rFonts w:ascii="Marianne" w:hAnsi="Marianne"/>
+                <w:color w:val="1D1D1B"/>
                 <w:sz w:val="20"/>
               </w:rPr>
               <w:t>Sain</w:t>
@@ -6136,10 +6596,13 @@
         <w:tc>
           <w:tcPr>
             <w:tcW w:type="dxa" w:w="2160"/>
-          </w:tcPr>
-          <w:p>
-            <w:r>
-              <w:rPr>
+            <w:shd w:fill="FEF0E4"/>
+          </w:tcPr>
+          <w:p>
+            <w:r>
+              <w:rPr>
+                <w:rFonts w:ascii="Marianne" w:hAnsi="Marianne"/>
+                <w:color w:val="1D1D1B"/>
                 <w:sz w:val="20"/>
               </w:rPr>
               <w:t>Win rate</w:t>
@@ -6149,10 +6612,13 @@
         <w:tc>
           <w:tcPr>
             <w:tcW w:type="dxa" w:w="2160"/>
-          </w:tcPr>
-          <w:p>
-            <w:r>
-              <w:rPr>
+            <w:shd w:fill="FEF0E4"/>
+          </w:tcPr>
+          <w:p>
+            <w:r>
+              <w:rPr>
+                <w:rFonts w:ascii="Marianne" w:hAnsi="Marianne"/>
+                <w:color w:val="1D1D1B"/>
                 <w:sz w:val="20"/>
               </w:rPr>
               <w:t>20-40%</w:t>
@@ -6162,10 +6628,13 @@
         <w:tc>
           <w:tcPr>
             <w:tcW w:type="dxa" w:w="2160"/>
-          </w:tcPr>
-          <w:p>
-            <w:r>
-              <w:rPr>
+            <w:shd w:fill="FEF0E4"/>
+          </w:tcPr>
+          <w:p>
+            <w:r>
+              <w:rPr>
+                <w:rFonts w:ascii="Marianne" w:hAnsi="Marianne"/>
+                <w:color w:val="1D1D1B"/>
                 <w:sz w:val="20"/>
               </w:rPr>
               <w:t>37,8%</w:t>
@@ -6175,10 +6644,13 @@
         <w:tc>
           <w:tcPr>
             <w:tcW w:type="dxa" w:w="2160"/>
-          </w:tcPr>
-          <w:p>
-            <w:r>
-              <w:rPr>
+            <w:shd w:fill="FEF0E4"/>
+          </w:tcPr>
+          <w:p>
+            <w:r>
+              <w:rPr>
+                <w:rFonts w:ascii="Marianne" w:hAnsi="Marianne"/>
+                <w:color w:val="1D1D1B"/>
                 <w:sz w:val="20"/>
               </w:rPr>
               <w:t>Correct</w:t>
@@ -6194,6 +6666,8 @@
           <w:p>
             <w:r>
               <w:rPr>
+                <w:rFonts w:ascii="Marianne" w:hAnsi="Marianne"/>
+                <w:color w:val="1D1D1B"/>
                 <w:sz w:val="20"/>
               </w:rPr>
               <w:t>Time to 10k MRR</w:t>
@@ -6207,6 +6681,8 @@
           <w:p>
             <w:r>
               <w:rPr>
+                <w:rFonts w:ascii="Marianne" w:hAnsi="Marianne"/>
+                <w:color w:val="1D1D1B"/>
                 <w:sz w:val="20"/>
               </w:rPr>
               <w:t>12-18 mois</w:t>
@@ -6220,9 +6696,11 @@
           <w:p>
             <w:r>
               <w:rPr>
-                <w:sz w:val="20"/>
-              </w:rPr>
-              <w:t>Proj. 12-18m (avec pipe)</w:t>
+                <w:rFonts w:ascii="Marianne" w:hAnsi="Marianne"/>
+                <w:color w:val="1D1D1B"/>
+                <w:sz w:val="20"/>
+              </w:rPr>
+              <w:t>Proj. 12-18m</w:t>
             </w:r>
           </w:p>
         </w:tc>
@@ -6233,6 +6711,8 @@
           <w:p>
             <w:r>
               <w:rPr>
+                <w:rFonts w:ascii="Marianne" w:hAnsi="Marianne"/>
+                <w:color w:val="1D1D1B"/>
                 <w:sz w:val="20"/>
               </w:rPr>
               <w:t>En bonne voie</w:t>
@@ -6260,55 +6740,79 @@
         <w:pStyle w:val="Heading2"/>
       </w:pPr>
       <w:r>
-        <w:t>Risques identifiés</w:t>
+        <w:t>Risques identifies</w:t>
       </w:r>
     </w:p>
     <w:p>
       <w:r>
         <w:rPr>
+          <w:rFonts w:ascii="Century Gothic" w:hAnsi="Century Gothic"/>
           <w:b/>
-          <w:color w:val="CC3333"/>
+          <w:color w:val="E04B4B"/>
+          <w:sz w:val="22"/>
         </w:rPr>
         <w:t xml:space="preserve">Concentration du pipeline : </w:t>
       </w:r>
       <w:r>
-        <w:t>Oxance (2 500€) + DocCity (1 764€) = 45% de la valeur du pipe actif. Si ces deux deals sont perdus, la valeur du pipeline retombe significativement.</w:t>
+        <w:rPr>
+          <w:rFonts w:ascii="Marianne" w:hAnsi="Marianne"/>
+          <w:sz w:val="22"/>
+        </w:rPr>
+        <w:t>Oxance (2 500 EUR) + DocCity (1 764 EUR) = 45% de la valeur du pipe. Si ces deux deals sont perdus, impact significatif.</w:t>
       </w:r>
     </w:p>
     <w:p>
       <w:r>
         <w:rPr>
+          <w:rFonts w:ascii="Century Gothic" w:hAnsi="Century Gothic"/>
           <w:b/>
-          <w:color w:val="CC3333"/>
+          <w:color w:val="E04B4B"/>
+          <w:sz w:val="22"/>
         </w:rPr>
-        <w:t xml:space="preserve">Capacité commerciale sous tension : </w:t>
+        <w:t xml:space="preserve">Capacite commerciale : </w:t>
       </w:r>
       <w:r>
-        <w:t>96 deals créés, 234 contacts, mais seulement 8 deal notes ce mois et 4 tasks overdue sur 8. Le volume du pipeline dépasse la capacité de suivi actuelle.</w:t>
+        <w:rPr>
+          <w:rFonts w:ascii="Marianne" w:hAnsi="Marianne"/>
+          <w:sz w:val="22"/>
+        </w:rPr>
+        <w:t>96 deals, 234 contacts, mais seulement 8 deal notes ce mois et 4 tasks overdue sur 8. Volume depasse la capacite de suivi.</w:t>
       </w:r>
     </w:p>
     <w:p>
       <w:r>
         <w:rPr>
+          <w:rFonts w:ascii="Century Gothic" w:hAnsi="Century Gothic"/>
           <w:b/>
-          <w:color w:val="CC3333"/>
+          <w:color w:val="E04B4B"/>
+          <w:sz w:val="22"/>
         </w:rPr>
-        <w:t xml:space="preserve">Ralentissement de l'acquisition : </w:t>
+        <w:t xml:space="preserve">Acquisition post-lancement : </w:t>
       </w:r>
       <w:r>
-        <w:t>Après 19 clients au lancement (réseau pré-existant), l'acquisition se stabilise à 3-4 clients/mois. Le funnel inbound semble limité.</w:t>
+        <w:rPr>
+          <w:rFonts w:ascii="Marianne" w:hAnsi="Marianne"/>
+          <w:sz w:val="22"/>
+        </w:rPr>
+        <w:t>3-4 clients/mois apres les 19 du launch. Funnel inbound limite.</w:t>
       </w:r>
     </w:p>
     <w:p>
       <w:r>
         <w:rPr>
+          <w:rFonts w:ascii="Century Gothic" w:hAnsi="Century Gothic"/>
           <w:b/>
-          <w:color w:val="CC3333"/>
+          <w:color w:val="E04B4B"/>
+          <w:sz w:val="22"/>
         </w:rPr>
-        <w:t xml:space="preserve">Contacts majoritairement froids : </w:t>
+        <w:t xml:space="preserve">Contacts froids : </w:t>
       </w:r>
       <w:r>
-        <w:t>68% des 234 contacts CRM sont en statut 'cold'. Seulement 2 contacts 'hot' et 2 'in-contract'. Le réchauffement du funnel est trop lent par rapport au volume de contacts.</w:t>
+        <w:rPr>
+          <w:rFonts w:ascii="Marianne" w:hAnsi="Marianne"/>
+          <w:sz w:val="22"/>
+        </w:rPr>
+        <w:t>68% des 234 contacts sont cold. Seulement 2 hot et 2 in-contract.</w:t>
       </w:r>
     </w:p>
     <w:p>
@@ -6322,61 +6826,91 @@
     <w:p>
       <w:r>
         <w:rPr>
+          <w:rFonts w:ascii="Century Gothic" w:hAnsi="Century Gothic"/>
           <w:b/>
-          <w:color w:val="228822"/>
+          <w:color w:val="2EA04F"/>
+          <w:sz w:val="22"/>
         </w:rPr>
-        <w:t xml:space="preserve">Renforcer la capacité commerciale : </w:t>
+        <w:t xml:space="preserve">Renfort commercial : </w:t>
       </w:r>
       <w:r>
-        <w:t>Recruter un SDR/BDR pour alimenter le funnel avec de nouveaux leads qualifiés et libérer du temps fondateur pour closer les gros comptes institutionnels.</w:t>
+        <w:rPr>
+          <w:rFonts w:ascii="Marianne" w:hAnsi="Marianne"/>
+          <w:sz w:val="22"/>
+        </w:rPr>
+        <w:t>Recruter 1 SDR/BDR pour alimenter le funnel et liberer du temps fondateur pour closer les gros comptes.</w:t>
       </w:r>
     </w:p>
     <w:p>
       <w:r>
         <w:rPr>
+          <w:rFonts w:ascii="Century Gothic" w:hAnsi="Century Gothic"/>
           <w:b/>
-          <w:color w:val="228822"/>
+          <w:color w:val="2EA04F"/>
+          <w:sz w:val="22"/>
         </w:rPr>
-        <w:t xml:space="preserve">Mettre en place du nurturing automatisé : </w:t>
+        <w:t xml:space="preserve">Nurturing automatise : </w:t>
       </w:r>
       <w:r>
-        <w:t>Déployer des séquences email (Lemlist, déjà en usage) pour réchauffer systématiquement les 160 contacts cold. Objectif : doubler le taux de conversion cold → warm.</w:t>
+        <w:rPr>
+          <w:rFonts w:ascii="Marianne" w:hAnsi="Marianne"/>
+          <w:sz w:val="22"/>
+        </w:rPr>
+        <w:t>Sequences email pour rechauffer les 160 contacts cold. Objectif : doubler le taux cold -&gt; warm.</w:t>
       </w:r>
     </w:p>
     <w:p>
       <w:r>
         <w:rPr>
+          <w:rFonts w:ascii="Century Gothic" w:hAnsi="Century Gothic"/>
           <w:b/>
-          <w:color w:val="228822"/>
+          <w:color w:val="2EA04F"/>
+          <w:sz w:val="22"/>
         </w:rPr>
-        <w:t xml:space="preserve">Prioriser les 5 deals à 500€+/mois : </w:t>
+        <w:t xml:space="preserve">Focus gros comptes : </w:t>
       </w:r>
       <w:r>
-        <w:t>Chaque conversion d'un gros compte équivaut à 25-125% du MRR actuel. Ces deals doivent avoir un suivi hebdomadaire dédié avec CR systématique dans le CRM.</w:t>
+        <w:rPr>
+          <w:rFonts w:ascii="Marianne" w:hAnsi="Marianne"/>
+          <w:sz w:val="22"/>
+        </w:rPr>
+        <w:t>Prioriser les 5 deals a 500 EUR+. Chaque conversion = +25-125% du MRR actuel.</w:t>
       </w:r>
     </w:p>
     <w:p>
       <w:r>
         <w:rPr>
+          <w:rFonts w:ascii="Century Gothic" w:hAnsi="Century Gothic"/>
           <w:b/>
-          <w:color w:val="228822"/>
+          <w:color w:val="2EA04F"/>
+          <w:sz w:val="22"/>
         </w:rPr>
-        <w:t xml:space="preserve">Accélérer le cycle trial → conversion : </w:t>
+        <w:t xml:space="preserve">Accelerer les trials : </w:t>
       </w:r>
       <w:r>
-        <w:t>5 trials en cours représentent 1 208€ de MRR potentiel avec 80% de probabilité. Réduire le cycle d'essai et mettre en place un accompagnement proactif.</w:t>
+        <w:rPr>
+          <w:rFonts w:ascii="Marianne" w:hAnsi="Marianne"/>
+          <w:sz w:val="22"/>
+        </w:rPr>
+        <w:t>5 trials = 1 208 EUR MRR potentiel a 80% de proba. Reduire le cycle et accompagner proactivement.</w:t>
       </w:r>
     </w:p>
     <w:p>
       <w:r>
         <w:rPr>
+          <w:rFonts w:ascii="Century Gothic" w:hAnsi="Century Gothic"/>
           <w:b/>
-          <w:color w:val="228822"/>
+          <w:color w:val="2EA04F"/>
+          <w:sz w:val="22"/>
         </w:rPr>
-        <w:t xml:space="preserve">Diversifier la base client : </w:t>
+        <w:t xml:space="preserve">Diversifier la base : </w:t>
       </w:r>
       <w:r>
-        <w:t>Réduire la dépendance aux top 5 comptes (50% du revenue) en accélérant l'acquisition de comptes mid-market (100-300€/mois).</w:t>
+        <w:rPr>
+          <w:rFonts w:ascii="Marianne" w:hAnsi="Marianne"/>
+          <w:sz w:val="22"/>
+        </w:rPr>
+        <w:t>Reduire la dependance aux top 5 comptes (50% du revenue) en accelerant l'acquisition mid-market.</w:t>
       </w:r>
     </w:p>
     <w:p>
@@ -6393,11 +6927,15 @@
       </w:r>
     </w:p>
     <w:p>
+      <w:pPr>
+        <w:jc w:val="center"/>
+      </w:pPr>
       <w:r>
         <w:rPr>
+          <w:rFonts w:ascii="Century Gothic" w:hAnsi="Century Gothic"/>
           <w:b/>
-          <w:color w:val="228822"/>
-          <w:sz w:val="32"/>
+          <w:color w:val="FC8D42"/>
+          <w:sz w:val="36"/>
         </w:rPr>
         <w:t>Confiant, avec un point d'inflexion imminent.</w:t>
       </w:r>
@@ -6414,34 +6952,55 @@
     <w:p>
       <w:r>
         <w:rPr>
+          <w:rFonts w:ascii="Century Gothic" w:hAnsi="Century Gothic"/>
           <w:b/>
+          <w:color w:val="FC8D42"/>
+          <w:sz w:val="22"/>
         </w:rPr>
-        <w:t xml:space="preserve">Modèle hybride validé : </w:t>
+        <w:t xml:space="preserve">Modele hybride valide : </w:t>
       </w:r>
       <w:r>
-        <w:t>61% abo + 39% usage crée un NRR &gt; 100% naturel. Le Labo du Sourire a généré 27x son plan mensuel en revenue cumulé.</w:t>
+        <w:rPr>
+          <w:rFonts w:ascii="Marianne" w:hAnsi="Marianne"/>
+          <w:sz w:val="22"/>
+        </w:rPr>
+        <w:t>NRR &gt; 100% naturel. Le Labo du Sourire a genere 27x son plan mensuel en revenue cumule.</w:t>
       </w:r>
     </w:p>
     <w:p>
       <w:r>
         <w:rPr>
+          <w:rFonts w:ascii="Century Gothic" w:hAnsi="Century Gothic"/>
           <w:b/>
+          <w:color w:val="FC8D42"/>
+          <w:sz w:val="22"/>
         </w:rPr>
-        <w:t xml:space="preserve">Shift upmarket confirmé : </w:t>
+        <w:t xml:space="preserve">Shift upmarket confirme : </w:t>
       </w:r>
       <w:r>
-        <w:t>L'ARPU du pipeline (191€) est 7,7x celui des deals gagnés (25€). Nosho passe des cabinets solo aux hôpitaux et groupements.</w:t>
+        <w:rPr>
+          <w:rFonts w:ascii="Marianne" w:hAnsi="Marianne"/>
+          <w:sz w:val="22"/>
+        </w:rPr>
+        <w:t>ARPU pipe (191 EUR) = 7,7x ARPU won (25 EUR). Des hopitaux et groupements dans le funnel.</w:t>
       </w:r>
     </w:p>
     <w:p>
       <w:r>
         <w:rPr>
+          <w:rFonts w:ascii="Century Gothic" w:hAnsi="Century Gothic"/>
           <w:b/>
+          <w:color w:val="FC8D42"/>
+          <w:sz w:val="22"/>
         </w:rPr>
         <w:t xml:space="preserve">Pipeline solide : </w:t>
       </w:r>
       <w:r>
-        <w:t>5 000€ de MRR pondéré en pipe = 2,5x le MRR actuel. Le doublement du MRR d'ici fin Q2 est un scénario réaliste.</w:t>
+        <w:rPr>
+          <w:rFonts w:ascii="Marianne" w:hAnsi="Marianne"/>
+          <w:sz w:val="22"/>
+        </w:rPr>
+        <w:t>5 000 EUR MRR pondere = 2,5x le MRR. Doublement realiste d'ici fin Q2.</w:t>
       </w:r>
     </w:p>
     <w:p>
@@ -6454,20 +7013,13 @@
     </w:p>
     <w:p>
       <w:r>
-        <w:t>Le facteur limitant n'est ni le produit ni le marché — c'est la capacité commerciale. Le pipeline est riche (9 570€ brut, 50 deals), l'activité CRM montre un suivi réel mais tendu (8 notes ce mois, 4 tasks overdue). Un renfort commercial ou un investissement outbound/marketing serait le meilleur accélérateur à ce stade.</w:t>
+        <w:t>Le facteur limitant n'est ni le produit ni le marche — c'est la capacite commerciale. Le pipeline est riche (9 570 EUR brut, 50 deals), l'activite CRM montre un suivi reel mais tendu. Un renfort commercial ou un investissement outbound serait le meilleur accelerateur a ce stade.</w:t>
       </w:r>
     </w:p>
-    <w:p>
-      <w:pPr>
-        <w:pStyle w:val="Heading2"/>
-      </w:pPr>
-      <w:r>
-        <w:t>Trajectoire</w:t>
-      </w:r>
-    </w:p>
+    <w:p/>
     <w:p>
       <w:r>
-        <w:t>Nosho est à un moment charnière. Les fondamentaux (0% churn, NRR &gt; 100%, PMF confirmé en mois 1) sont solides et comparables aux meilleurs SaaS B2B vertical santé à ce stade. La trajectoire des 3 prochains mois déterminera si Nosho entre dans une phase de scaling accéléré (scénario médian/optimiste) ou poursuit une croissance organique plus lente (scénario conservateur). Dans tous les cas, la société n'est pas en danger et dispose d'une base solide pour construire.</w:t>
+        <w:t>Trajectoire comparable aux meilleurs SaaS B2B vertical sante a ce stade. Les 3 prochains mois determineront si Nosho entre dans une phase de scaling accelere.</w:t>
       </w:r>
     </w:p>
     <w:p/>
@@ -6477,10 +7029,11 @@
       </w:pPr>
       <w:r>
         <w:rPr>
-          <w:color w:val="99AABB"/>
-          <w:sz w:val="18"/>
+          <w:rFonts w:ascii="Century Gothic" w:hAnsi="Century Gothic"/>
+          <w:color w:val="FC8D42"/>
+          <w:sz w:val="20"/>
         </w:rPr>
-        <w:t>—  Nosho — Board Review Mars 2026  —</w:t>
+        <w:t>nosho  —  Board Review Mars 2026</w:t>
       </w:r>
     </w:p>
     <w:sectPr>
@@ -6860,7 +7413,8 @@
       <w:spacing w:after="120" w:line="276" w:lineRule="auto"/>
     </w:pPr>
     <w:rPr>
-      <w:rFonts w:ascii="Calibri" w:hAnsi="Calibri"/>
+      <w:rFonts w:ascii="Marianne" w:hAnsi="Marianne"/>
+      <w:color w:val="1D1D1B"/>
       <w:sz w:val="22"/>
     </w:rPr>
   </w:style>
@@ -6923,10 +7477,10 @@
       <w:outlineLvl w:val="0"/>
     </w:pPr>
     <w:rPr>
-      <w:rFonts w:asciiTheme="majorHAnsi" w:eastAsiaTheme="majorEastAsia" w:hAnsiTheme="majorHAnsi" w:cstheme="majorBidi" w:ascii="Calibri" w:hAnsi="Calibri"/>
+      <w:rFonts w:asciiTheme="majorHAnsi" w:eastAsiaTheme="majorEastAsia" w:hAnsiTheme="majorHAnsi" w:cstheme="majorBidi" w:ascii="Century Gothic" w:hAnsi="Century Gothic"/>
       <w:b/>
       <w:bCs/>
-      <w:color w:val="1A253C"/>
+      <w:color w:val="FC8D42"/>
       <w:sz w:val="44"/>
       <w:szCs w:val="28"/>
     </w:rPr>
@@ -6947,10 +7501,10 @@
       <w:outlineLvl w:val="1"/>
     </w:pPr>
     <w:rPr>
-      <w:rFonts w:asciiTheme="majorHAnsi" w:eastAsiaTheme="majorEastAsia" w:hAnsiTheme="majorHAnsi" w:cstheme="majorBidi" w:ascii="Calibri" w:hAnsi="Calibri"/>
+      <w:rFonts w:asciiTheme="majorHAnsi" w:eastAsiaTheme="majorEastAsia" w:hAnsiTheme="majorHAnsi" w:cstheme="majorBidi" w:ascii="Century Gothic" w:hAnsi="Century Gothic"/>
       <w:b/>
       <w:bCs/>
-      <w:color w:val="1A253C"/>
+      <w:color w:val="1D1D1B"/>
       <w:sz w:val="32"/>
       <w:szCs w:val="26"/>
     </w:rPr>
@@ -6971,10 +7525,10 @@
       <w:outlineLvl w:val="2"/>
     </w:pPr>
     <w:rPr>
-      <w:rFonts w:asciiTheme="majorHAnsi" w:eastAsiaTheme="majorEastAsia" w:hAnsiTheme="majorHAnsi" w:cstheme="majorBidi" w:ascii="Calibri" w:hAnsi="Calibri"/>
+      <w:rFonts w:asciiTheme="majorHAnsi" w:eastAsiaTheme="majorEastAsia" w:hAnsiTheme="majorHAnsi" w:cstheme="majorBidi" w:ascii="Century Gothic" w:hAnsi="Century Gothic"/>
       <w:b/>
       <w:bCs/>
-      <w:color w:val="1A253C"/>
+      <w:color w:val="1D1D1B"/>
       <w:sz w:val="26"/>
     </w:rPr>
   </w:style>
